--- a/01-电源电路/01-线性稳压电路/固定输出三端稳压电路/固定输出三端稳压电路.docx
+++ b/01-电源电路/01-线性稳压电路/固定输出三端稳压电路/固定输出三端稳压电路.docx
@@ -2869,6 +2869,20 @@
     </w:p>
     <w:bookmarkEnd w:id="26"/>
     <w:bookmarkEnd w:id="27"/>
+    <w:p>
+      <w:pPr>
+        <w:spacing w:before="360"/>
+        <w:jc w:val="center"/>
+      </w:pPr>
+      <w:r>
+        <w:rPr>
+          <w:rFonts w:ascii="Times New Roman" w:hAnsi="Times New Roman"/>
+          <w:color w:val="555555"/>
+          <w:sz w:val="21"/>
+        </w:rPr>
+        <w:t>材料收集者：杜文杰</w:t>
+      </w:r>
+    </w:p>
     <w:sectPr>
       <w:headerReference r:id="rId9" w:type="default"/>
       <w:footerReference r:id="rId10" w:type="default"/>

--- a/01-电源电路/01-线性稳压电路/固定输出三端稳压电路/固定输出三端稳压电路.docx
+++ b/01-电源电路/01-线性稳压电路/固定输出三端稳压电路/固定输出三端稳压电路.docx
@@ -1,6 +1,6 @@
 
 <file path=word/document.xml><?xml version="1.0" encoding="utf-8"?>
-<w:document xmlns:w="http://schemas.openxmlformats.org/wordprocessingml/2006/main" xmlns:m="http://schemas.openxmlformats.org/officeDocument/2006/math" xmlns:r="http://schemas.openxmlformats.org/officeDocument/2006/relationships" xmlns:o="urn:schemas-microsoft-com:office:office" xmlns:v="urn:schemas-microsoft-com:vml" xmlns:w10="urn:schemas-microsoft-com:office:word" xmlns:a="http://schemas.openxmlformats.org/drawingml/2006/main" xmlns:pic="http://schemas.openxmlformats.org/drawingml/2006/picture" xmlns:wp="http://schemas.openxmlformats.org/drawingml/2006/wordprocessingDrawing">
+<w:document xmlns:m="http://schemas.openxmlformats.org/officeDocument/2006/math" xmlns:r="http://schemas.openxmlformats.org/officeDocument/2006/relationships" xmlns:w="http://schemas.openxmlformats.org/wordprocessingml/2006/main" xmlns:o="urn:schemas-microsoft-com:office:office" xmlns:v="urn:schemas-microsoft-com:vml" xmlns:w10="urn:schemas-microsoft-com:office:word" xmlns:a="http://schemas.openxmlformats.org/drawingml/2006/main" xmlns:pic="http://schemas.openxmlformats.org/drawingml/2006/picture" xmlns:wp="http://schemas.openxmlformats.org/drawingml/2006/wordprocessingDrawing">
   <w:body>
     <w:bookmarkStart w:id="27" w:name="固定输出三端稳压电路"/>
     <w:p>
@@ -9,7 +9,7 @@
       </w:pPr>
       <w:r>
         <w:rPr>
-          <w:rFonts w:hint="eastAsia"/>
+          <w:rFonts w:hint="eastAsia" w:eastAsia="黑体"/>
         </w:rPr>
         <w:t xml:space="preserve">固定输出三端稳压电路</w:t>
       </w:r>
@@ -21,7 +21,7 @@
       </w:pPr>
       <w:r>
         <w:rPr>
-          <w:rFonts w:hint="eastAsia"/>
+          <w:rFonts w:hint="eastAsia" w:eastAsia="黑体"/>
         </w:rPr>
         <w:t xml:space="preserve">拓扑描述</w:t>
       </w:r>
@@ -32,16 +32,19 @@
       </w:pPr>
       <w:r>
         <w:rPr>
-          <w:rFonts w:hint="eastAsia"/>
+          <w:rFonts w:hint="eastAsia" w:eastAsia="黑体"/>
         </w:rPr>
         <w:t xml:space="preserve">由</w:t>
       </w:r>
       <w:r>
+        <w:rPr>
+          <w:rFonts w:eastAsia="黑体"/>
+        </w:rPr>
         <w:t xml:space="preserve"> </w:t>
       </w:r>
       <w:r>
         <w:rPr>
-          <w:rFonts w:hint="eastAsia"/>
+          <w:rFonts w:hint="eastAsia" w:eastAsia="黑体"/>
           <w:b/>
           <w:bCs/>
         </w:rPr>
@@ -49,6 +52,7 @@
       </w:r>
       <w:r>
         <w:rPr>
+          <w:rFonts w:eastAsia="黑体"/>
           <w:b/>
           <w:bCs/>
         </w:rPr>
@@ -70,49 +74,61 @@
       </m:oMath>
       <w:r>
         <w:rPr>
-          <w:rFonts w:hint="eastAsia"/>
+          <w:rFonts w:hint="eastAsia" w:eastAsia="黑体"/>
         </w:rPr>
         <w:t xml:space="preserve">（如</w:t>
       </w:r>
       <w:r>
+        <w:rPr>
+          <w:rFonts w:eastAsia="黑体"/>
+        </w:rPr>
         <w:t xml:space="preserve"> 78xx </w:t>
       </w:r>
       <w:r>
         <w:rPr>
-          <w:rFonts w:hint="eastAsia"/>
+          <w:rFonts w:hint="eastAsia" w:eastAsia="黑体"/>
         </w:rPr>
         <w:t xml:space="preserve">系列，含输入脚</w:t>
       </w:r>
       <w:r>
+        <w:rPr>
+          <w:rFonts w:eastAsia="黑体"/>
+        </w:rPr>
         <w:t xml:space="preserve"> </w:t>
       </w:r>
       <w:r>
         <w:rPr>
-          <w:rFonts w:hint="eastAsia"/>
+          <w:rFonts w:hint="eastAsia" w:eastAsia="黑体"/>
         </w:rPr>
         <w:t xml:space="preserve">IN、输出脚</w:t>
       </w:r>
       <w:r>
+        <w:rPr>
+          <w:rFonts w:eastAsia="黑体"/>
+        </w:rPr>
         <w:t xml:space="preserve"> </w:t>
       </w:r>
       <w:r>
         <w:rPr>
-          <w:rFonts w:hint="eastAsia"/>
+          <w:rFonts w:hint="eastAsia" w:eastAsia="黑体"/>
         </w:rPr>
         <w:t xml:space="preserve">OUT、公共脚</w:t>
       </w:r>
       <w:r>
+        <w:rPr>
+          <w:rFonts w:eastAsia="黑体"/>
+        </w:rPr>
         <w:t xml:space="preserve"> </w:t>
       </w:r>
       <w:r>
         <w:rPr>
-          <w:rFonts w:hint="eastAsia"/>
+          <w:rFonts w:hint="eastAsia" w:eastAsia="黑体"/>
         </w:rPr>
         <w:t xml:space="preserve">GND）、</w:t>
       </w:r>
       <w:r>
         <w:rPr>
-          <w:rFonts w:hint="eastAsia"/>
+          <w:rFonts w:hint="eastAsia" w:eastAsia="黑体"/>
           <w:b/>
           <w:bCs/>
         </w:rPr>
@@ -120,6 +136,7 @@
       </w:r>
       <w:r>
         <w:rPr>
+          <w:rFonts w:eastAsia="黑体"/>
           <w:b/>
           <w:bCs/>
         </w:rPr>
@@ -143,20 +160,26 @@
         </m:sSub>
       </m:oMath>
       <w:r>
+        <w:rPr>
+          <w:rFonts w:eastAsia="黑体"/>
+        </w:rPr>
         <w:t xml:space="preserve"> </w:t>
       </w:r>
       <w:r>
         <w:rPr>
-          <w:rFonts w:hint="eastAsia"/>
+          <w:rFonts w:hint="eastAsia" w:eastAsia="黑体"/>
         </w:rPr>
         <w:t xml:space="preserve">与</w:t>
       </w:r>
       <w:r>
+        <w:rPr>
+          <w:rFonts w:eastAsia="黑体"/>
+        </w:rPr>
         <w:t xml:space="preserve"> </w:t>
       </w:r>
       <w:r>
         <w:rPr>
-          <w:rFonts w:hint="eastAsia"/>
+          <w:rFonts w:hint="eastAsia" w:eastAsia="黑体"/>
           <w:b/>
           <w:bCs/>
         </w:rPr>
@@ -164,6 +187,7 @@
       </w:r>
       <w:r>
         <w:rPr>
+          <w:rFonts w:eastAsia="黑体"/>
           <w:b/>
           <w:bCs/>
         </w:rPr>
@@ -190,26 +214,32 @@
         </m:sSub>
       </m:oMath>
       <w:r>
+        <w:rPr>
+          <w:rFonts w:eastAsia="黑体"/>
+        </w:rPr>
         <w:t xml:space="preserve"> </w:t>
       </w:r>
       <w:r>
         <w:rPr>
-          <w:rFonts w:hint="eastAsia"/>
+          <w:rFonts w:hint="eastAsia" w:eastAsia="黑体"/>
         </w:rPr>
         <w:t xml:space="preserve">组成。电路共有</w:t>
       </w:r>
       <w:r>
+        <w:rPr>
+          <w:rFonts w:eastAsia="黑体"/>
+        </w:rPr>
         <w:t xml:space="preserve"> 3 </w:t>
       </w:r>
       <w:r>
         <w:rPr>
-          <w:rFonts w:hint="eastAsia"/>
+          <w:rFonts w:hint="eastAsia" w:eastAsia="黑体"/>
         </w:rPr>
         <w:t xml:space="preserve">个关键节点：</w:t>
       </w:r>
       <w:r>
         <w:rPr>
-          <w:rFonts w:hint="eastAsia"/>
+          <w:rFonts w:hint="eastAsia" w:eastAsia="黑体"/>
           <w:b/>
           <w:bCs/>
         </w:rPr>
@@ -217,6 +247,7 @@
       </w:r>
       <w:r>
         <w:rPr>
+          <w:rFonts w:eastAsia="黑体"/>
           <w:b/>
           <w:bCs/>
         </w:rPr>
@@ -224,7 +255,7 @@
       </w:r>
       <w:r>
         <w:rPr>
-          <w:rFonts w:hint="eastAsia"/>
+          <w:rFonts w:hint="eastAsia" w:eastAsia="黑体"/>
           <w:b/>
           <w:bCs/>
         </w:rPr>
@@ -232,11 +263,14 @@
       </w:r>
       <w:r>
         <w:rPr>
-          <w:rFonts w:hint="eastAsia"/>
+          <w:rFonts w:hint="eastAsia" w:eastAsia="黑体"/>
         </w:rPr>
         <w:t xml:space="preserve">（输入电压</w:t>
       </w:r>
       <w:r>
+        <w:rPr>
+          <w:rFonts w:eastAsia="黑体"/>
+        </w:rPr>
         <w:t xml:space="preserve"> </w:t>
       </w:r>
       <m:oMath>
@@ -257,11 +291,14 @@
         </m:sSub>
       </m:oMath>
       <w:r>
+        <w:rPr>
+          <w:rFonts w:eastAsia="黑体"/>
+        </w:rPr>
         <w:t xml:space="preserve"> </w:t>
       </w:r>
       <w:r>
         <w:rPr>
-          <w:rFonts w:hint="eastAsia"/>
+          <w:rFonts w:hint="eastAsia" w:eastAsia="黑体"/>
         </w:rPr>
         <w:t xml:space="preserve">正端、</w:t>
       </w:r>
@@ -280,15 +317,21 @@
         </m:sSub>
       </m:oMath>
       <w:r>
+        <w:rPr>
+          <w:rFonts w:eastAsia="黑体"/>
+        </w:rPr>
         <w:t xml:space="preserve"> </w:t>
       </w:r>
       <w:r>
         <w:rPr>
-          <w:rFonts w:hint="eastAsia"/>
+          <w:rFonts w:hint="eastAsia" w:eastAsia="黑体"/>
         </w:rPr>
         <w:t xml:space="preserve">的</w:t>
       </w:r>
       <w:r>
+        <w:rPr>
+          <w:rFonts w:eastAsia="黑体"/>
+        </w:rPr>
         <w:t xml:space="preserve"> IN、</w:t>
       </w:r>
       <m:oMath>
@@ -309,17 +352,20 @@
         </m:sSub>
       </m:oMath>
       <w:r>
+        <w:rPr>
+          <w:rFonts w:eastAsia="黑体"/>
+        </w:rPr>
         <w:t xml:space="preserve"> </w:t>
       </w:r>
       <w:r>
         <w:rPr>
-          <w:rFonts w:hint="eastAsia"/>
+          <w:rFonts w:hint="eastAsia" w:eastAsia="黑体"/>
         </w:rPr>
         <w:t xml:space="preserve">一端三者相连）；</w:t>
       </w:r>
       <w:r>
         <w:rPr>
-          <w:rFonts w:hint="eastAsia"/>
+          <w:rFonts w:hint="eastAsia" w:eastAsia="黑体"/>
           <w:b/>
           <w:bCs/>
         </w:rPr>
@@ -327,6 +373,7 @@
       </w:r>
       <w:r>
         <w:rPr>
+          <w:rFonts w:eastAsia="黑体"/>
           <w:b/>
           <w:bCs/>
         </w:rPr>
@@ -334,7 +381,7 @@
       </w:r>
       <w:r>
         <w:rPr>
-          <w:rFonts w:hint="eastAsia"/>
+          <w:rFonts w:hint="eastAsia" w:eastAsia="黑体"/>
           <w:b/>
           <w:bCs/>
         </w:rPr>
@@ -342,7 +389,7 @@
       </w:r>
       <w:r>
         <w:rPr>
-          <w:rFonts w:hint="eastAsia"/>
+          <w:rFonts w:hint="eastAsia" w:eastAsia="黑体"/>
         </w:rPr>
         <w:t xml:space="preserve">（</w:t>
       </w:r>
@@ -361,15 +408,21 @@
         </m:sSub>
       </m:oMath>
       <w:r>
+        <w:rPr>
+          <w:rFonts w:eastAsia="黑体"/>
+        </w:rPr>
         <w:t xml:space="preserve"> </w:t>
       </w:r>
       <w:r>
         <w:rPr>
-          <w:rFonts w:hint="eastAsia"/>
+          <w:rFonts w:hint="eastAsia" w:eastAsia="黑体"/>
         </w:rPr>
         <w:t xml:space="preserve">的</w:t>
       </w:r>
       <w:r>
+        <w:rPr>
+          <w:rFonts w:eastAsia="黑体"/>
+        </w:rPr>
         <w:t xml:space="preserve"> OUT、</w:t>
       </w:r>
       <m:oMath>
@@ -393,15 +446,21 @@
         </m:sSub>
       </m:oMath>
       <w:r>
+        <w:rPr>
+          <w:rFonts w:eastAsia="黑体"/>
+        </w:rPr>
         <w:t xml:space="preserve"> </w:t>
       </w:r>
       <w:r>
         <w:rPr>
-          <w:rFonts w:hint="eastAsia"/>
+          <w:rFonts w:hint="eastAsia" w:eastAsia="黑体"/>
         </w:rPr>
         <w:t xml:space="preserve">一端与输出</w:t>
       </w:r>
       <w:r>
+        <w:rPr>
+          <w:rFonts w:eastAsia="黑体"/>
+        </w:rPr>
         <w:t xml:space="preserve"> </w:t>
       </w:r>
       <m:oMath>
@@ -425,17 +484,20 @@
         </m:sSub>
       </m:oMath>
       <w:r>
+        <w:rPr>
+          <w:rFonts w:eastAsia="黑体"/>
+        </w:rPr>
         <w:t xml:space="preserve"> </w:t>
       </w:r>
       <w:r>
         <w:rPr>
-          <w:rFonts w:hint="eastAsia"/>
+          <w:rFonts w:hint="eastAsia" w:eastAsia="黑体"/>
         </w:rPr>
         <w:t xml:space="preserve">相连）；</w:t>
       </w:r>
       <w:r>
         <w:rPr>
-          <w:rFonts w:hint="eastAsia"/>
+          <w:rFonts w:hint="eastAsia" w:eastAsia="黑体"/>
           <w:b/>
           <w:bCs/>
         </w:rPr>
@@ -443,6 +505,7 @@
       </w:r>
       <w:r>
         <w:rPr>
+          <w:rFonts w:eastAsia="黑体"/>
           <w:b/>
           <w:bCs/>
         </w:rPr>
@@ -450,7 +513,7 @@
       </w:r>
       <w:r>
         <w:rPr>
-          <w:rFonts w:hint="eastAsia"/>
+          <w:rFonts w:hint="eastAsia" w:eastAsia="黑体"/>
           <w:b/>
           <w:bCs/>
         </w:rPr>
@@ -458,6 +521,7 @@
       </w:r>
       <w:r>
         <w:rPr>
+          <w:rFonts w:eastAsia="黑体"/>
           <w:b/>
           <w:bCs/>
         </w:rPr>
@@ -465,7 +529,7 @@
       </w:r>
       <w:r>
         <w:rPr>
-          <w:rFonts w:hint="eastAsia"/>
+          <w:rFonts w:hint="eastAsia" w:eastAsia="黑体"/>
         </w:rPr>
         <w:t xml:space="preserve">（</w:t>
       </w:r>
@@ -487,11 +551,14 @@
         </m:sSub>
       </m:oMath>
       <w:r>
+        <w:rPr>
+          <w:rFonts w:eastAsia="黑体"/>
+        </w:rPr>
         <w:t xml:space="preserve"> </w:t>
       </w:r>
       <w:r>
         <w:rPr>
-          <w:rFonts w:hint="eastAsia"/>
+          <w:rFonts w:hint="eastAsia" w:eastAsia="黑体"/>
         </w:rPr>
         <w:t xml:space="preserve">负端、</w:t>
       </w:r>
@@ -510,15 +577,21 @@
         </m:sSub>
       </m:oMath>
       <w:r>
+        <w:rPr>
+          <w:rFonts w:eastAsia="黑体"/>
+        </w:rPr>
         <w:t xml:space="preserve"> </w:t>
       </w:r>
       <w:r>
         <w:rPr>
-          <w:rFonts w:hint="eastAsia"/>
+          <w:rFonts w:hint="eastAsia" w:eastAsia="黑体"/>
         </w:rPr>
         <w:t xml:space="preserve">的公共脚</w:t>
       </w:r>
       <w:r>
+        <w:rPr>
+          <w:rFonts w:eastAsia="黑体"/>
+        </w:rPr>
         <w:t xml:space="preserve"> GND、</w:t>
       </w:r>
       <m:oMath>
@@ -539,11 +612,14 @@
         </m:sSub>
       </m:oMath>
       <w:r>
+        <w:rPr>
+          <w:rFonts w:eastAsia="黑体"/>
+        </w:rPr>
         <w:t xml:space="preserve"> </w:t>
       </w:r>
       <w:r>
         <w:rPr>
-          <w:rFonts w:hint="eastAsia"/>
+          <w:rFonts w:hint="eastAsia" w:eastAsia="黑体"/>
         </w:rPr>
         <w:t xml:space="preserve">另一端、</w:t>
       </w:r>
@@ -568,11 +644,14 @@
         </m:sSub>
       </m:oMath>
       <w:r>
+        <w:rPr>
+          <w:rFonts w:eastAsia="黑体"/>
+        </w:rPr>
         <w:t xml:space="preserve"> </w:t>
       </w:r>
       <w:r>
         <w:rPr>
-          <w:rFonts w:hint="eastAsia"/>
+          <w:rFonts w:hint="eastAsia" w:eastAsia="黑体"/>
         </w:rPr>
         <w:t xml:space="preserve">另一端四者相连）。</w:t>
       </w:r>
@@ -581,7 +660,7 @@
       <w:pPr/>
       <w:r>
         <w:rPr>
-          <w:rFonts w:hint="eastAsia"/>
+          <w:rFonts w:hint="eastAsia" w:eastAsia="黑体"/>
         </w:rPr>
         <w:t xml:space="preserve">各元件管脚连接：</w:t>
       </w:r>
@@ -600,47 +679,62 @@
         </m:sSub>
       </m:oMath>
       <w:r>
+        <w:rPr>
+          <w:rFonts w:eastAsia="黑体"/>
+        </w:rPr>
         <w:t xml:space="preserve"> </w:t>
       </w:r>
       <w:r>
         <w:rPr>
-          <w:rFonts w:hint="eastAsia"/>
+          <w:rFonts w:hint="eastAsia" w:eastAsia="黑体"/>
         </w:rPr>
         <w:t xml:space="preserve">的</w:t>
       </w:r>
       <w:r>
+        <w:rPr>
+          <w:rFonts w:eastAsia="黑体"/>
+        </w:rPr>
         <w:t xml:space="preserve"> IN </w:t>
       </w:r>
       <w:r>
         <w:rPr>
-          <w:rFonts w:hint="eastAsia"/>
+          <w:rFonts w:hint="eastAsia" w:eastAsia="黑体"/>
         </w:rPr>
         <w:t xml:space="preserve">接输入节点、OUT</w:t>
       </w:r>
       <w:r>
+        <w:rPr>
+          <w:rFonts w:eastAsia="黑体"/>
+        </w:rPr>
         <w:t xml:space="preserve"> </w:t>
       </w:r>
       <w:r>
         <w:rPr>
-          <w:rFonts w:hint="eastAsia"/>
+          <w:rFonts w:hint="eastAsia" w:eastAsia="黑体"/>
         </w:rPr>
         <w:t xml:space="preserve">接输出节点、公共脚</w:t>
       </w:r>
       <w:r>
+        <w:rPr>
+          <w:rFonts w:eastAsia="黑体"/>
+        </w:rPr>
         <w:t xml:space="preserve"> GND </w:t>
       </w:r>
       <w:r>
         <w:rPr>
-          <w:rFonts w:hint="eastAsia"/>
+          <w:rFonts w:hint="eastAsia" w:eastAsia="黑体"/>
         </w:rPr>
         <w:t xml:space="preserve">接地节点</w:t>
       </w:r>
       <w:r>
+        <w:rPr>
+          <w:rFonts w:eastAsia="黑体"/>
+        </w:rPr>
         <w:t xml:space="preserve"> </w:t>
       </w:r>
       <w:r>
         <w:rPr>
-          <w:rFonts w:hint="eastAsia"/>
+          <w:rFonts w:hint="eastAsia" w:eastAsia="黑体"/>
         </w:rPr>
         <w:t xml:space="preserve">GND；</w:t>
       </w:r>
@@ -662,20 +756,26 @@
         </m:sSub>
       </m:oMath>
       <w:r>
+        <w:rPr>
+          <w:rFonts w:eastAsia="黑体"/>
+        </w:rPr>
         <w:t xml:space="preserve"> </w:t>
       </w:r>
       <w:r>
         <w:rPr>
-          <w:rFonts w:hint="eastAsia"/>
+          <w:rFonts w:hint="eastAsia" w:eastAsia="黑体"/>
         </w:rPr>
         <w:t xml:space="preserve">一端接输入节点、另一端接地节点</w:t>
       </w:r>
       <w:r>
+        <w:rPr>
+          <w:rFonts w:eastAsia="黑体"/>
+        </w:rPr>
         <w:t xml:space="preserve"> </w:t>
       </w:r>
       <w:r>
         <w:rPr>
-          <w:rFonts w:hint="eastAsia"/>
+          <w:rFonts w:hint="eastAsia" w:eastAsia="黑体"/>
         </w:rPr>
         <w:t xml:space="preserve">GND；</w:t>
       </w:r>
@@ -700,15 +800,21 @@
         </m:sSub>
       </m:oMath>
       <w:r>
+        <w:rPr>
+          <w:rFonts w:eastAsia="黑体"/>
+        </w:rPr>
         <w:t xml:space="preserve"> </w:t>
       </w:r>
       <w:r>
         <w:rPr>
-          <w:rFonts w:hint="eastAsia"/>
+          <w:rFonts w:hint="eastAsia" w:eastAsia="黑体"/>
         </w:rPr>
         <w:t xml:space="preserve">一端接输出节点、另一端接地节点</w:t>
       </w:r>
       <w:r>
+        <w:rPr>
+          <w:rFonts w:eastAsia="黑体"/>
+        </w:rPr>
         <w:t xml:space="preserve"> GND。</w:t>
       </w:r>
     </w:p>
@@ -716,11 +822,14 @@
       <w:pPr/>
       <w:r>
         <w:rPr>
-          <w:rFonts w:hint="eastAsia"/>
+          <w:rFonts w:hint="eastAsia" w:eastAsia="黑体"/>
         </w:rPr>
         <w:t xml:space="preserve">由此构成”未稳压直流经</w:t>
       </w:r>
       <w:r>
+        <w:rPr>
+          <w:rFonts w:eastAsia="黑体"/>
+        </w:rPr>
         <w:t xml:space="preserve"> </w:t>
       </w:r>
       <m:oMath>
@@ -741,15 +850,21 @@
         </m:sSub>
       </m:oMath>
       <w:r>
+        <w:rPr>
+          <w:rFonts w:eastAsia="黑体"/>
+        </w:rPr>
         <w:t xml:space="preserve"> </w:t>
       </w:r>
       <w:r>
         <w:rPr>
-          <w:rFonts w:hint="eastAsia"/>
+          <w:rFonts w:hint="eastAsia" w:eastAsia="黑体"/>
         </w:rPr>
         <w:t xml:space="preserve">旁路后送入三端稳压器、芯片公共脚接地、输出端由</w:t>
       </w:r>
       <w:r>
+        <w:rPr>
+          <w:rFonts w:eastAsia="黑体"/>
+        </w:rPr>
         <w:t xml:space="preserve"> </w:t>
       </w:r>
       <m:oMath>
@@ -773,20 +888,26 @@
         </m:sSub>
       </m:oMath>
       <w:r>
+        <w:rPr>
+          <w:rFonts w:eastAsia="黑体"/>
+        </w:rPr>
         <w:t xml:space="preserve"> </w:t>
       </w:r>
       <w:r>
         <w:rPr>
-          <w:rFonts w:hint="eastAsia"/>
+          <w:rFonts w:hint="eastAsia" w:eastAsia="黑体"/>
         </w:rPr>
         <w:t xml:space="preserve">旁路”的固定输出集成稳压组态，输出电压恒定在额定值（如</w:t>
       </w:r>
       <w:r>
+        <w:rPr>
+          <w:rFonts w:eastAsia="黑体"/>
+        </w:rPr>
         <w:t xml:space="preserve"> +5 V、+12 </w:t>
       </w:r>
       <w:r>
         <w:rPr>
-          <w:rFonts w:hint="eastAsia"/>
+          <w:rFonts w:hint="eastAsia" w:eastAsia="黑体"/>
         </w:rPr>
         <w:t xml:space="preserve">V）。</w:t>
       </w:r>
@@ -799,7 +920,7 @@
       </w:pPr>
       <w:r>
         <w:rPr>
-          <w:rFonts w:hint="eastAsia"/>
+          <w:rFonts w:hint="eastAsia" w:eastAsia="黑体"/>
         </w:rPr>
         <w:t xml:space="preserve">工作原理</w:t>
       </w:r>
@@ -810,7 +931,7 @@
       </w:pPr>
       <w:r>
         <w:rPr>
-          <w:rFonts w:hint="eastAsia"/>
+          <w:rFonts w:hint="eastAsia" w:eastAsia="黑体"/>
         </w:rPr>
         <w:t xml:space="preserve">内部带隙/齐纳基准与输出电压分压相比，误差放大器控制串联调整管的导通程度，使输出电压稳定在额定值。输入高于输出一定压差时，芯片自动调节调整管压降来抵消输入与负载的波动。</w:t>
       </w:r>
@@ -823,7 +944,7 @@
       </w:pPr>
       <w:r>
         <w:rPr>
-          <w:rFonts w:hint="eastAsia"/>
+          <w:rFonts w:hint="eastAsia" w:eastAsia="黑体"/>
         </w:rPr>
         <w:t xml:space="preserve">关键计算公式</w:t>
       </w:r>
@@ -837,7 +958,7 @@
       </w:pPr>
       <w:r>
         <w:rPr>
-          <w:rFonts w:hint="eastAsia"/>
+          <w:rFonts w:hint="eastAsia" w:eastAsia="黑体"/>
         </w:rPr>
         <w:t xml:space="preserve">输出纹波（近似，取决于电网纹波与输入电容）：</w:t>
       </w:r>
@@ -972,16 +1093,19 @@
       </w:pPr>
       <w:r>
         <w:rPr>
-          <w:rFonts w:hint="eastAsia"/>
+          <w:rFonts w:hint="eastAsia" w:eastAsia="黑体"/>
         </w:rPr>
         <w:t xml:space="preserve">最小输入输出电压差（78xx</w:t>
       </w:r>
       <w:r>
+        <w:rPr>
+          <w:rFonts w:eastAsia="黑体"/>
+        </w:rPr>
         <w:t xml:space="preserve"> </w:t>
       </w:r>
       <w:r>
         <w:rPr>
-          <w:rFonts w:hint="eastAsia"/>
+          <w:rFonts w:hint="eastAsia" w:eastAsia="黑体"/>
         </w:rPr>
         <w:t xml:space="preserve">系列典型值）：</w:t>
       </w:r>
@@ -1118,7 +1242,7 @@
       </w:pPr>
       <w:r>
         <w:rPr>
-          <w:rFonts w:hint="eastAsia"/>
+          <w:rFonts w:hint="eastAsia" w:eastAsia="黑体"/>
         </w:rPr>
         <w:t xml:space="preserve">稳压器功耗：</w:t>
       </w:r>
@@ -1238,7 +1362,7 @@
       </w:pPr>
       <w:r>
         <w:rPr>
-          <w:rFonts w:hint="eastAsia"/>
+          <w:rFonts w:hint="eastAsia" w:eastAsia="黑体"/>
         </w:rPr>
         <w:t xml:space="preserve">输入电压选择（含纹波谷值裕量）：</w:t>
       </w:r>
@@ -1344,25 +1468,31 @@
       </w:pPr>
       <w:r>
         <w:rPr>
-          <w:rFonts w:hint="eastAsia"/>
+          <w:rFonts w:hint="eastAsia" w:eastAsia="黑体"/>
         </w:rPr>
         <w:t xml:space="preserve">负载调整率（数据手册给出，典型</w:t>
       </w:r>
       <w:r>
+        <w:rPr>
+          <w:rFonts w:eastAsia="黑体"/>
+        </w:rPr>
         <w:t xml:space="preserve"> 78xx </w:t>
       </w:r>
       <w:r>
         <w:rPr>
-          <w:rFonts w:hint="eastAsia"/>
+          <w:rFonts w:hint="eastAsia" w:eastAsia="黑体"/>
         </w:rPr>
         <w:t xml:space="preserve">为</w:t>
       </w:r>
       <w:r>
+        <w:rPr>
+          <w:rFonts w:eastAsia="黑体"/>
+        </w:rPr>
         <w:t xml:space="preserve"> </w:t>
       </w:r>
       <w:r>
         <w:rPr>
-          <w:rFonts w:hint="eastAsia"/>
+          <w:rFonts w:hint="eastAsia" w:eastAsia="黑体"/>
         </w:rPr>
         <w:t xml:space="preserve">%/A）：</w:t>
       </w:r>
@@ -1481,7 +1611,7 @@
             </w:pPr>
             <w:r>
               <w:rPr>
-                <w:rFonts w:hint="eastAsia"/>
+                <w:rFonts w:hint="eastAsia" w:eastAsia="黑体"/>
               </w:rPr>
               <w:t xml:space="preserve">符号</w:t>
             </w:r>
@@ -1495,7 +1625,7 @@
             </w:pPr>
             <w:r>
               <w:rPr>
-                <w:rFonts w:hint="eastAsia"/>
+                <w:rFonts w:hint="eastAsia" w:eastAsia="黑体"/>
               </w:rPr>
               <w:t xml:space="preserve">含义</w:t>
             </w:r>
@@ -1509,7 +1639,7 @@
             </w:pPr>
             <w:r>
               <w:rPr>
-                <w:rFonts w:hint="eastAsia"/>
+                <w:rFonts w:hint="eastAsia" w:eastAsia="黑体"/>
               </w:rPr>
               <w:t xml:space="preserve">单位</w:t>
             </w:r>
@@ -1544,6 +1674,9 @@
               </m:sSub>
             </m:oMath>
             <w:r>
+              <w:rPr>
+                <w:rFonts w:eastAsia="黑体"/>
+              </w:rPr>
               <w:t xml:space="preserve">、</w:t>
             </w:r>
             <m:oMath>
@@ -1576,7 +1709,7 @@
             </w:pPr>
             <w:r>
               <w:rPr>
-                <w:rFonts w:hint="eastAsia"/>
+                <w:rFonts w:hint="eastAsia" w:eastAsia="黑体"/>
               </w:rPr>
               <w:t xml:space="preserve">输出电压、输出电流</w:t>
             </w:r>
@@ -1589,6 +1722,9 @@
               <w:pStyle w:val="Compact"/>
             </w:pPr>
             <w:r>
+              <w:rPr>
+                <w:rFonts w:eastAsia="黑体"/>
+              </w:rPr>
               <w:t xml:space="preserve">V、A</w:t>
             </w:r>
           </w:p>
@@ -1619,6 +1755,9 @@
               </m:sSub>
             </m:oMath>
             <w:r>
+              <w:rPr>
+                <w:rFonts w:eastAsia="黑体"/>
+              </w:rPr>
               <w:t xml:space="preserve">​</w:t>
             </w:r>
           </w:p>
@@ -1631,7 +1770,7 @@
             </w:pPr>
             <w:r>
               <w:rPr>
-                <w:rFonts w:hint="eastAsia"/>
+                <w:rFonts w:hint="eastAsia" w:eastAsia="黑体"/>
               </w:rPr>
               <w:t xml:space="preserve">输入电压</w:t>
             </w:r>
@@ -1644,6 +1783,9 @@
               <w:pStyle w:val="Compact"/>
             </w:pPr>
             <w:r>
+              <w:rPr>
+                <w:rFonts w:eastAsia="黑体"/>
+              </w:rPr>
               <w:t xml:space="preserve">V</w:t>
             </w:r>
           </w:p>
@@ -1674,6 +1816,9 @@
               </m:sSub>
             </m:oMath>
             <w:r>
+              <w:rPr>
+                <w:rFonts w:eastAsia="黑体"/>
+              </w:rPr>
               <w:t xml:space="preserve">​</w:t>
             </w:r>
           </w:p>
@@ -1686,7 +1831,7 @@
             </w:pPr>
             <w:r>
               <w:rPr>
-                <w:rFonts w:hint="eastAsia"/>
+                <w:rFonts w:hint="eastAsia" w:eastAsia="黑体"/>
               </w:rPr>
               <w:t xml:space="preserve">输入滤波电容</w:t>
             </w:r>
@@ -1699,6 +1844,9 @@
               <w:pStyle w:val="Compact"/>
             </w:pPr>
             <w:r>
+              <w:rPr>
+                <w:rFonts w:eastAsia="黑体"/>
+              </w:rPr>
               <w:t xml:space="preserve">F</w:t>
             </w:r>
           </w:p>
@@ -1741,6 +1889,9 @@
               </m:sSub>
             </m:oMath>
             <w:r>
+              <w:rPr>
+                <w:rFonts w:eastAsia="黑体"/>
+              </w:rPr>
               <w:t xml:space="preserve">​</w:t>
             </w:r>
           </w:p>
@@ -1753,7 +1904,7 @@
             </w:pPr>
             <w:r>
               <w:rPr>
-                <w:rFonts w:hint="eastAsia"/>
+                <w:rFonts w:hint="eastAsia" w:eastAsia="黑体"/>
               </w:rPr>
               <w:t xml:space="preserve">纹波电压</w:t>
             </w:r>
@@ -1766,6 +1917,9 @@
               <w:pStyle w:val="Compact"/>
             </w:pPr>
             <w:r>
+              <w:rPr>
+                <w:rFonts w:eastAsia="黑体"/>
+              </w:rPr>
               <w:t xml:space="preserve">V</w:t>
             </w:r>
           </w:p>
@@ -1808,6 +1962,9 @@
               </m:sSub>
             </m:oMath>
             <w:r>
+              <w:rPr>
+                <w:rFonts w:eastAsia="黑体"/>
+              </w:rPr>
               <w:t xml:space="preserve">​</w:t>
             </w:r>
           </w:p>
@@ -1820,16 +1977,19 @@
             </w:pPr>
             <w:r>
               <w:rPr>
-                <w:rFonts w:hint="eastAsia"/>
+                <w:rFonts w:hint="eastAsia" w:eastAsia="黑体"/>
               </w:rPr>
               <w:t xml:space="preserve">纹波频率（整流后常为</w:t>
             </w:r>
             <w:r>
+              <w:rPr>
+                <w:rFonts w:eastAsia="黑体"/>
+              </w:rPr>
               <w:t xml:space="preserve"> 100 </w:t>
             </w:r>
             <w:r>
               <w:rPr>
-                <w:rFonts w:hint="eastAsia"/>
+                <w:rFonts w:hint="eastAsia" w:eastAsia="黑体"/>
               </w:rPr>
               <w:t xml:space="preserve">Hz）</w:t>
             </w:r>
@@ -1842,6 +2002,9 @@
               <w:pStyle w:val="Compact"/>
             </w:pPr>
             <w:r>
+              <w:rPr>
+                <w:rFonts w:eastAsia="黑体"/>
+              </w:rPr>
               <w:t xml:space="preserve">Hz</w:t>
             </w:r>
           </w:p>
@@ -1869,6 +2032,9 @@
               </m:sSub>
             </m:oMath>
             <w:r>
+              <w:rPr>
+                <w:rFonts w:eastAsia="黑体"/>
+              </w:rPr>
               <w:t xml:space="preserve">​</w:t>
             </w:r>
           </w:p>
@@ -1881,7 +2047,7 @@
             </w:pPr>
             <w:r>
               <w:rPr>
-                <w:rFonts w:hint="eastAsia"/>
+                <w:rFonts w:hint="eastAsia" w:eastAsia="黑体"/>
               </w:rPr>
               <w:t xml:space="preserve">稳压器功耗</w:t>
             </w:r>
@@ -1894,6 +2060,9 @@
               <w:pStyle w:val="Compact"/>
             </w:pPr>
             <w:r>
+              <w:rPr>
+                <w:rFonts w:eastAsia="黑体"/>
+              </w:rPr>
               <w:t xml:space="preserve">W</w:t>
             </w:r>
           </w:p>
@@ -1908,7 +2077,7 @@
       </w:pPr>
       <w:r>
         <w:rPr>
-          <w:rFonts w:hint="eastAsia"/>
+          <w:rFonts w:hint="eastAsia" w:eastAsia="黑体"/>
         </w:rPr>
         <w:t xml:space="preserve">元件调整影响</w:t>
       </w:r>
@@ -1940,6 +2109,7 @@
       </m:oMath>
       <w:r>
         <w:rPr>
+          <w:rFonts w:eastAsia="黑体"/>
           <w:b/>
           <w:bCs/>
         </w:rPr>
@@ -1947,20 +2117,27 @@
       </w:r>
       <w:r>
         <w:rPr>
+          <w:rFonts w:eastAsia="黑体"/>
           <w:b/>
           <w:bCs/>
         </w:rPr>
         <w:t xml:space="preserve">↑</w:t>
       </w:r>
       <w:r>
+        <w:rPr>
+          <w:rFonts w:eastAsia="黑体"/>
+        </w:rPr>
         <w:t xml:space="preserve"> </w:t>
       </w:r>
       <w:r>
+        <w:rPr>
+          <w:rFonts w:eastAsia="黑体"/>
+        </w:rPr>
         <w:t xml:space="preserve">→ </w:t>
       </w:r>
       <w:r>
         <w:rPr>
-          <w:rFonts w:hint="eastAsia"/>
+          <w:rFonts w:hint="eastAsia" w:eastAsia="黑体"/>
         </w:rPr>
         <w:t xml:space="preserve">输入端纹波减小，但上电冲击电流略有增大。</w:t>
       </w:r>
@@ -1995,6 +2172,7 @@
       </m:oMath>
       <w:r>
         <w:rPr>
+          <w:rFonts w:eastAsia="黑体"/>
           <w:b/>
           <w:bCs/>
         </w:rPr>
@@ -2002,38 +2180,51 @@
       </w:r>
       <w:r>
         <w:rPr>
+          <w:rFonts w:eastAsia="黑体"/>
           <w:b/>
           <w:bCs/>
         </w:rPr>
         <w:t xml:space="preserve">↑</w:t>
       </w:r>
       <w:r>
+        <w:rPr>
+          <w:rFonts w:eastAsia="黑体"/>
+        </w:rPr>
         <w:t xml:space="preserve"> </w:t>
       </w:r>
       <w:r>
+        <w:rPr>
+          <w:rFonts w:eastAsia="黑体"/>
+        </w:rPr>
         <w:t xml:space="preserve">→ </w:t>
       </w:r>
       <w:r>
         <w:rPr>
-          <w:rFonts w:hint="eastAsia"/>
+          <w:rFonts w:hint="eastAsia" w:eastAsia="黑体"/>
         </w:rPr>
         <w:t xml:space="preserve">负载瞬态响应改善，通常</w:t>
       </w:r>
       <w:r>
+        <w:rPr>
+          <w:rFonts w:eastAsia="黑体"/>
+        </w:rPr>
         <w:t xml:space="preserve"> 0.1 μF </w:t>
       </w:r>
       <w:r>
         <w:rPr>
-          <w:rFonts w:hint="eastAsia"/>
+          <w:rFonts w:hint="eastAsia" w:eastAsia="黑体"/>
         </w:rPr>
         <w:t xml:space="preserve">起，过大反而不利（78</w:t>
       </w:r>
       <w:r>
+        <w:rPr>
+          <w:rFonts w:eastAsia="黑体"/>
+        </w:rPr>
         <w:t xml:space="preserve"> </w:t>
       </w:r>
       <w:r>
         <w:rPr>
-          <w:rFonts w:hint="eastAsia"/>
+          <w:rFonts w:hint="eastAsia" w:eastAsia="黑体"/>
         </w:rPr>
         <w:t xml:space="preserve">系列不建议过大）。</w:t>
       </w:r>
@@ -2101,6 +2292,7 @@
       </m:oMath>
       <w:r>
         <w:rPr>
+          <w:rFonts w:eastAsia="黑体"/>
           <w:b/>
           <w:bCs/>
         </w:rPr>
@@ -2108,20 +2300,27 @@
       </w:r>
       <w:r>
         <w:rPr>
+          <w:rFonts w:eastAsia="黑体"/>
           <w:b/>
           <w:bCs/>
         </w:rPr>
         <w:t xml:space="preserve">↑</w:t>
       </w:r>
       <w:r>
+        <w:rPr>
+          <w:rFonts w:eastAsia="黑体"/>
+        </w:rPr>
         <w:t xml:space="preserve"> </w:t>
       </w:r>
       <w:r>
+        <w:rPr>
+          <w:rFonts w:eastAsia="黑体"/>
+        </w:rPr>
         <w:t xml:space="preserve">→ </w:t>
       </w:r>
       <w:r>
         <w:rPr>
-          <w:rFonts w:hint="eastAsia"/>
+          <w:rFonts w:hint="eastAsia" w:eastAsia="黑体"/>
         </w:rPr>
         <w:t xml:space="preserve">稳压裕量足但功耗与发热显著增加。</w:t>
       </w:r>
@@ -2156,6 +2355,7 @@
       </m:oMath>
       <w:r>
         <w:rPr>
+          <w:rFonts w:eastAsia="黑体"/>
           <w:b/>
           <w:bCs/>
         </w:rPr>
@@ -2163,21 +2363,27 @@
       </w:r>
       <w:r>
         <w:rPr>
-          <w:rFonts w:hint="eastAsia"/>
+          <w:rFonts w:hint="eastAsia" w:eastAsia="黑体"/>
           <w:b/>
           <w:bCs/>
         </w:rPr>
         <w:t xml:space="preserve">接近上限</w:t>
       </w:r>
       <w:r>
+        <w:rPr>
+          <w:rFonts w:eastAsia="黑体"/>
+        </w:rPr>
         <w:t xml:space="preserve"> </w:t>
       </w:r>
       <w:r>
+        <w:rPr>
+          <w:rFonts w:eastAsia="黑体"/>
+        </w:rPr>
         <w:t xml:space="preserve">→ </w:t>
       </w:r>
       <w:r>
         <w:rPr>
-          <w:rFonts w:hint="eastAsia"/>
+          <w:rFonts w:hint="eastAsia" w:eastAsia="黑体"/>
         </w:rPr>
         <w:t xml:space="preserve">输出保护动作，纹波与压差要求变严。</w:t>
       </w:r>
@@ -2190,7 +2396,7 @@
       </w:pPr>
       <w:r>
         <w:rPr>
-          <w:rFonts w:hint="eastAsia"/>
+          <w:rFonts w:hint="eastAsia" w:eastAsia="黑体"/>
         </w:rPr>
         <w:t xml:space="preserve">典型参数示例</w:t>
       </w:r>
@@ -2205,20 +2411,26 @@
       </w:pPr>
       <w:r>
         <w:rPr>
-          <w:rFonts w:hint="eastAsia"/>
+          <w:rFonts w:hint="eastAsia" w:eastAsia="黑体"/>
         </w:rPr>
         <w:t xml:space="preserve">用</w:t>
       </w:r>
       <w:r>
+        <w:rPr>
+          <w:rFonts w:eastAsia="黑体"/>
+        </w:rPr>
         <w:t xml:space="preserve"> </w:t>
       </w:r>
       <w:r>
         <w:rPr>
-          <w:rFonts w:hint="eastAsia"/>
+          <w:rFonts w:hint="eastAsia" w:eastAsia="黑体"/>
         </w:rPr>
         <w:t xml:space="preserve">7805，取</w:t>
       </w:r>
       <w:r>
+        <w:rPr>
+          <w:rFonts w:eastAsia="黑体"/>
+        </w:rPr>
         <w:t xml:space="preserve"> </w:t>
       </w:r>
       <m:oMath>
@@ -2258,6 +2470,9 @@
         </m:r>
       </m:oMath>
       <w:r>
+        <w:rPr>
+          <w:rFonts w:eastAsia="黑体"/>
+        </w:rPr>
         <w:t xml:space="preserve">、</w:t>
       </w:r>
       <m:oMath>
@@ -2301,7 +2516,7 @@
       </m:oMath>
       <w:r>
         <w:rPr>
-          <w:rFonts w:hint="eastAsia"/>
+          <w:rFonts w:hint="eastAsia" w:eastAsia="黑体"/>
         </w:rPr>
         <w:t xml:space="preserve">：</w:t>
       </w:r>
@@ -2379,7 +2594,7 @@
       </m:oMath>
       <w:r>
         <w:rPr>
-          <w:rFonts w:hint="eastAsia"/>
+          <w:rFonts w:hint="eastAsia" w:eastAsia="黑体"/>
         </w:rPr>
         <w:t xml:space="preserve">，需适当散热。</w:t>
       </w:r>
@@ -2394,7 +2609,7 @@
       </w:pPr>
       <w:r>
         <w:rPr>
-          <w:rFonts w:hint="eastAsia"/>
+          <w:rFonts w:hint="eastAsia" w:eastAsia="黑体"/>
         </w:rPr>
         <w:t xml:space="preserve">输入滤波电容选型：</w:t>
       </w:r>
@@ -2439,11 +2654,14 @@
       </m:oMath>
       <w:r>
         <w:rPr>
-          <w:rFonts w:hint="eastAsia"/>
+          <w:rFonts w:hint="eastAsia" w:eastAsia="黑体"/>
         </w:rPr>
         <w:t xml:space="preserve">、允许纹波</w:t>
       </w:r>
       <w:r>
+        <w:rPr>
+          <w:rFonts w:eastAsia="黑体"/>
+        </w:rPr>
         <w:t xml:space="preserve"> </w:t>
       </w:r>
       <m:oMath>
@@ -2495,6 +2713,9 @@
         </m:r>
       </m:oMath>
       <w:r>
+        <w:rPr>
+          <w:rFonts w:eastAsia="黑体"/>
+        </w:rPr>
         <w:t xml:space="preserve">、</w:t>
       </w:r>
       <m:oMath>
@@ -2547,7 +2768,7 @@
       </m:oMath>
       <w:r>
         <w:rPr>
-          <w:rFonts w:hint="eastAsia"/>
+          <w:rFonts w:hint="eastAsia" w:eastAsia="黑体"/>
         </w:rPr>
         <w:t xml:space="preserve">：</w:t>
       </w:r>
@@ -2627,6 +2848,9 @@
         </m:r>
       </m:oMath>
       <w:r>
+        <w:rPr>
+          <w:rFonts w:eastAsia="黑体"/>
+        </w:rPr>
         <w:t xml:space="preserve">。</w:t>
       </w:r>
     </w:p>
@@ -2638,7 +2862,7 @@
       </w:pPr>
       <w:r>
         <w:rPr>
-          <w:rFonts w:hint="eastAsia"/>
+          <w:rFonts w:hint="eastAsia" w:eastAsia="黑体"/>
         </w:rPr>
         <w:t xml:space="preserve">常见器件型号</w:t>
       </w:r>
@@ -2653,25 +2877,31 @@
       </w:pPr>
       <w:r>
         <w:rPr>
-          <w:rFonts w:hint="eastAsia"/>
+          <w:rFonts w:hint="eastAsia" w:eastAsia="黑体"/>
         </w:rPr>
         <w:t xml:space="preserve">正压：7805、7809、7812、78L05（100</w:t>
       </w:r>
       <w:r>
+        <w:rPr>
+          <w:rFonts w:eastAsia="黑体"/>
+        </w:rPr>
         <w:t xml:space="preserve"> </w:t>
       </w:r>
       <w:r>
         <w:rPr>
-          <w:rFonts w:hint="eastAsia"/>
+          <w:rFonts w:hint="eastAsia" w:eastAsia="黑体"/>
         </w:rPr>
         <w:t xml:space="preserve">mA）、78M05（0.5</w:t>
       </w:r>
       <w:r>
+        <w:rPr>
+          <w:rFonts w:eastAsia="黑体"/>
+        </w:rPr>
         <w:t xml:space="preserve"> </w:t>
       </w:r>
       <w:r>
         <w:rPr>
-          <w:rFonts w:hint="eastAsia"/>
+          <w:rFonts w:hint="eastAsia" w:eastAsia="黑体"/>
         </w:rPr>
         <w:t xml:space="preserve">A）。</w:t>
       </w:r>
@@ -2686,7 +2916,7 @@
       </w:pPr>
       <w:r>
         <w:rPr>
-          <w:rFonts w:hint="eastAsia"/>
+          <w:rFonts w:hint="eastAsia" w:eastAsia="黑体"/>
         </w:rPr>
         <w:t xml:space="preserve">负压：7905、7912。</w:t>
       </w:r>
@@ -2701,16 +2931,19 @@
       </w:pPr>
       <w:r>
         <w:rPr>
-          <w:rFonts w:hint="eastAsia"/>
+          <w:rFonts w:hint="eastAsia" w:eastAsia="黑体"/>
         </w:rPr>
         <w:t xml:space="preserve">低压差替代：LM1117（固定版）、L78</w:t>
       </w:r>
       <w:r>
+        <w:rPr>
+          <w:rFonts w:eastAsia="黑体"/>
+        </w:rPr>
         <w:t xml:space="preserve"> </w:t>
       </w:r>
       <w:r>
         <w:rPr>
-          <w:rFonts w:hint="eastAsia"/>
+          <w:rFonts w:hint="eastAsia" w:eastAsia="黑体"/>
         </w:rPr>
         <w:t xml:space="preserve">系列的改良型号。</w:t>
       </w:r>
@@ -2723,7 +2956,7 @@
       </w:pPr>
       <w:r>
         <w:rPr>
-          <w:rFonts w:hint="eastAsia"/>
+          <w:rFonts w:hint="eastAsia" w:eastAsia="黑体"/>
         </w:rPr>
         <w:t xml:space="preserve">注意事项</w:t>
       </w:r>
@@ -2738,25 +2971,31 @@
       </w:pPr>
       <w:r>
         <w:rPr>
-          <w:rFonts w:hint="eastAsia"/>
+          <w:rFonts w:hint="eastAsia" w:eastAsia="黑体"/>
         </w:rPr>
         <w:t xml:space="preserve">输入电压需比输出电压高约</w:t>
       </w:r>
       <w:r>
+        <w:rPr>
+          <w:rFonts w:eastAsia="黑体"/>
+        </w:rPr>
         <w:t xml:space="preserve"> 2 </w:t>
       </w:r>
       <w:r>
         <w:rPr>
-          <w:rFonts w:hint="eastAsia"/>
+          <w:rFonts w:hint="eastAsia" w:eastAsia="黑体"/>
         </w:rPr>
         <w:t xml:space="preserve">V（78xx）才能稳压，考虑纹波谷值应留</w:t>
       </w:r>
       <w:r>
+        <w:rPr>
+          <w:rFonts w:eastAsia="黑体"/>
+        </w:rPr>
         <w:t xml:space="preserve"> 3 V </w:t>
       </w:r>
       <w:r>
         <w:rPr>
-          <w:rFonts w:hint="eastAsia"/>
+          <w:rFonts w:hint="eastAsia" w:eastAsia="黑体"/>
         </w:rPr>
         <w:t xml:space="preserve">以上裕量。</w:t>
       </w:r>
@@ -2771,25 +3010,31 @@
       </w:pPr>
       <w:r>
         <w:rPr>
-          <w:rFonts w:hint="eastAsia"/>
+          <w:rFonts w:hint="eastAsia" w:eastAsia="黑体"/>
         </w:rPr>
         <w:t xml:space="preserve">输出端一般接</w:t>
       </w:r>
       <w:r>
+        <w:rPr>
+          <w:rFonts w:eastAsia="黑体"/>
+        </w:rPr>
         <w:t xml:space="preserve"> 0.1 μF </w:t>
       </w:r>
       <w:r>
         <w:rPr>
-          <w:rFonts w:hint="eastAsia"/>
+          <w:rFonts w:hint="eastAsia" w:eastAsia="黑体"/>
         </w:rPr>
         <w:t xml:space="preserve">电容，78xx</w:t>
       </w:r>
       <w:r>
+        <w:rPr>
+          <w:rFonts w:eastAsia="黑体"/>
+        </w:rPr>
         <w:t xml:space="preserve"> </w:t>
       </w:r>
       <w:r>
         <w:rPr>
-          <w:rFonts w:hint="eastAsia"/>
+          <w:rFonts w:hint="eastAsia" w:eastAsia="黑体"/>
         </w:rPr>
         <w:t xml:space="preserve">不宜在输出并过大的电解电容以免影响瞬态稳定。</w:t>
       </w:r>
@@ -2804,7 +3049,7 @@
       </w:pPr>
       <w:r>
         <w:rPr>
-          <w:rFonts w:hint="eastAsia"/>
+          <w:rFonts w:hint="eastAsia" w:eastAsia="黑体"/>
         </w:rPr>
         <w:t xml:space="preserve">输入/输出反接、输入短路可能损坏芯片，注意极性并预留续流保护。</w:t>
       </w:r>
@@ -2817,7 +3062,7 @@
       </w:pPr>
       <w:r>
         <w:rPr>
-          <w:rFonts w:hint="eastAsia"/>
+          <w:rFonts w:hint="eastAsia" w:eastAsia="黑体"/>
         </w:rPr>
         <w:t xml:space="preserve">参考资料</w:t>
       </w:r>
@@ -2831,11 +3076,14 @@
         </w:numPr>
       </w:pPr>
       <w:r>
+        <w:rPr>
+          <w:rFonts w:eastAsia="黑体"/>
+        </w:rPr>
         <w:t xml:space="preserve">TI LM7805 </w:t>
       </w:r>
       <w:r>
         <w:rPr>
-          <w:rFonts w:hint="eastAsia"/>
+          <w:rFonts w:hint="eastAsia" w:eastAsia="黑体"/>
         </w:rPr>
         <w:t xml:space="preserve">产品页与数据手册。</w:t>
       </w:r>
@@ -2849,6 +3097,9 @@
         </w:numPr>
       </w:pPr>
       <w:r>
+        <w:rPr>
+          <w:rFonts w:eastAsia="黑体"/>
+        </w:rPr>
         <w:t xml:space="preserve">Wikipedia: 78xx。</w:t>
       </w:r>
     </w:p>
@@ -2862,7 +3113,7 @@
       </w:pPr>
       <w:r>
         <w:rPr>
-          <w:rFonts w:hint="eastAsia"/>
+          <w:rFonts w:hint="eastAsia" w:eastAsia="黑体"/>
         </w:rPr>
         <w:t xml:space="preserve">《模拟电子技术基础》（童诗白、华成英）。</w:t>
       </w:r>
@@ -2876,11 +3127,11 @@
       </w:pPr>
       <w:r>
         <w:rPr>
-          <w:rFonts w:ascii="Times New Roman" w:hAnsi="Times New Roman"/>
+          <w:rFonts w:ascii="Times New Roman" w:hAnsi="Times New Roman" w:eastAsia="黑体"/>
           <w:color w:val="555555"/>
           <w:sz w:val="21"/>
         </w:rPr>
-        <w:t>材料收集者：杜文杰</w:t>
+        <w:t>材料收集者：杜文杰，WX手机：19519196569，QQ:3478827729</w:t>
       </w:r>
     </w:p>
     <w:sectPr>
@@ -2900,7 +3151,7 @@
 </file>
 
 <file path=word/footer1.xml><?xml version="1.0" encoding="utf-8"?>
-<w:ftr xmlns:m="http://schemas.openxmlformats.org/officeDocument/2006/math" xmlns:mc="http://schemas.openxmlformats.org/markup-compatibility/2006" xmlns:mo="http://schemas.microsoft.com/office/mac/office/2008/main" xmlns:mv="urn:schemas-microsoft-com:mac:vml" xmlns:o="urn:schemas-microsoft-com:office:office" xmlns:r="http://schemas.openxmlformats.org/officeDocument/2006/relationships" xmlns:v="urn:schemas-microsoft-com:vml" xmlns:w10="urn:schemas-microsoft-com:office:word" xmlns:w14="http://schemas.microsoft.com/office/word/2010/wordml" xmlns:w="http://schemas.openxmlformats.org/wordprocessingml/2006/main" xmlns:wne="http://schemas.microsoft.com/office/word/2006/wordml" xmlns:wp14="http://schemas.microsoft.com/office/word/2010/wordprocessingDrawing" xmlns:wp="http://schemas.openxmlformats.org/drawingml/2006/wordprocessingDrawing" xmlns:wpc="http://schemas.microsoft.com/office/word/2010/wordprocessingCanvas" xmlns:wpg="http://schemas.microsoft.com/office/word/2010/wordprocessingGroup" xmlns:wpi="http://schemas.microsoft.com/office/word/2010/wordprocessingInk" xmlns:wps="http://schemas.microsoft.com/office/word/2010/wordprocessingShape" mc:Ignorable="w14 wp14">
+<w:ftr xmlns:mc="http://schemas.openxmlformats.org/markup-compatibility/2006" xmlns:w="http://schemas.openxmlformats.org/wordprocessingml/2006/main" xmlns:m="http://schemas.openxmlformats.org/officeDocument/2006/math" xmlns:mo="http://schemas.microsoft.com/office/mac/office/2008/main" xmlns:mv="urn:schemas-microsoft-com:mac:vml" xmlns:o="urn:schemas-microsoft-com:office:office" xmlns:r="http://schemas.openxmlformats.org/officeDocument/2006/relationships" xmlns:v="urn:schemas-microsoft-com:vml" xmlns:w10="urn:schemas-microsoft-com:office:word" xmlns:w14="http://schemas.microsoft.com/office/word/2010/wordml" xmlns:wne="http://schemas.microsoft.com/office/word/2006/wordml" xmlns:wp14="http://schemas.microsoft.com/office/word/2010/wordprocessingDrawing" xmlns:wp="http://schemas.openxmlformats.org/drawingml/2006/wordprocessingDrawing" xmlns:wpc="http://schemas.microsoft.com/office/word/2010/wordprocessingCanvas" xmlns:wpg="http://schemas.microsoft.com/office/word/2010/wordprocessingGroup" xmlns:wpi="http://schemas.microsoft.com/office/word/2010/wordprocessingInk" xmlns:wps="http://schemas.microsoft.com/office/word/2010/wordprocessingShape" mc:Ignorable="w14 wp14">
   <w:p>
     <w:pPr>
       <w:pStyle w:val="Footer"/>
@@ -2908,12 +3159,14 @@
     </w:pPr>
     <w:r>
       <w:rPr>
+        <w:rFonts w:eastAsia="黑体"/>
         <w:sz w:val="18"/>
       </w:rPr>
       <w:t xml:space="preserve">第 </w:t>
     </w:r>
     <w:r>
       <w:rPr>
+        <w:rFonts w:eastAsia="黑体"/>
         <w:sz w:val="18"/>
       </w:rPr>
       <w:fldChar w:fldCharType="begin"/>
@@ -2922,6 +3175,7 @@
     </w:r>
     <w:r>
       <w:rPr>
+        <w:rFonts w:eastAsia="黑体"/>
         <w:sz w:val="18"/>
       </w:rPr>
       <w:t xml:space="preserve"> 页</w:t>
@@ -2935,6 +3189,9 @@
   <w:footnote w:type="continuationSeparator" w:id="0">
     <w:p>
       <w:r>
+        <w:rPr>
+          <w:rFonts w:eastAsia="黑体"/>
+        </w:rPr>
         <w:continuationSeparator/>
       </w:r>
     </w:p>
@@ -2942,6 +3199,9 @@
   <w:footnote w:type="separator" w:id="-1">
     <w:p>
       <w:r>
+        <w:rPr>
+          <w:rFonts w:eastAsia="黑体"/>
+        </w:rPr>
         <w:separator/>
       </w:r>
     </w:p>
@@ -2950,7 +3210,7 @@
 </file>
 
 <file path=word/header1.xml><?xml version="1.0" encoding="utf-8"?>
-<w:hdr xmlns:m="http://schemas.openxmlformats.org/officeDocument/2006/math" xmlns:mc="http://schemas.openxmlformats.org/markup-compatibility/2006" xmlns:mo="http://schemas.microsoft.com/office/mac/office/2008/main" xmlns:mv="urn:schemas-microsoft-com:mac:vml" xmlns:o="urn:schemas-microsoft-com:office:office" xmlns:r="http://schemas.openxmlformats.org/officeDocument/2006/relationships" xmlns:v="urn:schemas-microsoft-com:vml" xmlns:w10="urn:schemas-microsoft-com:office:word" xmlns:w14="http://schemas.microsoft.com/office/word/2010/wordml" xmlns:w="http://schemas.openxmlformats.org/wordprocessingml/2006/main" xmlns:wne="http://schemas.microsoft.com/office/word/2006/wordml" xmlns:wp14="http://schemas.microsoft.com/office/word/2010/wordprocessingDrawing" xmlns:wp="http://schemas.openxmlformats.org/drawingml/2006/wordprocessingDrawing" xmlns:wpc="http://schemas.microsoft.com/office/word/2010/wordprocessingCanvas" xmlns:wpg="http://schemas.microsoft.com/office/word/2010/wordprocessingGroup" xmlns:wpi="http://schemas.microsoft.com/office/word/2010/wordprocessingInk" xmlns:wps="http://schemas.microsoft.com/office/word/2010/wordprocessingShape" mc:Ignorable="w14 wp14">
+<w:hdr xmlns:mc="http://schemas.openxmlformats.org/markup-compatibility/2006" xmlns:w="http://schemas.openxmlformats.org/wordprocessingml/2006/main" xmlns:m="http://schemas.openxmlformats.org/officeDocument/2006/math" xmlns:mo="http://schemas.microsoft.com/office/mac/office/2008/main" xmlns:mv="urn:schemas-microsoft-com:mac:vml" xmlns:o="urn:schemas-microsoft-com:office:office" xmlns:r="http://schemas.openxmlformats.org/officeDocument/2006/relationships" xmlns:v="urn:schemas-microsoft-com:vml" xmlns:w10="urn:schemas-microsoft-com:office:word" xmlns:w14="http://schemas.microsoft.com/office/word/2010/wordml" xmlns:wne="http://schemas.microsoft.com/office/word/2006/wordml" xmlns:wp14="http://schemas.microsoft.com/office/word/2010/wordprocessingDrawing" xmlns:wp="http://schemas.openxmlformats.org/drawingml/2006/wordprocessingDrawing" xmlns:wpc="http://schemas.microsoft.com/office/word/2010/wordprocessingCanvas" xmlns:wpg="http://schemas.microsoft.com/office/word/2010/wordprocessingGroup" xmlns:wpi="http://schemas.microsoft.com/office/word/2010/wordprocessingInk" xmlns:wps="http://schemas.microsoft.com/office/word/2010/wordprocessingShape" mc:Ignorable="w14 wp14">
   <w:p>
     <w:pPr>
       <w:pStyle w:val="Header"/>
@@ -2958,7 +3218,7 @@
     </w:pPr>
     <w:r>
       <w:rPr>
-        <w:rFonts w:ascii="Times New Roman" w:hAnsi="Times New Roman"/>
+        <w:rFonts w:ascii="Times New Roman" w:hAnsi="Times New Roman" w:eastAsia="黑体"/>
         <w:sz w:val="18"/>
         <w:rFonts w:eastAsia="黑体"/>
         <w:rFonts w:eastAsia="黑体"/>
@@ -2970,7 +3230,7 @@
 </file>
 
 <file path=word/numbering.xml><?xml version="1.0" encoding="utf-8"?>
-<w:numbering xmlns:m="http://schemas.openxmlformats.org/officeDocument/2006/math" xmlns:mc="http://schemas.openxmlformats.org/markup-compatibility/2006" xmlns:mo="http://schemas.microsoft.com/office/mac/office/2008/main" xmlns:mv="urn:schemas-microsoft-com:mac:vml" xmlns:o="urn:schemas-microsoft-com:office:office" xmlns:r="http://schemas.openxmlformats.org/officeDocument/2006/relationships" xmlns:v="urn:schemas-microsoft-com:vml" xmlns:w="http://schemas.openxmlformats.org/wordprocessingml/2006/main" xmlns:w10="urn:schemas-microsoft-com:office:word" xmlns:w14="http://schemas.microsoft.com/office/word/2010/wordml" xmlns:wne="http://schemas.microsoft.com/office/word/2006/wordml" xmlns:wp="http://schemas.openxmlformats.org/drawingml/2006/wordprocessingDrawing" xmlns:wp14="http://schemas.microsoft.com/office/word/2010/wordprocessingDrawing" xmlns:wpc="http://schemas.microsoft.com/office/word/2010/wordprocessingCanvas" xmlns:wpg="http://schemas.microsoft.com/office/word/2010/wordprocessingGroup" xmlns:wpi="http://schemas.microsoft.com/office/word/2010/wordprocessingInk" xmlns:wps="http://schemas.microsoft.com/office/word/2010/wordprocessingShape" mc:Ignorable="w14 wp14">
+<w:numbering xmlns:mc="http://schemas.openxmlformats.org/markup-compatibility/2006" xmlns:w="http://schemas.openxmlformats.org/wordprocessingml/2006/main" xmlns:m="http://schemas.openxmlformats.org/officeDocument/2006/math" xmlns:mo="http://schemas.microsoft.com/office/mac/office/2008/main" xmlns:mv="urn:schemas-microsoft-com:mac:vml" xmlns:o="urn:schemas-microsoft-com:office:office" xmlns:r="http://schemas.openxmlformats.org/officeDocument/2006/relationships" xmlns:v="urn:schemas-microsoft-com:vml" xmlns:w10="urn:schemas-microsoft-com:office:word" xmlns:w14="http://schemas.microsoft.com/office/word/2010/wordml" xmlns:wne="http://schemas.microsoft.com/office/word/2006/wordml" xmlns:wp="http://schemas.openxmlformats.org/drawingml/2006/wordprocessingDrawing" xmlns:wp14="http://schemas.microsoft.com/office/word/2010/wordprocessingDrawing" xmlns:wpc="http://schemas.microsoft.com/office/word/2010/wordprocessingCanvas" xmlns:wpg="http://schemas.microsoft.com/office/word/2010/wordprocessingGroup" xmlns:wpi="http://schemas.microsoft.com/office/word/2010/wordprocessingInk" xmlns:wps="http://schemas.microsoft.com/office/word/2010/wordprocessingShape" mc:Ignorable="w14 wp14">
   <w:abstractNum w:abstractNumId="0">
     <w:nsid w:val="FFFFFF7C"/>
     <w:multiLevelType w:val="singleLevel"/>
@@ -3057,7 +3317,7 @@
         <w:ind w:hanging="360" w:left="1440"/>
       </w:pPr>
       <w:rPr>
-        <w:rFonts w:ascii="Symbol" w:hAnsi="Symbol" w:hint="default"/>
+        <w:rFonts w:ascii="Symbol" w:hAnsi="Symbol" w:hint="default" w:eastAsia="黑体"/>
       </w:rPr>
     </w:lvl>
   </w:abstractNum>
@@ -3078,7 +3338,7 @@
         <w:ind w:hanging="360" w:left="1080"/>
       </w:pPr>
       <w:rPr>
-        <w:rFonts w:ascii="Symbol" w:hAnsi="Symbol" w:hint="default"/>
+        <w:rFonts w:ascii="Symbol" w:hAnsi="Symbol" w:hint="default" w:eastAsia="黑体"/>
       </w:rPr>
     </w:lvl>
   </w:abstractNum>
@@ -3099,7 +3359,7 @@
         <w:ind w:hanging="360" w:left="720"/>
       </w:pPr>
       <w:rPr>
-        <w:rFonts w:ascii="Symbol" w:hAnsi="Symbol" w:hint="default"/>
+        <w:rFonts w:ascii="Symbol" w:hAnsi="Symbol" w:hint="default" w:eastAsia="黑体"/>
       </w:rPr>
     </w:lvl>
   </w:abstractNum>
@@ -3138,7 +3398,7 @@
         <w:ind w:hanging="360" w:left="360"/>
       </w:pPr>
       <w:rPr>
-        <w:rFonts w:ascii="Symbol" w:hAnsi="Symbol" w:hint="default"/>
+        <w:rFonts w:ascii="Symbol" w:hAnsi="Symbol" w:hint="default" w:eastAsia="黑体"/>
       </w:rPr>
     </w:lvl>
   </w:abstractNum>
@@ -3229,7 +3489,7 @@
         <w:ind w:left="720" w:hanging="360"/>
       </w:pPr>
       <w:rPr>
-        <w:rFonts w:ascii="Symbol" w:hAnsi="Symbol" w:cs="Symbol" w:hint="default"/>
+        <w:rFonts w:ascii="Symbol" w:hAnsi="Symbol" w:cs="Symbol" w:hint="default" w:eastAsia="黑体"/>
       </w:rPr>
     </w:lvl>
     <w:lvl w:ilvl="1">
@@ -3240,7 +3500,7 @@
         <w:ind w:left="1440" w:hanging="360"/>
       </w:pPr>
       <w:rPr>
-        <w:rFonts w:ascii="Courier New" w:hAnsi="Courier New" w:cs="Courier New" w:hint="default"/>
+        <w:rFonts w:ascii="Courier New" w:hAnsi="Courier New" w:cs="Courier New" w:hint="default" w:eastAsia="黑体"/>
       </w:rPr>
     </w:lvl>
     <w:lvl w:ilvl="2">
@@ -3251,7 +3511,7 @@
         <w:ind w:left="2160" w:hanging="360"/>
       </w:pPr>
       <w:rPr>
-        <w:rFonts w:ascii="Wingdings" w:hAnsi="Wingdings" w:cs="Wingdings" w:hint="default"/>
+        <w:rFonts w:ascii="Wingdings" w:hAnsi="Wingdings" w:cs="Wingdings" w:hint="default" w:eastAsia="黑体"/>
       </w:rPr>
     </w:lvl>
     <w:lvl w:ilvl="3">
@@ -3262,7 +3522,7 @@
         <w:ind w:left="2880" w:hanging="360"/>
       </w:pPr>
       <w:rPr>
-        <w:rFonts w:ascii="Symbol" w:hAnsi="Symbol" w:cs="Symbol" w:hint="default"/>
+        <w:rFonts w:ascii="Symbol" w:hAnsi="Symbol" w:cs="Symbol" w:hint="default" w:eastAsia="黑体"/>
       </w:rPr>
     </w:lvl>
     <w:lvl w:ilvl="4">
@@ -3273,7 +3533,7 @@
         <w:ind w:left="3600" w:hanging="360"/>
       </w:pPr>
       <w:rPr>
-        <w:rFonts w:ascii="Courier New" w:hAnsi="Courier New" w:cs="Courier New" w:hint="default"/>
+        <w:rFonts w:ascii="Courier New" w:hAnsi="Courier New" w:cs="Courier New" w:hint="default" w:eastAsia="黑体"/>
       </w:rPr>
     </w:lvl>
     <w:lvl w:ilvl="5">
@@ -3284,7 +3544,7 @@
         <w:ind w:left="4320" w:hanging="360"/>
       </w:pPr>
       <w:rPr>
-        <w:rFonts w:ascii="Wingdings" w:hAnsi="Wingdings" w:cs="Wingdings" w:hint="default"/>
+        <w:rFonts w:ascii="Wingdings" w:hAnsi="Wingdings" w:cs="Wingdings" w:hint="default" w:eastAsia="黑体"/>
       </w:rPr>
     </w:lvl>
     <w:lvl w:ilvl="6">
@@ -3295,7 +3555,7 @@
         <w:ind w:left="5040" w:hanging="360"/>
       </w:pPr>
       <w:rPr>
-        <w:rFonts w:ascii="Symbol" w:hAnsi="Symbol" w:cs="Symbol" w:hint="default"/>
+        <w:rFonts w:ascii="Symbol" w:hAnsi="Symbol" w:cs="Symbol" w:hint="default" w:eastAsia="黑体"/>
       </w:rPr>
     </w:lvl>
     <w:lvl w:ilvl="7">
@@ -3306,7 +3566,7 @@
         <w:ind w:left="5760" w:hanging="360"/>
       </w:pPr>
       <w:rPr>
-        <w:rFonts w:ascii="Courier New" w:hAnsi="Courier New" w:cs="Courier New" w:hint="default"/>
+        <w:rFonts w:ascii="Courier New" w:hAnsi="Courier New" w:cs="Courier New" w:hint="default" w:eastAsia="黑体"/>
       </w:rPr>
     </w:lvl>
     <w:lvl w:ilvl="8">
@@ -3317,7 +3577,7 @@
         <w:ind w:left="6480" w:hanging="360"/>
       </w:pPr>
       <w:rPr>
-        <w:rFonts w:ascii="Wingdings" w:hAnsi="Wingdings" w:cs="Wingdings" w:hint="default"/>
+        <w:rFonts w:ascii="Wingdings" w:hAnsi="Wingdings" w:cs="Wingdings" w:hint="default" w:eastAsia="黑体"/>
       </w:rPr>
     </w:lvl>
   </w:abstractNum>
@@ -3373,11 +3633,11 @@
 </file>
 
 <file path=word/styles.xml><?xml version="1.0" encoding="utf-8"?>
-<w:styles xmlns:mc="http://schemas.openxmlformats.org/markup-compatibility/2006" xmlns:r="http://schemas.openxmlformats.org/officeDocument/2006/relationships" xmlns:w="http://schemas.openxmlformats.org/wordprocessingml/2006/main" xmlns:w14="http://schemas.microsoft.com/office/word/2010/wordml" mc:Ignorable="w14">
+<w:styles xmlns:mc="http://schemas.openxmlformats.org/markup-compatibility/2006" xmlns:w="http://schemas.openxmlformats.org/wordprocessingml/2006/main" xmlns:r="http://schemas.openxmlformats.org/officeDocument/2006/relationships" xmlns:w14="http://schemas.microsoft.com/office/word/2010/wordml" mc:Ignorable="w14">
   <w:docDefaults>
     <w:rPrDefault>
       <w:rPr>
-        <w:rFonts w:asciiTheme="minorHAnsi" w:cstheme="minorBidi" w:eastAsiaTheme="minorEastAsia" w:hAnsiTheme="minorHAnsi"/>
+        <w:rFonts w:asciiTheme="minorHAnsi" w:cstheme="minorBidi" w:hAnsiTheme="minorHAnsi" w:eastAsia="黑体"/>
         <w:sz w:val="22"/>
         <w:szCs w:val="22"/>
         <w:lang w:bidi="ar-SA" w:eastAsia="en-US" w:val="en-US"/>
@@ -3599,7 +3859,7 @@
       <w:outlineLvl w:val="0"/>
     </w:pPr>
     <w:rPr>
-      <w:rFonts w:ascii="Times New Roman" w:asciiTheme="majorHAnsi" w:cstheme="majorBidi" w:eastAsia="黑体" w:eastAsiaTheme="majorEastAsia" w:hAnsi="Times New Roman" w:hAnsiTheme="majorHAnsi"/>
+      <w:rFonts w:ascii="Times New Roman" w:asciiTheme="majorHAnsi" w:cstheme="majorBidi" w:eastAsia="黑体" w:hAnsi="Times New Roman" w:hAnsiTheme="majorHAnsi"/>
       <w:b/>
       <w:bCs/>
       <w:color w:val="1F3864"/>
@@ -3623,7 +3883,7 @@
       <w:outlineLvl w:val="1"/>
     </w:pPr>
     <w:rPr>
-      <w:rFonts w:ascii="Times New Roman" w:asciiTheme="majorHAnsi" w:cstheme="majorBidi" w:eastAsia="黑体" w:eastAsiaTheme="majorEastAsia" w:hAnsi="Times New Roman" w:hAnsiTheme="majorHAnsi"/>
+      <w:rFonts w:ascii="Times New Roman" w:asciiTheme="majorHAnsi" w:cstheme="majorBidi" w:eastAsia="黑体" w:hAnsi="Times New Roman" w:hAnsiTheme="majorHAnsi"/>
       <w:b/>
       <w:bCs/>
       <w:color w:val="2E4E7E"/>
@@ -3647,7 +3907,7 @@
       <w:outlineLvl w:val="2"/>
     </w:pPr>
     <w:rPr>
-      <w:rFonts w:ascii="Times New Roman" w:asciiTheme="majorHAnsi" w:cstheme="majorBidi" w:eastAsia="黑体" w:eastAsiaTheme="majorEastAsia" w:hAnsi="Times New Roman" w:hAnsiTheme="majorHAnsi"/>
+      <w:rFonts w:ascii="Times New Roman" w:asciiTheme="majorHAnsi" w:cstheme="majorBidi" w:eastAsia="黑体" w:hAnsi="Times New Roman" w:hAnsiTheme="majorHAnsi"/>
       <w:b/>
       <w:bCs/>
       <w:color w:val="2E4E7E"/>
@@ -3671,7 +3931,7 @@
       <w:outlineLvl w:val="3"/>
     </w:pPr>
     <w:rPr>
-      <w:rFonts w:ascii="Times New Roman" w:asciiTheme="majorHAnsi" w:cstheme="majorBidi" w:eastAsia="黑体" w:eastAsiaTheme="majorEastAsia" w:hAnsi="Times New Roman" w:hAnsiTheme="majorHAnsi"/>
+      <w:rFonts w:ascii="Times New Roman" w:asciiTheme="majorHAnsi" w:cstheme="majorBidi" w:eastAsia="黑体" w:hAnsi="Times New Roman" w:hAnsiTheme="majorHAnsi"/>
       <w:b/>
       <w:bCs/>
       <w:i/>
@@ -3697,7 +3957,7 @@
       <w:outlineLvl w:val="4"/>
     </w:pPr>
     <w:rPr>
-      <w:rFonts w:ascii="Times New Roman" w:asciiTheme="majorHAnsi" w:cstheme="majorBidi" w:eastAsia="黑体" w:eastAsiaTheme="majorEastAsia" w:hAnsi="Times New Roman" w:hAnsiTheme="majorHAnsi"/>
+      <w:rFonts w:ascii="Times New Roman" w:asciiTheme="majorHAnsi" w:cstheme="majorBidi" w:eastAsia="黑体" w:hAnsi="Times New Roman" w:hAnsiTheme="majorHAnsi"/>
       <w:b/>
       <w:color w:val="333333"/>
       <w:sz w:val="22"/>
@@ -3720,7 +3980,7 @@
       <w:outlineLvl w:val="5"/>
     </w:pPr>
     <w:rPr>
-      <w:rFonts w:asciiTheme="majorHAnsi" w:cstheme="majorBidi" w:eastAsiaTheme="majorEastAsia" w:hAnsiTheme="majorHAnsi"/>
+      <w:rFonts w:asciiTheme="majorHAnsi" w:cstheme="majorBidi" w:hAnsiTheme="majorHAnsi" w:eastAsia="黑体"/>
       <w:i/>
       <w:iCs/>
       <w:color w:themeColor="accent1" w:themeShade="7F" w:val="243F60"/>
@@ -3743,7 +4003,7 @@
       <w:outlineLvl w:val="6"/>
     </w:pPr>
     <w:rPr>
-      <w:rFonts w:asciiTheme="majorHAnsi" w:cstheme="majorBidi" w:eastAsiaTheme="majorEastAsia" w:hAnsiTheme="majorHAnsi"/>
+      <w:rFonts w:asciiTheme="majorHAnsi" w:cstheme="majorBidi" w:hAnsiTheme="majorHAnsi" w:eastAsia="黑体"/>
       <w:i/>
       <w:iCs/>
       <w:color w:themeColor="text1" w:themeTint="BF" w:val="404040"/>
@@ -3766,7 +4026,7 @@
       <w:outlineLvl w:val="7"/>
     </w:pPr>
     <w:rPr>
-      <w:rFonts w:asciiTheme="majorHAnsi" w:cstheme="majorBidi" w:eastAsiaTheme="majorEastAsia" w:hAnsiTheme="majorHAnsi"/>
+      <w:rFonts w:asciiTheme="majorHAnsi" w:cstheme="majorBidi" w:hAnsiTheme="majorHAnsi" w:eastAsia="黑体"/>
       <w:color w:themeColor="accent1" w:val="4F81BD"/>
       <w:sz w:val="20"/>
       <w:szCs w:val="20"/>
@@ -3789,7 +4049,7 @@
       <w:outlineLvl w:val="8"/>
     </w:pPr>
     <w:rPr>
-      <w:rFonts w:asciiTheme="majorHAnsi" w:cstheme="majorBidi" w:eastAsiaTheme="majorEastAsia" w:hAnsiTheme="majorHAnsi"/>
+      <w:rFonts w:asciiTheme="majorHAnsi" w:cstheme="majorBidi" w:hAnsiTheme="majorHAnsi" w:eastAsia="黑体"/>
       <w:i/>
       <w:iCs/>
       <w:color w:themeColor="text1" w:themeTint="BF" w:val="404040"/>
@@ -3840,7 +4100,7 @@
     <w:uiPriority w:val="9"/>
     <w:rsid w:val="00FC693F"/>
     <w:rPr>
-      <w:rFonts w:asciiTheme="majorHAnsi" w:cstheme="majorBidi" w:eastAsiaTheme="majorEastAsia" w:hAnsiTheme="majorHAnsi"/>
+      <w:rFonts w:asciiTheme="majorHAnsi" w:cstheme="majorBidi" w:hAnsiTheme="majorHAnsi" w:eastAsia="黑体"/>
       <w:b/>
       <w:bCs/>
       <w:color w:themeColor="accent1" w:themeShade="BF" w:val="365F91"/>
@@ -3855,7 +4115,7 @@
     <w:uiPriority w:val="9"/>
     <w:rsid w:val="00FC693F"/>
     <w:rPr>
-      <w:rFonts w:asciiTheme="majorHAnsi" w:cstheme="majorBidi" w:eastAsiaTheme="majorEastAsia" w:hAnsiTheme="majorHAnsi"/>
+      <w:rFonts w:asciiTheme="majorHAnsi" w:cstheme="majorBidi" w:hAnsiTheme="majorHAnsi" w:eastAsia="黑体"/>
       <w:b/>
       <w:bCs/>
       <w:color w:themeColor="accent1" w:val="4F81BD"/>
@@ -3870,7 +4130,7 @@
     <w:uiPriority w:val="9"/>
     <w:rsid w:val="00FC693F"/>
     <w:rPr>
-      <w:rFonts w:asciiTheme="majorHAnsi" w:cstheme="majorBidi" w:eastAsiaTheme="majorEastAsia" w:hAnsiTheme="majorHAnsi"/>
+      <w:rFonts w:asciiTheme="majorHAnsi" w:cstheme="majorBidi" w:hAnsiTheme="majorHAnsi" w:eastAsia="黑体"/>
       <w:b/>
       <w:bCs/>
       <w:color w:themeColor="accent1" w:val="4F81BD"/>
@@ -3893,7 +4153,7 @@
       <w:contextualSpacing/>
     </w:pPr>
     <w:rPr>
-      <w:rFonts w:ascii="Times New Roman" w:asciiTheme="majorHAnsi" w:cstheme="majorBidi" w:eastAsia="黑体" w:eastAsiaTheme="majorEastAsia" w:hAnsi="Times New Roman" w:hAnsiTheme="majorHAnsi"/>
+      <w:rFonts w:ascii="Times New Roman" w:asciiTheme="majorHAnsi" w:cstheme="majorBidi" w:eastAsia="黑体" w:hAnsi="Times New Roman" w:hAnsiTheme="majorHAnsi"/>
       <w:b/>
       <w:color w:val="1F3864"/>
       <w:spacing w:val="5"/>
@@ -3909,7 +4169,7 @@
     <w:uiPriority w:val="10"/>
     <w:rsid w:val="00FC693F"/>
     <w:rPr>
-      <w:rFonts w:asciiTheme="majorHAnsi" w:cstheme="majorBidi" w:eastAsiaTheme="majorEastAsia" w:hAnsiTheme="majorHAnsi"/>
+      <w:rFonts w:asciiTheme="majorHAnsi" w:cstheme="majorBidi" w:hAnsiTheme="majorHAnsi" w:eastAsia="黑体"/>
       <w:color w:themeColor="text2" w:themeShade="BF" w:val="17365D"/>
       <w:spacing w:val="5"/>
       <w:kern w:val="28"/>
@@ -3931,7 +4191,7 @@
       </w:numPr>
     </w:pPr>
     <w:rPr>
-      <w:rFonts w:asciiTheme="majorHAnsi" w:cstheme="majorBidi" w:eastAsiaTheme="majorEastAsia" w:hAnsiTheme="majorHAnsi"/>
+      <w:rFonts w:asciiTheme="majorHAnsi" w:cstheme="majorBidi" w:hAnsiTheme="majorHAnsi" w:eastAsia="黑体"/>
       <w:i/>
       <w:iCs/>
       <w:color w:themeColor="accent1" w:val="4F81BD"/>
@@ -3947,7 +4207,7 @@
     <w:uiPriority w:val="11"/>
     <w:rsid w:val="00FC693F"/>
     <w:rPr>
-      <w:rFonts w:asciiTheme="majorHAnsi" w:cstheme="majorBidi" w:eastAsiaTheme="majorEastAsia" w:hAnsiTheme="majorHAnsi"/>
+      <w:rFonts w:asciiTheme="majorHAnsi" w:cstheme="majorBidi" w:hAnsiTheme="majorHAnsi" w:eastAsia="黑体"/>
       <w:i/>
       <w:iCs/>
       <w:color w:themeColor="accent1" w:val="4F81BD"/>
@@ -4014,6 +4274,7 @@
       <w:spacing w:after="120"/>
     </w:pPr>
     <w:rPr>
+      <w:rFonts w:eastAsia="黑体"/>
       <w:sz w:val="16"/>
       <w:szCs w:val="16"/>
     </w:rPr>
@@ -4025,6 +4286,7 @@
     <w:uiPriority w:val="99"/>
     <w:rsid w:val="00AA1D8D"/>
     <w:rPr>
+      <w:rFonts w:eastAsia="黑体"/>
       <w:sz w:val="16"/>
       <w:szCs w:val="16"/>
     </w:rPr>
@@ -4194,7 +4456,7 @@
       </w:tabs>
     </w:pPr>
     <w:rPr>
-      <w:rFonts w:ascii="Courier" w:hAnsi="Courier"/>
+      <w:rFonts w:ascii="Courier" w:hAnsi="Courier" w:eastAsia="黑体"/>
       <w:sz w:val="20"/>
       <w:szCs w:val="20"/>
     </w:rPr>
@@ -4206,7 +4468,7 @@
     <w:uiPriority w:val="99"/>
     <w:rsid w:val="0029639D"/>
     <w:rPr>
-      <w:rFonts w:ascii="Courier" w:hAnsi="Courier"/>
+      <w:rFonts w:ascii="Courier" w:hAnsi="Courier" w:eastAsia="黑体"/>
       <w:sz w:val="20"/>
       <w:szCs w:val="20"/>
     </w:rPr>
@@ -4242,6 +4504,7 @@
     <w:uiPriority w:val="29"/>
     <w:rsid w:val="00FC693F"/>
     <w:rPr>
+      <w:rFonts w:eastAsia="黑体"/>
       <w:i/>
       <w:iCs/>
       <w:color w:themeColor="text1" w:val="000000"/>
@@ -4255,7 +4518,7 @@
     <w:semiHidden/>
     <w:rsid w:val="00FC693F"/>
     <w:rPr>
-      <w:rFonts w:asciiTheme="majorHAnsi" w:cstheme="majorBidi" w:eastAsiaTheme="majorEastAsia" w:hAnsiTheme="majorHAnsi"/>
+      <w:rFonts w:asciiTheme="majorHAnsi" w:cstheme="majorBidi" w:hAnsiTheme="majorHAnsi" w:eastAsia="黑体"/>
       <w:b/>
       <w:bCs/>
       <w:i/>
@@ -4271,7 +4534,7 @@
     <w:semiHidden/>
     <w:rsid w:val="00FC693F"/>
     <w:rPr>
-      <w:rFonts w:asciiTheme="majorHAnsi" w:cstheme="majorBidi" w:eastAsiaTheme="majorEastAsia" w:hAnsiTheme="majorHAnsi"/>
+      <w:rFonts w:asciiTheme="majorHAnsi" w:cstheme="majorBidi" w:hAnsiTheme="majorHAnsi" w:eastAsia="黑体"/>
       <w:color w:themeColor="accent1" w:themeShade="7F" w:val="243F60"/>
     </w:rPr>
   </w:style>
@@ -4283,7 +4546,7 @@
     <w:semiHidden/>
     <w:rsid w:val="00FC693F"/>
     <w:rPr>
-      <w:rFonts w:asciiTheme="majorHAnsi" w:cstheme="majorBidi" w:eastAsiaTheme="majorEastAsia" w:hAnsiTheme="majorHAnsi"/>
+      <w:rFonts w:asciiTheme="majorHAnsi" w:cstheme="majorBidi" w:hAnsiTheme="majorHAnsi" w:eastAsia="黑体"/>
       <w:i/>
       <w:iCs/>
       <w:color w:themeColor="accent1" w:themeShade="7F" w:val="243F60"/>
@@ -4297,7 +4560,7 @@
     <w:semiHidden/>
     <w:rsid w:val="00FC693F"/>
     <w:rPr>
-      <w:rFonts w:asciiTheme="majorHAnsi" w:cstheme="majorBidi" w:eastAsiaTheme="majorEastAsia" w:hAnsiTheme="majorHAnsi"/>
+      <w:rFonts w:asciiTheme="majorHAnsi" w:cstheme="majorBidi" w:hAnsiTheme="majorHAnsi" w:eastAsia="黑体"/>
       <w:i/>
       <w:iCs/>
       <w:color w:themeColor="text1" w:themeTint="BF" w:val="404040"/>
@@ -4311,7 +4574,7 @@
     <w:semiHidden/>
     <w:rsid w:val="00FC693F"/>
     <w:rPr>
-      <w:rFonts w:asciiTheme="majorHAnsi" w:cstheme="majorBidi" w:eastAsiaTheme="majorEastAsia" w:hAnsiTheme="majorHAnsi"/>
+      <w:rFonts w:asciiTheme="majorHAnsi" w:cstheme="majorBidi" w:hAnsiTheme="majorHAnsi" w:eastAsia="黑体"/>
       <w:color w:themeColor="accent1" w:val="4F81BD"/>
       <w:sz w:val="20"/>
       <w:szCs w:val="20"/>
@@ -4325,7 +4588,7 @@
     <w:semiHidden/>
     <w:rsid w:val="00FC693F"/>
     <w:rPr>
-      <w:rFonts w:asciiTheme="majorHAnsi" w:cstheme="majorBidi" w:eastAsiaTheme="majorEastAsia" w:hAnsiTheme="majorHAnsi"/>
+      <w:rFonts w:asciiTheme="majorHAnsi" w:cstheme="majorBidi" w:hAnsiTheme="majorHAnsi" w:eastAsia="黑体"/>
       <w:i/>
       <w:iCs/>
       <w:color w:themeColor="text1" w:themeTint="BF" w:val="404040"/>
@@ -4346,6 +4609,7 @@
       <w:spacing w:line="240" w:lineRule="auto"/>
     </w:pPr>
     <w:rPr>
+      <w:rFonts w:eastAsia="黑体"/>
       <w:b/>
       <w:bCs/>
       <w:color w:themeColor="accent1" w:val="4F81BD"/>
@@ -4360,6 +4624,7 @@
     <w:qFormat/>
     <w:rsid w:val="00FC693F"/>
     <w:rPr>
+      <w:rFonts w:eastAsia="黑体"/>
       <w:b/>
       <w:bCs/>
     </w:rPr>
@@ -4371,6 +4636,7 @@
     <w:qFormat/>
     <w:rsid w:val="00FC693F"/>
     <w:rPr>
+      <w:rFonts w:eastAsia="黑体"/>
       <w:i/>
       <w:iCs/>
     </w:rPr>
@@ -4391,6 +4657,7 @@
       <w:ind w:left="936" w:right="936"/>
     </w:pPr>
     <w:rPr>
+      <w:rFonts w:eastAsia="黑体"/>
       <w:b/>
       <w:bCs/>
       <w:i/>
@@ -4405,6 +4672,7 @@
     <w:uiPriority w:val="30"/>
     <w:rsid w:val="00FC693F"/>
     <w:rPr>
+      <w:rFonts w:eastAsia="黑体"/>
       <w:b/>
       <w:bCs/>
       <w:i/>
@@ -4419,6 +4687,7 @@
     <w:qFormat/>
     <w:rsid w:val="00FC693F"/>
     <w:rPr>
+      <w:rFonts w:eastAsia="黑体"/>
       <w:i/>
       <w:iCs/>
       <w:color w:themeColor="text1" w:themeTint="7F" w:val="808080"/>
@@ -4431,6 +4700,7 @@
     <w:qFormat/>
     <w:rsid w:val="00FC693F"/>
     <w:rPr>
+      <w:rFonts w:eastAsia="黑体"/>
       <w:b/>
       <w:bCs/>
       <w:i/>
@@ -4445,6 +4715,7 @@
     <w:qFormat/>
     <w:rsid w:val="00FC693F"/>
     <w:rPr>
+      <w:rFonts w:eastAsia="黑体"/>
       <w:smallCaps/>
       <w:color w:themeColor="accent2" w:val="C0504D"/>
       <w:u w:val="single"/>
@@ -4457,6 +4728,7 @@
     <w:qFormat/>
     <w:rsid w:val="00FC693F"/>
     <w:rPr>
+      <w:rFonts w:eastAsia="黑体"/>
       <w:b/>
       <w:bCs/>
       <w:smallCaps/>
@@ -4472,6 +4744,7 @@
     <w:qFormat/>
     <w:rsid w:val="00FC693F"/>
     <w:rPr>
+      <w:rFonts w:eastAsia="黑体"/>
       <w:b/>
       <w:bCs/>
       <w:smallCaps/>
@@ -4526,6 +4799,7 @@
       <w:spacing w:after="0" w:line="240" w:lineRule="auto"/>
     </w:pPr>
     <w:rPr>
+      <w:rFonts w:eastAsia="黑体"/>
       <w:color w:themeColor="text1" w:themeShade="BF" w:val="000000"/>
     </w:rPr>
     <w:tblPr>
@@ -4548,6 +4822,7 @@
         <w:spacing w:after="0" w:before="0" w:line="240" w:lineRule="auto"/>
       </w:pPr>
       <w:rPr>
+        <w:rFonts w:eastAsia="黑体"/>
         <w:b/>
         <w:bCs/>
       </w:rPr>
@@ -4568,6 +4843,7 @@
         <w:spacing w:after="0" w:before="0" w:line="240" w:lineRule="auto"/>
       </w:pPr>
       <w:rPr>
+        <w:rFonts w:eastAsia="黑体"/>
         <w:b/>
         <w:bCs/>
       </w:rPr>
@@ -4585,12 +4861,14 @@
     </w:tblStylePr>
     <w:tblStylePr w:type="firstCol">
       <w:rPr>
+        <w:rFonts w:eastAsia="黑体"/>
         <w:b/>
         <w:bCs/>
       </w:rPr>
     </w:tblStylePr>
     <w:tblStylePr w:type="lastCol">
       <w:rPr>
+        <w:rFonts w:eastAsia="黑体"/>
         <w:b/>
         <w:bCs/>
       </w:rPr>
@@ -4629,6 +4907,7 @@
       <w:spacing w:after="0" w:line="240" w:lineRule="auto"/>
     </w:pPr>
     <w:rPr>
+      <w:rFonts w:eastAsia="黑体"/>
       <w:color w:themeColor="accent1" w:themeShade="BF" w:val="365F91"/>
     </w:rPr>
     <w:tblPr>
@@ -4651,6 +4930,7 @@
         <w:spacing w:after="0" w:before="0" w:line="240" w:lineRule="auto"/>
       </w:pPr>
       <w:rPr>
+        <w:rFonts w:eastAsia="黑体"/>
         <w:b/>
         <w:bCs/>
       </w:rPr>
@@ -4671,6 +4951,7 @@
         <w:spacing w:after="0" w:before="0" w:line="240" w:lineRule="auto"/>
       </w:pPr>
       <w:rPr>
+        <w:rFonts w:eastAsia="黑体"/>
         <w:b/>
         <w:bCs/>
       </w:rPr>
@@ -4688,12 +4969,14 @@
     </w:tblStylePr>
     <w:tblStylePr w:type="firstCol">
       <w:rPr>
+        <w:rFonts w:eastAsia="黑体"/>
         <w:b/>
         <w:bCs/>
       </w:rPr>
     </w:tblStylePr>
     <w:tblStylePr w:type="lastCol">
       <w:rPr>
+        <w:rFonts w:eastAsia="黑体"/>
         <w:b/>
         <w:bCs/>
       </w:rPr>
@@ -4732,6 +5015,7 @@
       <w:spacing w:after="0" w:line="240" w:lineRule="auto"/>
     </w:pPr>
     <w:rPr>
+      <w:rFonts w:eastAsia="黑体"/>
       <w:color w:themeColor="accent2" w:themeShade="BF" w:val="943634"/>
     </w:rPr>
     <w:tblPr>
@@ -4754,6 +5038,7 @@
         <w:spacing w:after="0" w:before="0" w:line="240" w:lineRule="auto"/>
       </w:pPr>
       <w:rPr>
+        <w:rFonts w:eastAsia="黑体"/>
         <w:b/>
         <w:bCs/>
       </w:rPr>
@@ -4774,6 +5059,7 @@
         <w:spacing w:after="0" w:before="0" w:line="240" w:lineRule="auto"/>
       </w:pPr>
       <w:rPr>
+        <w:rFonts w:eastAsia="黑体"/>
         <w:b/>
         <w:bCs/>
       </w:rPr>
@@ -4791,12 +5077,14 @@
     </w:tblStylePr>
     <w:tblStylePr w:type="firstCol">
       <w:rPr>
+        <w:rFonts w:eastAsia="黑体"/>
         <w:b/>
         <w:bCs/>
       </w:rPr>
     </w:tblStylePr>
     <w:tblStylePr w:type="lastCol">
       <w:rPr>
+        <w:rFonts w:eastAsia="黑体"/>
         <w:b/>
         <w:bCs/>
       </w:rPr>
@@ -4835,6 +5123,7 @@
       <w:spacing w:after="0" w:line="240" w:lineRule="auto"/>
     </w:pPr>
     <w:rPr>
+      <w:rFonts w:eastAsia="黑体"/>
       <w:color w:themeColor="accent3" w:themeShade="BF" w:val="76923C"/>
     </w:rPr>
     <w:tblPr>
@@ -4857,6 +5146,7 @@
         <w:spacing w:after="0" w:before="0" w:line="240" w:lineRule="auto"/>
       </w:pPr>
       <w:rPr>
+        <w:rFonts w:eastAsia="黑体"/>
         <w:b/>
         <w:bCs/>
       </w:rPr>
@@ -4877,6 +5167,7 @@
         <w:spacing w:after="0" w:before="0" w:line="240" w:lineRule="auto"/>
       </w:pPr>
       <w:rPr>
+        <w:rFonts w:eastAsia="黑体"/>
         <w:b/>
         <w:bCs/>
       </w:rPr>
@@ -4894,12 +5185,14 @@
     </w:tblStylePr>
     <w:tblStylePr w:type="firstCol">
       <w:rPr>
+        <w:rFonts w:eastAsia="黑体"/>
         <w:b/>
         <w:bCs/>
       </w:rPr>
     </w:tblStylePr>
     <w:tblStylePr w:type="lastCol">
       <w:rPr>
+        <w:rFonts w:eastAsia="黑体"/>
         <w:b/>
         <w:bCs/>
       </w:rPr>
@@ -4938,6 +5231,7 @@
       <w:spacing w:after="0" w:line="240" w:lineRule="auto"/>
     </w:pPr>
     <w:rPr>
+      <w:rFonts w:eastAsia="黑体"/>
       <w:color w:themeColor="accent4" w:themeShade="BF" w:val="5F497A"/>
     </w:rPr>
     <w:tblPr>
@@ -4960,6 +5254,7 @@
         <w:spacing w:after="0" w:before="0" w:line="240" w:lineRule="auto"/>
       </w:pPr>
       <w:rPr>
+        <w:rFonts w:eastAsia="黑体"/>
         <w:b/>
         <w:bCs/>
       </w:rPr>
@@ -4980,6 +5275,7 @@
         <w:spacing w:after="0" w:before="0" w:line="240" w:lineRule="auto"/>
       </w:pPr>
       <w:rPr>
+        <w:rFonts w:eastAsia="黑体"/>
         <w:b/>
         <w:bCs/>
       </w:rPr>
@@ -4997,12 +5293,14 @@
     </w:tblStylePr>
     <w:tblStylePr w:type="firstCol">
       <w:rPr>
+        <w:rFonts w:eastAsia="黑体"/>
         <w:b/>
         <w:bCs/>
       </w:rPr>
     </w:tblStylePr>
     <w:tblStylePr w:type="lastCol">
       <w:rPr>
+        <w:rFonts w:eastAsia="黑体"/>
         <w:b/>
         <w:bCs/>
       </w:rPr>
@@ -5041,6 +5339,7 @@
       <w:spacing w:after="0" w:line="240" w:lineRule="auto"/>
     </w:pPr>
     <w:rPr>
+      <w:rFonts w:eastAsia="黑体"/>
       <w:color w:themeColor="accent5" w:themeShade="BF" w:val="31849B"/>
     </w:rPr>
     <w:tblPr>
@@ -5063,6 +5362,7 @@
         <w:spacing w:after="0" w:before="0" w:line="240" w:lineRule="auto"/>
       </w:pPr>
       <w:rPr>
+        <w:rFonts w:eastAsia="黑体"/>
         <w:b/>
         <w:bCs/>
       </w:rPr>
@@ -5083,6 +5383,7 @@
         <w:spacing w:after="0" w:before="0" w:line="240" w:lineRule="auto"/>
       </w:pPr>
       <w:rPr>
+        <w:rFonts w:eastAsia="黑体"/>
         <w:b/>
         <w:bCs/>
       </w:rPr>
@@ -5100,12 +5401,14 @@
     </w:tblStylePr>
     <w:tblStylePr w:type="firstCol">
       <w:rPr>
+        <w:rFonts w:eastAsia="黑体"/>
         <w:b/>
         <w:bCs/>
       </w:rPr>
     </w:tblStylePr>
     <w:tblStylePr w:type="lastCol">
       <w:rPr>
+        <w:rFonts w:eastAsia="黑体"/>
         <w:b/>
         <w:bCs/>
       </w:rPr>
@@ -5144,6 +5447,7 @@
       <w:spacing w:after="0" w:line="240" w:lineRule="auto"/>
     </w:pPr>
     <w:rPr>
+      <w:rFonts w:eastAsia="黑体"/>
       <w:color w:themeColor="accent6" w:themeShade="BF" w:val="E36C0A"/>
     </w:rPr>
     <w:tblPr>
@@ -5166,6 +5470,7 @@
         <w:spacing w:after="0" w:before="0" w:line="240" w:lineRule="auto"/>
       </w:pPr>
       <w:rPr>
+        <w:rFonts w:eastAsia="黑体"/>
         <w:b/>
         <w:bCs/>
       </w:rPr>
@@ -5186,6 +5491,7 @@
         <w:spacing w:after="0" w:before="0" w:line="240" w:lineRule="auto"/>
       </w:pPr>
       <w:rPr>
+        <w:rFonts w:eastAsia="黑体"/>
         <w:b/>
         <w:bCs/>
       </w:rPr>
@@ -5203,12 +5509,14 @@
     </w:tblStylePr>
     <w:tblStylePr w:type="firstCol">
       <w:rPr>
+        <w:rFonts w:eastAsia="黑体"/>
         <w:b/>
         <w:bCs/>
       </w:rPr>
     </w:tblStylePr>
     <w:tblStylePr w:type="lastCol">
       <w:rPr>
+        <w:rFonts w:eastAsia="黑体"/>
         <w:b/>
         <w:bCs/>
       </w:rPr>
@@ -5268,6 +5576,7 @@
         <w:spacing w:after="0" w:before="0" w:line="240" w:lineRule="auto"/>
       </w:pPr>
       <w:rPr>
+        <w:rFonts w:eastAsia="黑体"/>
         <w:b/>
         <w:bCs/>
         <w:color w:themeColor="background1" w:val="FFFFFF"/>
@@ -5282,6 +5591,7 @@
         <w:spacing w:after="0" w:before="0" w:line="240" w:lineRule="auto"/>
       </w:pPr>
       <w:rPr>
+        <w:rFonts w:eastAsia="黑体"/>
         <w:b/>
         <w:bCs/>
       </w:rPr>
@@ -5297,12 +5607,14 @@
     </w:tblStylePr>
     <w:tblStylePr w:type="firstCol">
       <w:rPr>
+        <w:rFonts w:eastAsia="黑体"/>
         <w:b/>
         <w:bCs/>
       </w:rPr>
     </w:tblStylePr>
     <w:tblStylePr w:type="lastCol">
       <w:rPr>
+        <w:rFonts w:eastAsia="黑体"/>
         <w:b/>
         <w:bCs/>
       </w:rPr>
@@ -5360,6 +5672,7 @@
         <w:spacing w:after="0" w:before="0" w:line="240" w:lineRule="auto"/>
       </w:pPr>
       <w:rPr>
+        <w:rFonts w:eastAsia="黑体"/>
         <w:b/>
         <w:bCs/>
         <w:color w:themeColor="background1" w:val="FFFFFF"/>
@@ -5374,6 +5687,7 @@
         <w:spacing w:after="0" w:before="0" w:line="240" w:lineRule="auto"/>
       </w:pPr>
       <w:rPr>
+        <w:rFonts w:eastAsia="黑体"/>
         <w:b/>
         <w:bCs/>
       </w:rPr>
@@ -5389,12 +5703,14 @@
     </w:tblStylePr>
     <w:tblStylePr w:type="firstCol">
       <w:rPr>
+        <w:rFonts w:eastAsia="黑体"/>
         <w:b/>
         <w:bCs/>
       </w:rPr>
     </w:tblStylePr>
     <w:tblStylePr w:type="lastCol">
       <w:rPr>
+        <w:rFonts w:eastAsia="黑体"/>
         <w:b/>
         <w:bCs/>
       </w:rPr>
@@ -5452,6 +5768,7 @@
         <w:spacing w:after="0" w:before="0" w:line="240" w:lineRule="auto"/>
       </w:pPr>
       <w:rPr>
+        <w:rFonts w:eastAsia="黑体"/>
         <w:b/>
         <w:bCs/>
         <w:color w:themeColor="background1" w:val="FFFFFF"/>
@@ -5466,6 +5783,7 @@
         <w:spacing w:after="0" w:before="0" w:line="240" w:lineRule="auto"/>
       </w:pPr>
       <w:rPr>
+        <w:rFonts w:eastAsia="黑体"/>
         <w:b/>
         <w:bCs/>
       </w:rPr>
@@ -5481,12 +5799,14 @@
     </w:tblStylePr>
     <w:tblStylePr w:type="firstCol">
       <w:rPr>
+        <w:rFonts w:eastAsia="黑体"/>
         <w:b/>
         <w:bCs/>
       </w:rPr>
     </w:tblStylePr>
     <w:tblStylePr w:type="lastCol">
       <w:rPr>
+        <w:rFonts w:eastAsia="黑体"/>
         <w:b/>
         <w:bCs/>
       </w:rPr>
@@ -5544,6 +5864,7 @@
         <w:spacing w:after="0" w:before="0" w:line="240" w:lineRule="auto"/>
       </w:pPr>
       <w:rPr>
+        <w:rFonts w:eastAsia="黑体"/>
         <w:b/>
         <w:bCs/>
         <w:color w:themeColor="background1" w:val="FFFFFF"/>
@@ -5558,6 +5879,7 @@
         <w:spacing w:after="0" w:before="0" w:line="240" w:lineRule="auto"/>
       </w:pPr>
       <w:rPr>
+        <w:rFonts w:eastAsia="黑体"/>
         <w:b/>
         <w:bCs/>
       </w:rPr>
@@ -5573,12 +5895,14 @@
     </w:tblStylePr>
     <w:tblStylePr w:type="firstCol">
       <w:rPr>
+        <w:rFonts w:eastAsia="黑体"/>
         <w:b/>
         <w:bCs/>
       </w:rPr>
     </w:tblStylePr>
     <w:tblStylePr w:type="lastCol">
       <w:rPr>
+        <w:rFonts w:eastAsia="黑体"/>
         <w:b/>
         <w:bCs/>
       </w:rPr>
@@ -5636,6 +5960,7 @@
         <w:spacing w:after="0" w:before="0" w:line="240" w:lineRule="auto"/>
       </w:pPr>
       <w:rPr>
+        <w:rFonts w:eastAsia="黑体"/>
         <w:b/>
         <w:bCs/>
         <w:color w:themeColor="background1" w:val="FFFFFF"/>
@@ -5650,6 +5975,7 @@
         <w:spacing w:after="0" w:before="0" w:line="240" w:lineRule="auto"/>
       </w:pPr>
       <w:rPr>
+        <w:rFonts w:eastAsia="黑体"/>
         <w:b/>
         <w:bCs/>
       </w:rPr>
@@ -5665,12 +5991,14 @@
     </w:tblStylePr>
     <w:tblStylePr w:type="firstCol">
       <w:rPr>
+        <w:rFonts w:eastAsia="黑体"/>
         <w:b/>
         <w:bCs/>
       </w:rPr>
     </w:tblStylePr>
     <w:tblStylePr w:type="lastCol">
       <w:rPr>
+        <w:rFonts w:eastAsia="黑体"/>
         <w:b/>
         <w:bCs/>
       </w:rPr>
@@ -5728,6 +6056,7 @@
         <w:spacing w:after="0" w:before="0" w:line="240" w:lineRule="auto"/>
       </w:pPr>
       <w:rPr>
+        <w:rFonts w:eastAsia="黑体"/>
         <w:b/>
         <w:bCs/>
         <w:color w:themeColor="background1" w:val="FFFFFF"/>
@@ -5742,6 +6071,7 @@
         <w:spacing w:after="0" w:before="0" w:line="240" w:lineRule="auto"/>
       </w:pPr>
       <w:rPr>
+        <w:rFonts w:eastAsia="黑体"/>
         <w:b/>
         <w:bCs/>
       </w:rPr>
@@ -5757,12 +6087,14 @@
     </w:tblStylePr>
     <w:tblStylePr w:type="firstCol">
       <w:rPr>
+        <w:rFonts w:eastAsia="黑体"/>
         <w:b/>
         <w:bCs/>
       </w:rPr>
     </w:tblStylePr>
     <w:tblStylePr w:type="lastCol">
       <w:rPr>
+        <w:rFonts w:eastAsia="黑体"/>
         <w:b/>
         <w:bCs/>
       </w:rPr>
@@ -5820,6 +6152,7 @@
         <w:spacing w:after="0" w:before="0" w:line="240" w:lineRule="auto"/>
       </w:pPr>
       <w:rPr>
+        <w:rFonts w:eastAsia="黑体"/>
         <w:b/>
         <w:bCs/>
         <w:color w:themeColor="background1" w:val="FFFFFF"/>
@@ -5834,6 +6167,7 @@
         <w:spacing w:after="0" w:before="0" w:line="240" w:lineRule="auto"/>
       </w:pPr>
       <w:rPr>
+        <w:rFonts w:eastAsia="黑体"/>
         <w:b/>
         <w:bCs/>
       </w:rPr>
@@ -5849,12 +6183,14 @@
     </w:tblStylePr>
     <w:tblStylePr w:type="firstCol">
       <w:rPr>
+        <w:rFonts w:eastAsia="黑体"/>
         <w:b/>
         <w:bCs/>
       </w:rPr>
     </w:tblStylePr>
     <w:tblStylePr w:type="lastCol">
       <w:rPr>
+        <w:rFonts w:eastAsia="黑体"/>
         <w:b/>
         <w:bCs/>
       </w:rPr>
@@ -5914,7 +6250,7 @@
         <w:spacing w:after="0" w:before="0" w:line="240" w:lineRule="auto"/>
       </w:pPr>
       <w:rPr>
-        <w:rFonts w:asciiTheme="majorHAnsi" w:cstheme="majorBidi" w:eastAsiaTheme="majorEastAsia" w:hAnsiTheme="majorHAnsi"/>
+        <w:rFonts w:asciiTheme="majorHAnsi" w:cstheme="majorBidi" w:hAnsiTheme="majorHAnsi" w:eastAsia="黑体"/>
         <w:b/>
         <w:bCs/>
       </w:rPr>
@@ -5935,7 +6271,7 @@
         <w:spacing w:after="0" w:before="0" w:line="240" w:lineRule="auto"/>
       </w:pPr>
       <w:rPr>
-        <w:rFonts w:asciiTheme="majorHAnsi" w:cstheme="majorBidi" w:eastAsiaTheme="majorEastAsia" w:hAnsiTheme="majorHAnsi"/>
+        <w:rFonts w:asciiTheme="majorHAnsi" w:cstheme="majorBidi" w:hAnsiTheme="majorHAnsi" w:eastAsia="黑体"/>
         <w:b/>
         <w:bCs/>
       </w:rPr>
@@ -5953,14 +6289,14 @@
     </w:tblStylePr>
     <w:tblStylePr w:type="firstCol">
       <w:rPr>
-        <w:rFonts w:asciiTheme="majorHAnsi" w:cstheme="majorBidi" w:eastAsiaTheme="majorEastAsia" w:hAnsiTheme="majorHAnsi"/>
+        <w:rFonts w:asciiTheme="majorHAnsi" w:cstheme="majorBidi" w:hAnsiTheme="majorHAnsi" w:eastAsia="黑体"/>
         <w:b/>
         <w:bCs/>
       </w:rPr>
     </w:tblStylePr>
     <w:tblStylePr w:type="lastCol">
       <w:rPr>
-        <w:rFonts w:asciiTheme="majorHAnsi" w:cstheme="majorBidi" w:eastAsiaTheme="majorEastAsia" w:hAnsiTheme="majorHAnsi"/>
+        <w:rFonts w:asciiTheme="majorHAnsi" w:cstheme="majorBidi" w:hAnsiTheme="majorHAnsi" w:eastAsia="黑体"/>
         <w:b/>
         <w:bCs/>
       </w:rPr>
@@ -6044,7 +6380,7 @@
         <w:spacing w:after="0" w:before="0" w:line="240" w:lineRule="auto"/>
       </w:pPr>
       <w:rPr>
-        <w:rFonts w:asciiTheme="majorHAnsi" w:cstheme="majorBidi" w:eastAsiaTheme="majorEastAsia" w:hAnsiTheme="majorHAnsi"/>
+        <w:rFonts w:asciiTheme="majorHAnsi" w:cstheme="majorBidi" w:hAnsiTheme="majorHAnsi" w:eastAsia="黑体"/>
         <w:b/>
         <w:bCs/>
       </w:rPr>
@@ -6065,7 +6401,7 @@
         <w:spacing w:after="0" w:before="0" w:line="240" w:lineRule="auto"/>
       </w:pPr>
       <w:rPr>
-        <w:rFonts w:asciiTheme="majorHAnsi" w:cstheme="majorBidi" w:eastAsiaTheme="majorEastAsia" w:hAnsiTheme="majorHAnsi"/>
+        <w:rFonts w:asciiTheme="majorHAnsi" w:cstheme="majorBidi" w:hAnsiTheme="majorHAnsi" w:eastAsia="黑体"/>
         <w:b/>
         <w:bCs/>
       </w:rPr>
@@ -6083,14 +6419,14 @@
     </w:tblStylePr>
     <w:tblStylePr w:type="firstCol">
       <w:rPr>
-        <w:rFonts w:asciiTheme="majorHAnsi" w:cstheme="majorBidi" w:eastAsiaTheme="majorEastAsia" w:hAnsiTheme="majorHAnsi"/>
+        <w:rFonts w:asciiTheme="majorHAnsi" w:cstheme="majorBidi" w:hAnsiTheme="majorHAnsi" w:eastAsia="黑体"/>
         <w:b/>
         <w:bCs/>
       </w:rPr>
     </w:tblStylePr>
     <w:tblStylePr w:type="lastCol">
       <w:rPr>
-        <w:rFonts w:asciiTheme="majorHAnsi" w:cstheme="majorBidi" w:eastAsiaTheme="majorEastAsia" w:hAnsiTheme="majorHAnsi"/>
+        <w:rFonts w:asciiTheme="majorHAnsi" w:cstheme="majorBidi" w:hAnsiTheme="majorHAnsi" w:eastAsia="黑体"/>
         <w:b/>
         <w:bCs/>
       </w:rPr>
@@ -6174,7 +6510,7 @@
         <w:spacing w:after="0" w:before="0" w:line="240" w:lineRule="auto"/>
       </w:pPr>
       <w:rPr>
-        <w:rFonts w:asciiTheme="majorHAnsi" w:cstheme="majorBidi" w:eastAsiaTheme="majorEastAsia" w:hAnsiTheme="majorHAnsi"/>
+        <w:rFonts w:asciiTheme="majorHAnsi" w:cstheme="majorBidi" w:hAnsiTheme="majorHAnsi" w:eastAsia="黑体"/>
         <w:b/>
         <w:bCs/>
       </w:rPr>
@@ -6195,7 +6531,7 @@
         <w:spacing w:after="0" w:before="0" w:line="240" w:lineRule="auto"/>
       </w:pPr>
       <w:rPr>
-        <w:rFonts w:asciiTheme="majorHAnsi" w:cstheme="majorBidi" w:eastAsiaTheme="majorEastAsia" w:hAnsiTheme="majorHAnsi"/>
+        <w:rFonts w:asciiTheme="majorHAnsi" w:cstheme="majorBidi" w:hAnsiTheme="majorHAnsi" w:eastAsia="黑体"/>
         <w:b/>
         <w:bCs/>
       </w:rPr>
@@ -6213,14 +6549,14 @@
     </w:tblStylePr>
     <w:tblStylePr w:type="firstCol">
       <w:rPr>
-        <w:rFonts w:asciiTheme="majorHAnsi" w:cstheme="majorBidi" w:eastAsiaTheme="majorEastAsia" w:hAnsiTheme="majorHAnsi"/>
+        <w:rFonts w:asciiTheme="majorHAnsi" w:cstheme="majorBidi" w:hAnsiTheme="majorHAnsi" w:eastAsia="黑体"/>
         <w:b/>
         <w:bCs/>
       </w:rPr>
     </w:tblStylePr>
     <w:tblStylePr w:type="lastCol">
       <w:rPr>
-        <w:rFonts w:asciiTheme="majorHAnsi" w:cstheme="majorBidi" w:eastAsiaTheme="majorEastAsia" w:hAnsiTheme="majorHAnsi"/>
+        <w:rFonts w:asciiTheme="majorHAnsi" w:cstheme="majorBidi" w:hAnsiTheme="majorHAnsi" w:eastAsia="黑体"/>
         <w:b/>
         <w:bCs/>
       </w:rPr>
@@ -6304,7 +6640,7 @@
         <w:spacing w:after="0" w:before="0" w:line="240" w:lineRule="auto"/>
       </w:pPr>
       <w:rPr>
-        <w:rFonts w:asciiTheme="majorHAnsi" w:cstheme="majorBidi" w:eastAsiaTheme="majorEastAsia" w:hAnsiTheme="majorHAnsi"/>
+        <w:rFonts w:asciiTheme="majorHAnsi" w:cstheme="majorBidi" w:hAnsiTheme="majorHAnsi" w:eastAsia="黑体"/>
         <w:b/>
         <w:bCs/>
       </w:rPr>
@@ -6325,7 +6661,7 @@
         <w:spacing w:after="0" w:before="0" w:line="240" w:lineRule="auto"/>
       </w:pPr>
       <w:rPr>
-        <w:rFonts w:asciiTheme="majorHAnsi" w:cstheme="majorBidi" w:eastAsiaTheme="majorEastAsia" w:hAnsiTheme="majorHAnsi"/>
+        <w:rFonts w:asciiTheme="majorHAnsi" w:cstheme="majorBidi" w:hAnsiTheme="majorHAnsi" w:eastAsia="黑体"/>
         <w:b/>
         <w:bCs/>
       </w:rPr>
@@ -6343,14 +6679,14 @@
     </w:tblStylePr>
     <w:tblStylePr w:type="firstCol">
       <w:rPr>
-        <w:rFonts w:asciiTheme="majorHAnsi" w:cstheme="majorBidi" w:eastAsiaTheme="majorEastAsia" w:hAnsiTheme="majorHAnsi"/>
+        <w:rFonts w:asciiTheme="majorHAnsi" w:cstheme="majorBidi" w:hAnsiTheme="majorHAnsi" w:eastAsia="黑体"/>
         <w:b/>
         <w:bCs/>
       </w:rPr>
     </w:tblStylePr>
     <w:tblStylePr w:type="lastCol">
       <w:rPr>
-        <w:rFonts w:asciiTheme="majorHAnsi" w:cstheme="majorBidi" w:eastAsiaTheme="majorEastAsia" w:hAnsiTheme="majorHAnsi"/>
+        <w:rFonts w:asciiTheme="majorHAnsi" w:cstheme="majorBidi" w:hAnsiTheme="majorHAnsi" w:eastAsia="黑体"/>
         <w:b/>
         <w:bCs/>
       </w:rPr>
@@ -6434,7 +6770,7 @@
         <w:spacing w:after="0" w:before="0" w:line="240" w:lineRule="auto"/>
       </w:pPr>
       <w:rPr>
-        <w:rFonts w:asciiTheme="majorHAnsi" w:cstheme="majorBidi" w:eastAsiaTheme="majorEastAsia" w:hAnsiTheme="majorHAnsi"/>
+        <w:rFonts w:asciiTheme="majorHAnsi" w:cstheme="majorBidi" w:hAnsiTheme="majorHAnsi" w:eastAsia="黑体"/>
         <w:b/>
         <w:bCs/>
       </w:rPr>
@@ -6455,7 +6791,7 @@
         <w:spacing w:after="0" w:before="0" w:line="240" w:lineRule="auto"/>
       </w:pPr>
       <w:rPr>
-        <w:rFonts w:asciiTheme="majorHAnsi" w:cstheme="majorBidi" w:eastAsiaTheme="majorEastAsia" w:hAnsiTheme="majorHAnsi"/>
+        <w:rFonts w:asciiTheme="majorHAnsi" w:cstheme="majorBidi" w:hAnsiTheme="majorHAnsi" w:eastAsia="黑体"/>
         <w:b/>
         <w:bCs/>
       </w:rPr>
@@ -6473,14 +6809,14 @@
     </w:tblStylePr>
     <w:tblStylePr w:type="firstCol">
       <w:rPr>
-        <w:rFonts w:asciiTheme="majorHAnsi" w:cstheme="majorBidi" w:eastAsiaTheme="majorEastAsia" w:hAnsiTheme="majorHAnsi"/>
+        <w:rFonts w:asciiTheme="majorHAnsi" w:cstheme="majorBidi" w:hAnsiTheme="majorHAnsi" w:eastAsia="黑体"/>
         <w:b/>
         <w:bCs/>
       </w:rPr>
     </w:tblStylePr>
     <w:tblStylePr w:type="lastCol">
       <w:rPr>
-        <w:rFonts w:asciiTheme="majorHAnsi" w:cstheme="majorBidi" w:eastAsiaTheme="majorEastAsia" w:hAnsiTheme="majorHAnsi"/>
+        <w:rFonts w:asciiTheme="majorHAnsi" w:cstheme="majorBidi" w:hAnsiTheme="majorHAnsi" w:eastAsia="黑体"/>
         <w:b/>
         <w:bCs/>
       </w:rPr>
@@ -6564,7 +6900,7 @@
         <w:spacing w:after="0" w:before="0" w:line="240" w:lineRule="auto"/>
       </w:pPr>
       <w:rPr>
-        <w:rFonts w:asciiTheme="majorHAnsi" w:cstheme="majorBidi" w:eastAsiaTheme="majorEastAsia" w:hAnsiTheme="majorHAnsi"/>
+        <w:rFonts w:asciiTheme="majorHAnsi" w:cstheme="majorBidi" w:hAnsiTheme="majorHAnsi" w:eastAsia="黑体"/>
         <w:b/>
         <w:bCs/>
       </w:rPr>
@@ -6585,7 +6921,7 @@
         <w:spacing w:after="0" w:before="0" w:line="240" w:lineRule="auto"/>
       </w:pPr>
       <w:rPr>
-        <w:rFonts w:asciiTheme="majorHAnsi" w:cstheme="majorBidi" w:eastAsiaTheme="majorEastAsia" w:hAnsiTheme="majorHAnsi"/>
+        <w:rFonts w:asciiTheme="majorHAnsi" w:cstheme="majorBidi" w:hAnsiTheme="majorHAnsi" w:eastAsia="黑体"/>
         <w:b/>
         <w:bCs/>
       </w:rPr>
@@ -6603,14 +6939,14 @@
     </w:tblStylePr>
     <w:tblStylePr w:type="firstCol">
       <w:rPr>
-        <w:rFonts w:asciiTheme="majorHAnsi" w:cstheme="majorBidi" w:eastAsiaTheme="majorEastAsia" w:hAnsiTheme="majorHAnsi"/>
+        <w:rFonts w:asciiTheme="majorHAnsi" w:cstheme="majorBidi" w:hAnsiTheme="majorHAnsi" w:eastAsia="黑体"/>
         <w:b/>
         <w:bCs/>
       </w:rPr>
     </w:tblStylePr>
     <w:tblStylePr w:type="lastCol">
       <w:rPr>
-        <w:rFonts w:asciiTheme="majorHAnsi" w:cstheme="majorBidi" w:eastAsiaTheme="majorEastAsia" w:hAnsiTheme="majorHAnsi"/>
+        <w:rFonts w:asciiTheme="majorHAnsi" w:cstheme="majorBidi" w:hAnsiTheme="majorHAnsi" w:eastAsia="黑体"/>
         <w:b/>
         <w:bCs/>
       </w:rPr>
@@ -6694,7 +7030,7 @@
         <w:spacing w:after="0" w:before="0" w:line="240" w:lineRule="auto"/>
       </w:pPr>
       <w:rPr>
-        <w:rFonts w:asciiTheme="majorHAnsi" w:cstheme="majorBidi" w:eastAsiaTheme="majorEastAsia" w:hAnsiTheme="majorHAnsi"/>
+        <w:rFonts w:asciiTheme="majorHAnsi" w:cstheme="majorBidi" w:hAnsiTheme="majorHAnsi" w:eastAsia="黑体"/>
         <w:b/>
         <w:bCs/>
       </w:rPr>
@@ -6715,7 +7051,7 @@
         <w:spacing w:after="0" w:before="0" w:line="240" w:lineRule="auto"/>
       </w:pPr>
       <w:rPr>
-        <w:rFonts w:asciiTheme="majorHAnsi" w:cstheme="majorBidi" w:eastAsiaTheme="majorEastAsia" w:hAnsiTheme="majorHAnsi"/>
+        <w:rFonts w:asciiTheme="majorHAnsi" w:cstheme="majorBidi" w:hAnsiTheme="majorHAnsi" w:eastAsia="黑体"/>
         <w:b/>
         <w:bCs/>
       </w:rPr>
@@ -6733,14 +7069,14 @@
     </w:tblStylePr>
     <w:tblStylePr w:type="firstCol">
       <w:rPr>
-        <w:rFonts w:asciiTheme="majorHAnsi" w:cstheme="majorBidi" w:eastAsiaTheme="majorEastAsia" w:hAnsiTheme="majorHAnsi"/>
+        <w:rFonts w:asciiTheme="majorHAnsi" w:cstheme="majorBidi" w:hAnsiTheme="majorHAnsi" w:eastAsia="黑体"/>
         <w:b/>
         <w:bCs/>
       </w:rPr>
     </w:tblStylePr>
     <w:tblStylePr w:type="lastCol">
       <w:rPr>
-        <w:rFonts w:asciiTheme="majorHAnsi" w:cstheme="majorBidi" w:eastAsiaTheme="majorEastAsia" w:hAnsiTheme="majorHAnsi"/>
+        <w:rFonts w:asciiTheme="majorHAnsi" w:cstheme="majorBidi" w:hAnsiTheme="majorHAnsi" w:eastAsia="黑体"/>
         <w:b/>
         <w:bCs/>
       </w:rPr>
@@ -6823,6 +7159,7 @@
         <w:spacing w:after="0" w:before="0" w:line="240" w:lineRule="auto"/>
       </w:pPr>
       <w:rPr>
+        <w:rFonts w:eastAsia="黑体"/>
         <w:b/>
         <w:bCs/>
         <w:color w:themeColor="background1" w:val="FFFFFF"/>
@@ -6845,6 +7182,7 @@
         <w:spacing w:after="0" w:before="0" w:line="240" w:lineRule="auto"/>
       </w:pPr>
       <w:rPr>
+        <w:rFonts w:eastAsia="黑体"/>
         <w:b/>
         <w:bCs/>
       </w:rPr>
@@ -6862,12 +7200,14 @@
     </w:tblStylePr>
     <w:tblStylePr w:type="firstCol">
       <w:rPr>
+        <w:rFonts w:eastAsia="黑体"/>
         <w:b/>
         <w:bCs/>
       </w:rPr>
     </w:tblStylePr>
     <w:tblStylePr w:type="lastCol">
       <w:rPr>
+        <w:rFonts w:eastAsia="黑体"/>
         <w:b/>
         <w:bCs/>
       </w:rPr>
@@ -6929,6 +7269,7 @@
         <w:spacing w:after="0" w:before="0" w:line="240" w:lineRule="auto"/>
       </w:pPr>
       <w:rPr>
+        <w:rFonts w:eastAsia="黑体"/>
         <w:b/>
         <w:bCs/>
         <w:color w:themeColor="background1" w:val="FFFFFF"/>
@@ -6951,6 +7292,7 @@
         <w:spacing w:after="0" w:before="0" w:line="240" w:lineRule="auto"/>
       </w:pPr>
       <w:rPr>
+        <w:rFonts w:eastAsia="黑体"/>
         <w:b/>
         <w:bCs/>
       </w:rPr>
@@ -6968,12 +7310,14 @@
     </w:tblStylePr>
     <w:tblStylePr w:type="firstCol">
       <w:rPr>
+        <w:rFonts w:eastAsia="黑体"/>
         <w:b/>
         <w:bCs/>
       </w:rPr>
     </w:tblStylePr>
     <w:tblStylePr w:type="lastCol">
       <w:rPr>
+        <w:rFonts w:eastAsia="黑体"/>
         <w:b/>
         <w:bCs/>
       </w:rPr>
@@ -7035,6 +7379,7 @@
         <w:spacing w:after="0" w:before="0" w:line="240" w:lineRule="auto"/>
       </w:pPr>
       <w:rPr>
+        <w:rFonts w:eastAsia="黑体"/>
         <w:b/>
         <w:bCs/>
         <w:color w:themeColor="background1" w:val="FFFFFF"/>
@@ -7057,6 +7402,7 @@
         <w:spacing w:after="0" w:before="0" w:line="240" w:lineRule="auto"/>
       </w:pPr>
       <w:rPr>
+        <w:rFonts w:eastAsia="黑体"/>
         <w:b/>
         <w:bCs/>
       </w:rPr>
@@ -7074,12 +7420,14 @@
     </w:tblStylePr>
     <w:tblStylePr w:type="firstCol">
       <w:rPr>
+        <w:rFonts w:eastAsia="黑体"/>
         <w:b/>
         <w:bCs/>
       </w:rPr>
     </w:tblStylePr>
     <w:tblStylePr w:type="lastCol">
       <w:rPr>
+        <w:rFonts w:eastAsia="黑体"/>
         <w:b/>
         <w:bCs/>
       </w:rPr>
@@ -7141,6 +7489,7 @@
         <w:spacing w:after="0" w:before="0" w:line="240" w:lineRule="auto"/>
       </w:pPr>
       <w:rPr>
+        <w:rFonts w:eastAsia="黑体"/>
         <w:b/>
         <w:bCs/>
         <w:color w:themeColor="background1" w:val="FFFFFF"/>
@@ -7163,6 +7512,7 @@
         <w:spacing w:after="0" w:before="0" w:line="240" w:lineRule="auto"/>
       </w:pPr>
       <w:rPr>
+        <w:rFonts w:eastAsia="黑体"/>
         <w:b/>
         <w:bCs/>
       </w:rPr>
@@ -7180,12 +7530,14 @@
     </w:tblStylePr>
     <w:tblStylePr w:type="firstCol">
       <w:rPr>
+        <w:rFonts w:eastAsia="黑体"/>
         <w:b/>
         <w:bCs/>
       </w:rPr>
     </w:tblStylePr>
     <w:tblStylePr w:type="lastCol">
       <w:rPr>
+        <w:rFonts w:eastAsia="黑体"/>
         <w:b/>
         <w:bCs/>
       </w:rPr>
@@ -7247,6 +7599,7 @@
         <w:spacing w:after="0" w:before="0" w:line="240" w:lineRule="auto"/>
       </w:pPr>
       <w:rPr>
+        <w:rFonts w:eastAsia="黑体"/>
         <w:b/>
         <w:bCs/>
         <w:color w:themeColor="background1" w:val="FFFFFF"/>
@@ -7269,6 +7622,7 @@
         <w:spacing w:after="0" w:before="0" w:line="240" w:lineRule="auto"/>
       </w:pPr>
       <w:rPr>
+        <w:rFonts w:eastAsia="黑体"/>
         <w:b/>
         <w:bCs/>
       </w:rPr>
@@ -7286,12 +7640,14 @@
     </w:tblStylePr>
     <w:tblStylePr w:type="firstCol">
       <w:rPr>
+        <w:rFonts w:eastAsia="黑体"/>
         <w:b/>
         <w:bCs/>
       </w:rPr>
     </w:tblStylePr>
     <w:tblStylePr w:type="lastCol">
       <w:rPr>
+        <w:rFonts w:eastAsia="黑体"/>
         <w:b/>
         <w:bCs/>
       </w:rPr>
@@ -7353,6 +7709,7 @@
         <w:spacing w:after="0" w:before="0" w:line="240" w:lineRule="auto"/>
       </w:pPr>
       <w:rPr>
+        <w:rFonts w:eastAsia="黑体"/>
         <w:b/>
         <w:bCs/>
         <w:color w:themeColor="background1" w:val="FFFFFF"/>
@@ -7375,6 +7732,7 @@
         <w:spacing w:after="0" w:before="0" w:line="240" w:lineRule="auto"/>
       </w:pPr>
       <w:rPr>
+        <w:rFonts w:eastAsia="黑体"/>
         <w:b/>
         <w:bCs/>
       </w:rPr>
@@ -7392,12 +7750,14 @@
     </w:tblStylePr>
     <w:tblStylePr w:type="firstCol">
       <w:rPr>
+        <w:rFonts w:eastAsia="黑体"/>
         <w:b/>
         <w:bCs/>
       </w:rPr>
     </w:tblStylePr>
     <w:tblStylePr w:type="lastCol">
       <w:rPr>
+        <w:rFonts w:eastAsia="黑体"/>
         <w:b/>
         <w:bCs/>
       </w:rPr>
@@ -7459,6 +7819,7 @@
         <w:spacing w:after="0" w:before="0" w:line="240" w:lineRule="auto"/>
       </w:pPr>
       <w:rPr>
+        <w:rFonts w:eastAsia="黑体"/>
         <w:b/>
         <w:bCs/>
         <w:color w:themeColor="background1" w:val="FFFFFF"/>
@@ -7481,6 +7842,7 @@
         <w:spacing w:after="0" w:before="0" w:line="240" w:lineRule="auto"/>
       </w:pPr>
       <w:rPr>
+        <w:rFonts w:eastAsia="黑体"/>
         <w:b/>
         <w:bCs/>
       </w:rPr>
@@ -7498,12 +7860,14 @@
     </w:tblStylePr>
     <w:tblStylePr w:type="firstCol">
       <w:rPr>
+        <w:rFonts w:eastAsia="黑体"/>
         <w:b/>
         <w:bCs/>
       </w:rPr>
     </w:tblStylePr>
     <w:tblStylePr w:type="lastCol">
       <w:rPr>
+        <w:rFonts w:eastAsia="黑体"/>
         <w:b/>
         <w:bCs/>
       </w:rPr>
@@ -7562,6 +7926,7 @@
         <w:spacing w:after="0" w:before="0" w:line="240" w:lineRule="auto"/>
       </w:pPr>
       <w:rPr>
+        <w:rFonts w:eastAsia="黑体"/>
         <w:b/>
         <w:bCs/>
         <w:color w:themeColor="background1" w:val="FFFFFF"/>
@@ -7584,6 +7949,7 @@
         <w:spacing w:after="0" w:before="0" w:line="240" w:lineRule="auto"/>
       </w:pPr>
       <w:rPr>
+        <w:rFonts w:eastAsia="黑体"/>
         <w:color w:val="auto"/>
       </w:rPr>
       <w:tblPr/>
@@ -7601,6 +7967,7 @@
     </w:tblStylePr>
     <w:tblStylePr w:type="firstCol">
       <w:rPr>
+        <w:rFonts w:eastAsia="黑体"/>
         <w:b/>
         <w:bCs/>
         <w:color w:themeColor="background1" w:val="FFFFFF"/>
@@ -7620,6 +7987,7 @@
     </w:tblStylePr>
     <w:tblStylePr w:type="lastCol">
       <w:rPr>
+        <w:rFonts w:eastAsia="黑体"/>
         <w:b/>
         <w:bCs/>
         <w:color w:themeColor="background1" w:val="FFFFFF"/>
@@ -7668,6 +8036,7 @@
     </w:tblStylePr>
     <w:tblStylePr w:type="nwCell">
       <w:rPr>
+        <w:rFonts w:eastAsia="黑体"/>
         <w:color w:themeColor="background1" w:val="FFFFFF"/>
       </w:rPr>
       <w:tblPr/>
@@ -7711,6 +8080,7 @@
         <w:spacing w:after="0" w:before="0" w:line="240" w:lineRule="auto"/>
       </w:pPr>
       <w:rPr>
+        <w:rFonts w:eastAsia="黑体"/>
         <w:b/>
         <w:bCs/>
         <w:color w:themeColor="background1" w:val="FFFFFF"/>
@@ -7733,6 +8103,7 @@
         <w:spacing w:after="0" w:before="0" w:line="240" w:lineRule="auto"/>
       </w:pPr>
       <w:rPr>
+        <w:rFonts w:eastAsia="黑体"/>
         <w:color w:val="auto"/>
       </w:rPr>
       <w:tblPr/>
@@ -7750,6 +8121,7 @@
     </w:tblStylePr>
     <w:tblStylePr w:type="firstCol">
       <w:rPr>
+        <w:rFonts w:eastAsia="黑体"/>
         <w:b/>
         <w:bCs/>
         <w:color w:themeColor="background1" w:val="FFFFFF"/>
@@ -7769,6 +8141,7 @@
     </w:tblStylePr>
     <w:tblStylePr w:type="lastCol">
       <w:rPr>
+        <w:rFonts w:eastAsia="黑体"/>
         <w:b/>
         <w:bCs/>
         <w:color w:themeColor="background1" w:val="FFFFFF"/>
@@ -7817,6 +8190,7 @@
     </w:tblStylePr>
     <w:tblStylePr w:type="nwCell">
       <w:rPr>
+        <w:rFonts w:eastAsia="黑体"/>
         <w:color w:themeColor="background1" w:val="FFFFFF"/>
       </w:rPr>
       <w:tblPr/>
@@ -7860,6 +8234,7 @@
         <w:spacing w:after="0" w:before="0" w:line="240" w:lineRule="auto"/>
       </w:pPr>
       <w:rPr>
+        <w:rFonts w:eastAsia="黑体"/>
         <w:b/>
         <w:bCs/>
         <w:color w:themeColor="background1" w:val="FFFFFF"/>
@@ -7882,6 +8257,7 @@
         <w:spacing w:after="0" w:before="0" w:line="240" w:lineRule="auto"/>
       </w:pPr>
       <w:rPr>
+        <w:rFonts w:eastAsia="黑体"/>
         <w:color w:val="auto"/>
       </w:rPr>
       <w:tblPr/>
@@ -7899,6 +8275,7 @@
     </w:tblStylePr>
     <w:tblStylePr w:type="firstCol">
       <w:rPr>
+        <w:rFonts w:eastAsia="黑体"/>
         <w:b/>
         <w:bCs/>
         <w:color w:themeColor="background1" w:val="FFFFFF"/>
@@ -7918,6 +8295,7 @@
     </w:tblStylePr>
     <w:tblStylePr w:type="lastCol">
       <w:rPr>
+        <w:rFonts w:eastAsia="黑体"/>
         <w:b/>
         <w:bCs/>
         <w:color w:themeColor="background1" w:val="FFFFFF"/>
@@ -7966,6 +8344,7 @@
     </w:tblStylePr>
     <w:tblStylePr w:type="nwCell">
       <w:rPr>
+        <w:rFonts w:eastAsia="黑体"/>
         <w:color w:themeColor="background1" w:val="FFFFFF"/>
       </w:rPr>
       <w:tblPr/>
@@ -8009,6 +8388,7 @@
         <w:spacing w:after="0" w:before="0" w:line="240" w:lineRule="auto"/>
       </w:pPr>
       <w:rPr>
+        <w:rFonts w:eastAsia="黑体"/>
         <w:b/>
         <w:bCs/>
         <w:color w:themeColor="background1" w:val="FFFFFF"/>
@@ -8031,6 +8411,7 @@
         <w:spacing w:after="0" w:before="0" w:line="240" w:lineRule="auto"/>
       </w:pPr>
       <w:rPr>
+        <w:rFonts w:eastAsia="黑体"/>
         <w:color w:val="auto"/>
       </w:rPr>
       <w:tblPr/>
@@ -8048,6 +8429,7 @@
     </w:tblStylePr>
     <w:tblStylePr w:type="firstCol">
       <w:rPr>
+        <w:rFonts w:eastAsia="黑体"/>
         <w:b/>
         <w:bCs/>
         <w:color w:themeColor="background1" w:val="FFFFFF"/>
@@ -8067,6 +8449,7 @@
     </w:tblStylePr>
     <w:tblStylePr w:type="lastCol">
       <w:rPr>
+        <w:rFonts w:eastAsia="黑体"/>
         <w:b/>
         <w:bCs/>
         <w:color w:themeColor="background1" w:val="FFFFFF"/>
@@ -8115,6 +8498,7 @@
     </w:tblStylePr>
     <w:tblStylePr w:type="nwCell">
       <w:rPr>
+        <w:rFonts w:eastAsia="黑体"/>
         <w:color w:themeColor="background1" w:val="FFFFFF"/>
       </w:rPr>
       <w:tblPr/>
@@ -8158,6 +8542,7 @@
         <w:spacing w:after="0" w:before="0" w:line="240" w:lineRule="auto"/>
       </w:pPr>
       <w:rPr>
+        <w:rFonts w:eastAsia="黑体"/>
         <w:b/>
         <w:bCs/>
         <w:color w:themeColor="background1" w:val="FFFFFF"/>
@@ -8180,6 +8565,7 @@
         <w:spacing w:after="0" w:before="0" w:line="240" w:lineRule="auto"/>
       </w:pPr>
       <w:rPr>
+        <w:rFonts w:eastAsia="黑体"/>
         <w:color w:val="auto"/>
       </w:rPr>
       <w:tblPr/>
@@ -8197,6 +8583,7 @@
     </w:tblStylePr>
     <w:tblStylePr w:type="firstCol">
       <w:rPr>
+        <w:rFonts w:eastAsia="黑体"/>
         <w:b/>
         <w:bCs/>
         <w:color w:themeColor="background1" w:val="FFFFFF"/>
@@ -8216,6 +8603,7 @@
     </w:tblStylePr>
     <w:tblStylePr w:type="lastCol">
       <w:rPr>
+        <w:rFonts w:eastAsia="黑体"/>
         <w:b/>
         <w:bCs/>
         <w:color w:themeColor="background1" w:val="FFFFFF"/>
@@ -8264,6 +8652,7 @@
     </w:tblStylePr>
     <w:tblStylePr w:type="nwCell">
       <w:rPr>
+        <w:rFonts w:eastAsia="黑体"/>
         <w:color w:themeColor="background1" w:val="FFFFFF"/>
       </w:rPr>
       <w:tblPr/>
@@ -8307,6 +8696,7 @@
         <w:spacing w:after="0" w:before="0" w:line="240" w:lineRule="auto"/>
       </w:pPr>
       <w:rPr>
+        <w:rFonts w:eastAsia="黑体"/>
         <w:b/>
         <w:bCs/>
         <w:color w:themeColor="background1" w:val="FFFFFF"/>
@@ -8329,6 +8719,7 @@
         <w:spacing w:after="0" w:before="0" w:line="240" w:lineRule="auto"/>
       </w:pPr>
       <w:rPr>
+        <w:rFonts w:eastAsia="黑体"/>
         <w:color w:val="auto"/>
       </w:rPr>
       <w:tblPr/>
@@ -8346,6 +8737,7 @@
     </w:tblStylePr>
     <w:tblStylePr w:type="firstCol">
       <w:rPr>
+        <w:rFonts w:eastAsia="黑体"/>
         <w:b/>
         <w:bCs/>
         <w:color w:themeColor="background1" w:val="FFFFFF"/>
@@ -8365,6 +8757,7 @@
     </w:tblStylePr>
     <w:tblStylePr w:type="lastCol">
       <w:rPr>
+        <w:rFonts w:eastAsia="黑体"/>
         <w:b/>
         <w:bCs/>
         <w:color w:themeColor="background1" w:val="FFFFFF"/>
@@ -8413,6 +8806,7 @@
     </w:tblStylePr>
     <w:tblStylePr w:type="nwCell">
       <w:rPr>
+        <w:rFonts w:eastAsia="黑体"/>
         <w:color w:themeColor="background1" w:val="FFFFFF"/>
       </w:rPr>
       <w:tblPr/>
@@ -8456,6 +8850,7 @@
         <w:spacing w:after="0" w:before="0" w:line="240" w:lineRule="auto"/>
       </w:pPr>
       <w:rPr>
+        <w:rFonts w:eastAsia="黑体"/>
         <w:b/>
         <w:bCs/>
         <w:color w:themeColor="background1" w:val="FFFFFF"/>
@@ -8478,6 +8873,7 @@
         <w:spacing w:after="0" w:before="0" w:line="240" w:lineRule="auto"/>
       </w:pPr>
       <w:rPr>
+        <w:rFonts w:eastAsia="黑体"/>
         <w:color w:val="auto"/>
       </w:rPr>
       <w:tblPr/>
@@ -8495,6 +8891,7 @@
     </w:tblStylePr>
     <w:tblStylePr w:type="firstCol">
       <w:rPr>
+        <w:rFonts w:eastAsia="黑体"/>
         <w:b/>
         <w:bCs/>
         <w:color w:themeColor="background1" w:val="FFFFFF"/>
@@ -8514,6 +8911,7 @@
     </w:tblStylePr>
     <w:tblStylePr w:type="lastCol">
       <w:rPr>
+        <w:rFonts w:eastAsia="黑体"/>
         <w:b/>
         <w:bCs/>
         <w:color w:themeColor="background1" w:val="FFFFFF"/>
@@ -8562,6 +8960,7 @@
     </w:tblStylePr>
     <w:tblStylePr w:type="nwCell">
       <w:rPr>
+        <w:rFonts w:eastAsia="黑体"/>
         <w:color w:themeColor="background1" w:val="FFFFFF"/>
       </w:rPr>
       <w:tblPr/>
@@ -8586,6 +8985,7 @@
       <w:spacing w:after="0" w:line="240" w:lineRule="auto"/>
     </w:pPr>
     <w:rPr>
+      <w:rFonts w:eastAsia="黑体"/>
       <w:color w:themeColor="text1" w:val="000000"/>
     </w:rPr>
     <w:tblPr>
@@ -8605,7 +9005,7 @@
     </w:tblPr>
     <w:tblStylePr w:type="firstRow">
       <w:rPr>
-        <w:rFonts w:asciiTheme="majorHAnsi" w:cstheme="majorBidi" w:eastAsiaTheme="majorEastAsia" w:hAnsiTheme="majorHAnsi"/>
+        <w:rFonts w:asciiTheme="majorHAnsi" w:cstheme="majorBidi" w:hAnsiTheme="majorHAnsi" w:eastAsia="黑体"/>
       </w:rPr>
       <w:tblPr/>
       <w:tcPr>
@@ -8617,6 +9017,7 @@
     </w:tblStylePr>
     <w:tblStylePr w:type="lastRow">
       <w:rPr>
+        <w:rFonts w:eastAsia="黑体"/>
         <w:b/>
         <w:bCs/>
         <w:color w:themeColor="text2" w:val="1F497D"/>
@@ -8631,12 +9032,14 @@
     </w:tblStylePr>
     <w:tblStylePr w:type="firstCol">
       <w:rPr>
+        <w:rFonts w:eastAsia="黑体"/>
         <w:b/>
         <w:bCs/>
       </w:rPr>
     </w:tblStylePr>
     <w:tblStylePr w:type="lastCol">
       <w:rPr>
+        <w:rFonts w:eastAsia="黑体"/>
         <w:b/>
         <w:bCs/>
       </w:rPr>
@@ -8670,6 +9073,7 @@
       <w:spacing w:after="0" w:line="240" w:lineRule="auto"/>
     </w:pPr>
     <w:rPr>
+      <w:rFonts w:eastAsia="黑体"/>
       <w:color w:themeColor="text1" w:val="000000"/>
     </w:rPr>
     <w:tblPr>
@@ -8689,7 +9093,7 @@
     </w:tblPr>
     <w:tblStylePr w:type="firstRow">
       <w:rPr>
-        <w:rFonts w:asciiTheme="majorHAnsi" w:cstheme="majorBidi" w:eastAsiaTheme="majorEastAsia" w:hAnsiTheme="majorHAnsi"/>
+        <w:rFonts w:asciiTheme="majorHAnsi" w:cstheme="majorBidi" w:hAnsiTheme="majorHAnsi" w:eastAsia="黑体"/>
       </w:rPr>
       <w:tblPr/>
       <w:tcPr>
@@ -8701,6 +9105,7 @@
     </w:tblStylePr>
     <w:tblStylePr w:type="lastRow">
       <w:rPr>
+        <w:rFonts w:eastAsia="黑体"/>
         <w:b/>
         <w:bCs/>
         <w:color w:themeColor="text2" w:val="1F497D"/>
@@ -8715,12 +9120,14 @@
     </w:tblStylePr>
     <w:tblStylePr w:type="firstCol">
       <w:rPr>
+        <w:rFonts w:eastAsia="黑体"/>
         <w:b/>
         <w:bCs/>
       </w:rPr>
     </w:tblStylePr>
     <w:tblStylePr w:type="lastCol">
       <w:rPr>
+        <w:rFonts w:eastAsia="黑体"/>
         <w:b/>
         <w:bCs/>
       </w:rPr>
@@ -8754,6 +9161,7 @@
       <w:spacing w:after="0" w:line="240" w:lineRule="auto"/>
     </w:pPr>
     <w:rPr>
+      <w:rFonts w:eastAsia="黑体"/>
       <w:color w:themeColor="text1" w:val="000000"/>
     </w:rPr>
     <w:tblPr>
@@ -8773,7 +9181,7 @@
     </w:tblPr>
     <w:tblStylePr w:type="firstRow">
       <w:rPr>
-        <w:rFonts w:asciiTheme="majorHAnsi" w:cstheme="majorBidi" w:eastAsiaTheme="majorEastAsia" w:hAnsiTheme="majorHAnsi"/>
+        <w:rFonts w:asciiTheme="majorHAnsi" w:cstheme="majorBidi" w:hAnsiTheme="majorHAnsi" w:eastAsia="黑体"/>
       </w:rPr>
       <w:tblPr/>
       <w:tcPr>
@@ -8785,6 +9193,7 @@
     </w:tblStylePr>
     <w:tblStylePr w:type="lastRow">
       <w:rPr>
+        <w:rFonts w:eastAsia="黑体"/>
         <w:b/>
         <w:bCs/>
         <w:color w:themeColor="text2" w:val="1F497D"/>
@@ -8799,12 +9208,14 @@
     </w:tblStylePr>
     <w:tblStylePr w:type="firstCol">
       <w:rPr>
+        <w:rFonts w:eastAsia="黑体"/>
         <w:b/>
         <w:bCs/>
       </w:rPr>
     </w:tblStylePr>
     <w:tblStylePr w:type="lastCol">
       <w:rPr>
+        <w:rFonts w:eastAsia="黑体"/>
         <w:b/>
         <w:bCs/>
       </w:rPr>
@@ -8838,6 +9249,7 @@
       <w:spacing w:after="0" w:line="240" w:lineRule="auto"/>
     </w:pPr>
     <w:rPr>
+      <w:rFonts w:eastAsia="黑体"/>
       <w:color w:themeColor="text1" w:val="000000"/>
     </w:rPr>
     <w:tblPr>
@@ -8857,7 +9269,7 @@
     </w:tblPr>
     <w:tblStylePr w:type="firstRow">
       <w:rPr>
-        <w:rFonts w:asciiTheme="majorHAnsi" w:cstheme="majorBidi" w:eastAsiaTheme="majorEastAsia" w:hAnsiTheme="majorHAnsi"/>
+        <w:rFonts w:asciiTheme="majorHAnsi" w:cstheme="majorBidi" w:hAnsiTheme="majorHAnsi" w:eastAsia="黑体"/>
       </w:rPr>
       <w:tblPr/>
       <w:tcPr>
@@ -8869,6 +9281,7 @@
     </w:tblStylePr>
     <w:tblStylePr w:type="lastRow">
       <w:rPr>
+        <w:rFonts w:eastAsia="黑体"/>
         <w:b/>
         <w:bCs/>
         <w:color w:themeColor="text2" w:val="1F497D"/>
@@ -8883,12 +9296,14 @@
     </w:tblStylePr>
     <w:tblStylePr w:type="firstCol">
       <w:rPr>
+        <w:rFonts w:eastAsia="黑体"/>
         <w:b/>
         <w:bCs/>
       </w:rPr>
     </w:tblStylePr>
     <w:tblStylePr w:type="lastCol">
       <w:rPr>
+        <w:rFonts w:eastAsia="黑体"/>
         <w:b/>
         <w:bCs/>
       </w:rPr>
@@ -8922,6 +9337,7 @@
       <w:spacing w:after="0" w:line="240" w:lineRule="auto"/>
     </w:pPr>
     <w:rPr>
+      <w:rFonts w:eastAsia="黑体"/>
       <w:color w:themeColor="text1" w:val="000000"/>
     </w:rPr>
     <w:tblPr>
@@ -8941,7 +9357,7 @@
     </w:tblPr>
     <w:tblStylePr w:type="firstRow">
       <w:rPr>
-        <w:rFonts w:asciiTheme="majorHAnsi" w:cstheme="majorBidi" w:eastAsiaTheme="majorEastAsia" w:hAnsiTheme="majorHAnsi"/>
+        <w:rFonts w:asciiTheme="majorHAnsi" w:cstheme="majorBidi" w:hAnsiTheme="majorHAnsi" w:eastAsia="黑体"/>
       </w:rPr>
       <w:tblPr/>
       <w:tcPr>
@@ -8953,6 +9369,7 @@
     </w:tblStylePr>
     <w:tblStylePr w:type="lastRow">
       <w:rPr>
+        <w:rFonts w:eastAsia="黑体"/>
         <w:b/>
         <w:bCs/>
         <w:color w:themeColor="text2" w:val="1F497D"/>
@@ -8967,12 +9384,14 @@
     </w:tblStylePr>
     <w:tblStylePr w:type="firstCol">
       <w:rPr>
+        <w:rFonts w:eastAsia="黑体"/>
         <w:b/>
         <w:bCs/>
       </w:rPr>
     </w:tblStylePr>
     <w:tblStylePr w:type="lastCol">
       <w:rPr>
+        <w:rFonts w:eastAsia="黑体"/>
         <w:b/>
         <w:bCs/>
       </w:rPr>
@@ -9006,6 +9425,7 @@
       <w:spacing w:after="0" w:line="240" w:lineRule="auto"/>
     </w:pPr>
     <w:rPr>
+      <w:rFonts w:eastAsia="黑体"/>
       <w:color w:themeColor="text1" w:val="000000"/>
     </w:rPr>
     <w:tblPr>
@@ -9025,7 +9445,7 @@
     </w:tblPr>
     <w:tblStylePr w:type="firstRow">
       <w:rPr>
-        <w:rFonts w:asciiTheme="majorHAnsi" w:cstheme="majorBidi" w:eastAsiaTheme="majorEastAsia" w:hAnsiTheme="majorHAnsi"/>
+        <w:rFonts w:asciiTheme="majorHAnsi" w:cstheme="majorBidi" w:hAnsiTheme="majorHAnsi" w:eastAsia="黑体"/>
       </w:rPr>
       <w:tblPr/>
       <w:tcPr>
@@ -9037,6 +9457,7 @@
     </w:tblStylePr>
     <w:tblStylePr w:type="lastRow">
       <w:rPr>
+        <w:rFonts w:eastAsia="黑体"/>
         <w:b/>
         <w:bCs/>
         <w:color w:themeColor="text2" w:val="1F497D"/>
@@ -9051,12 +9472,14 @@
     </w:tblStylePr>
     <w:tblStylePr w:type="firstCol">
       <w:rPr>
+        <w:rFonts w:eastAsia="黑体"/>
         <w:b/>
         <w:bCs/>
       </w:rPr>
     </w:tblStylePr>
     <w:tblStylePr w:type="lastCol">
       <w:rPr>
+        <w:rFonts w:eastAsia="黑体"/>
         <w:b/>
         <w:bCs/>
       </w:rPr>
@@ -9090,6 +9513,7 @@
       <w:spacing w:after="0" w:line="240" w:lineRule="auto"/>
     </w:pPr>
     <w:rPr>
+      <w:rFonts w:eastAsia="黑体"/>
       <w:color w:themeColor="text1" w:val="000000"/>
     </w:rPr>
     <w:tblPr>
@@ -9109,7 +9533,7 @@
     </w:tblPr>
     <w:tblStylePr w:type="firstRow">
       <w:rPr>
-        <w:rFonts w:asciiTheme="majorHAnsi" w:cstheme="majorBidi" w:eastAsiaTheme="majorEastAsia" w:hAnsiTheme="majorHAnsi"/>
+        <w:rFonts w:asciiTheme="majorHAnsi" w:cstheme="majorBidi" w:hAnsiTheme="majorHAnsi" w:eastAsia="黑体"/>
       </w:rPr>
       <w:tblPr/>
       <w:tcPr>
@@ -9121,6 +9545,7 @@
     </w:tblStylePr>
     <w:tblStylePr w:type="lastRow">
       <w:rPr>
+        <w:rFonts w:eastAsia="黑体"/>
         <w:b/>
         <w:bCs/>
         <w:color w:themeColor="text2" w:val="1F497D"/>
@@ -9135,12 +9560,14 @@
     </w:tblStylePr>
     <w:tblStylePr w:type="firstCol">
       <w:rPr>
+        <w:rFonts w:eastAsia="黑体"/>
         <w:b/>
         <w:bCs/>
       </w:rPr>
     </w:tblStylePr>
     <w:tblStylePr w:type="lastCol">
       <w:rPr>
+        <w:rFonts w:eastAsia="黑体"/>
         <w:b/>
         <w:bCs/>
       </w:rPr>
@@ -9174,7 +9601,7 @@
       <w:spacing w:after="0" w:line="240" w:lineRule="auto"/>
     </w:pPr>
     <w:rPr>
-      <w:rFonts w:asciiTheme="majorHAnsi" w:cstheme="majorBidi" w:eastAsiaTheme="majorEastAsia" w:hAnsiTheme="majorHAnsi"/>
+      <w:rFonts w:asciiTheme="majorHAnsi" w:cstheme="majorBidi" w:hAnsiTheme="majorHAnsi" w:eastAsia="黑体"/>
       <w:color w:themeColor="text1" w:val="000000"/>
     </w:rPr>
     <w:tblPr>
@@ -9196,6 +9623,7 @@
     </w:tblPr>
     <w:tblStylePr w:type="firstRow">
       <w:rPr>
+        <w:rFonts w:eastAsia="黑体"/>
         <w:sz w:val="24"/>
         <w:szCs w:val="24"/>
       </w:rPr>
@@ -9302,7 +9730,7 @@
       <w:spacing w:after="0" w:line="240" w:lineRule="auto"/>
     </w:pPr>
     <w:rPr>
-      <w:rFonts w:asciiTheme="majorHAnsi" w:cstheme="majorBidi" w:eastAsiaTheme="majorEastAsia" w:hAnsiTheme="majorHAnsi"/>
+      <w:rFonts w:asciiTheme="majorHAnsi" w:cstheme="majorBidi" w:hAnsiTheme="majorHAnsi" w:eastAsia="黑体"/>
       <w:color w:themeColor="text1" w:val="000000"/>
     </w:rPr>
     <w:tblPr>
@@ -9324,6 +9752,7 @@
     </w:tblPr>
     <w:tblStylePr w:type="firstRow">
       <w:rPr>
+        <w:rFonts w:eastAsia="黑体"/>
         <w:sz w:val="24"/>
         <w:szCs w:val="24"/>
       </w:rPr>
@@ -9430,7 +9859,7 @@
       <w:spacing w:after="0" w:line="240" w:lineRule="auto"/>
     </w:pPr>
     <w:rPr>
-      <w:rFonts w:asciiTheme="majorHAnsi" w:cstheme="majorBidi" w:eastAsiaTheme="majorEastAsia" w:hAnsiTheme="majorHAnsi"/>
+      <w:rFonts w:asciiTheme="majorHAnsi" w:cstheme="majorBidi" w:hAnsiTheme="majorHAnsi" w:eastAsia="黑体"/>
       <w:color w:themeColor="text1" w:val="000000"/>
     </w:rPr>
     <w:tblPr>
@@ -9452,6 +9881,7 @@
     </w:tblPr>
     <w:tblStylePr w:type="firstRow">
       <w:rPr>
+        <w:rFonts w:eastAsia="黑体"/>
         <w:sz w:val="24"/>
         <w:szCs w:val="24"/>
       </w:rPr>
@@ -9558,7 +9988,7 @@
       <w:spacing w:after="0" w:line="240" w:lineRule="auto"/>
     </w:pPr>
     <w:rPr>
-      <w:rFonts w:asciiTheme="majorHAnsi" w:cstheme="majorBidi" w:eastAsiaTheme="majorEastAsia" w:hAnsiTheme="majorHAnsi"/>
+      <w:rFonts w:asciiTheme="majorHAnsi" w:cstheme="majorBidi" w:hAnsiTheme="majorHAnsi" w:eastAsia="黑体"/>
       <w:color w:themeColor="text1" w:val="000000"/>
     </w:rPr>
     <w:tblPr>
@@ -9580,6 +10010,7 @@
     </w:tblPr>
     <w:tblStylePr w:type="firstRow">
       <w:rPr>
+        <w:rFonts w:eastAsia="黑体"/>
         <w:sz w:val="24"/>
         <w:szCs w:val="24"/>
       </w:rPr>
@@ -9686,7 +10117,7 @@
       <w:spacing w:after="0" w:line="240" w:lineRule="auto"/>
     </w:pPr>
     <w:rPr>
-      <w:rFonts w:asciiTheme="majorHAnsi" w:cstheme="majorBidi" w:eastAsiaTheme="majorEastAsia" w:hAnsiTheme="majorHAnsi"/>
+      <w:rFonts w:asciiTheme="majorHAnsi" w:cstheme="majorBidi" w:hAnsiTheme="majorHAnsi" w:eastAsia="黑体"/>
       <w:color w:themeColor="text1" w:val="000000"/>
     </w:rPr>
     <w:tblPr>
@@ -9708,6 +10139,7 @@
     </w:tblPr>
     <w:tblStylePr w:type="firstRow">
       <w:rPr>
+        <w:rFonts w:eastAsia="黑体"/>
         <w:sz w:val="24"/>
         <w:szCs w:val="24"/>
       </w:rPr>
@@ -9814,7 +10246,7 @@
       <w:spacing w:after="0" w:line="240" w:lineRule="auto"/>
     </w:pPr>
     <w:rPr>
-      <w:rFonts w:asciiTheme="majorHAnsi" w:cstheme="majorBidi" w:eastAsiaTheme="majorEastAsia" w:hAnsiTheme="majorHAnsi"/>
+      <w:rFonts w:asciiTheme="majorHAnsi" w:cstheme="majorBidi" w:hAnsiTheme="majorHAnsi" w:eastAsia="黑体"/>
       <w:color w:themeColor="text1" w:val="000000"/>
     </w:rPr>
     <w:tblPr>
@@ -9836,6 +10268,7 @@
     </w:tblPr>
     <w:tblStylePr w:type="firstRow">
       <w:rPr>
+        <w:rFonts w:eastAsia="黑体"/>
         <w:sz w:val="24"/>
         <w:szCs w:val="24"/>
       </w:rPr>
@@ -9942,7 +10375,7 @@
       <w:spacing w:after="0" w:line="240" w:lineRule="auto"/>
     </w:pPr>
     <w:rPr>
-      <w:rFonts w:asciiTheme="majorHAnsi" w:cstheme="majorBidi" w:eastAsiaTheme="majorEastAsia" w:hAnsiTheme="majorHAnsi"/>
+      <w:rFonts w:asciiTheme="majorHAnsi" w:cstheme="majorBidi" w:hAnsiTheme="majorHAnsi" w:eastAsia="黑体"/>
       <w:color w:themeColor="text1" w:val="000000"/>
     </w:rPr>
     <w:tblPr>
@@ -9964,6 +10397,7 @@
     </w:tblPr>
     <w:tblStylePr w:type="firstRow">
       <w:rPr>
+        <w:rFonts w:eastAsia="黑体"/>
         <w:sz w:val="24"/>
         <w:szCs w:val="24"/>
       </w:rPr>
@@ -10093,12 +10527,14 @@
     </w:tcPr>
     <w:tblStylePr w:type="firstRow">
       <w:rPr>
+        <w:rFonts w:eastAsia="黑体"/>
         <w:b/>
         <w:bCs/>
       </w:rPr>
     </w:tblStylePr>
     <w:tblStylePr w:type="lastRow">
       <w:rPr>
+        <w:rFonts w:eastAsia="黑体"/>
         <w:b/>
         <w:bCs/>
       </w:rPr>
@@ -10111,12 +10547,14 @@
     </w:tblStylePr>
     <w:tblStylePr w:type="firstCol">
       <w:rPr>
+        <w:rFonts w:eastAsia="黑体"/>
         <w:b/>
         <w:bCs/>
       </w:rPr>
     </w:tblStylePr>
     <w:tblStylePr w:type="lastCol">
       <w:rPr>
+        <w:rFonts w:eastAsia="黑体"/>
         <w:b/>
         <w:bCs/>
       </w:rPr>
@@ -10166,12 +10604,14 @@
     </w:tcPr>
     <w:tblStylePr w:type="firstRow">
       <w:rPr>
+        <w:rFonts w:eastAsia="黑体"/>
         <w:b/>
         <w:bCs/>
       </w:rPr>
     </w:tblStylePr>
     <w:tblStylePr w:type="lastRow">
       <w:rPr>
+        <w:rFonts w:eastAsia="黑体"/>
         <w:b/>
         <w:bCs/>
       </w:rPr>
@@ -10184,12 +10624,14 @@
     </w:tblStylePr>
     <w:tblStylePr w:type="firstCol">
       <w:rPr>
+        <w:rFonts w:eastAsia="黑体"/>
         <w:b/>
         <w:bCs/>
       </w:rPr>
     </w:tblStylePr>
     <w:tblStylePr w:type="lastCol">
       <w:rPr>
+        <w:rFonts w:eastAsia="黑体"/>
         <w:b/>
         <w:bCs/>
       </w:rPr>
@@ -10239,12 +10681,14 @@
     </w:tcPr>
     <w:tblStylePr w:type="firstRow">
       <w:rPr>
+        <w:rFonts w:eastAsia="黑体"/>
         <w:b/>
         <w:bCs/>
       </w:rPr>
     </w:tblStylePr>
     <w:tblStylePr w:type="lastRow">
       <w:rPr>
+        <w:rFonts w:eastAsia="黑体"/>
         <w:b/>
         <w:bCs/>
       </w:rPr>
@@ -10257,12 +10701,14 @@
     </w:tblStylePr>
     <w:tblStylePr w:type="firstCol">
       <w:rPr>
+        <w:rFonts w:eastAsia="黑体"/>
         <w:b/>
         <w:bCs/>
       </w:rPr>
     </w:tblStylePr>
     <w:tblStylePr w:type="lastCol">
       <w:rPr>
+        <w:rFonts w:eastAsia="黑体"/>
         <w:b/>
         <w:bCs/>
       </w:rPr>
@@ -10312,12 +10758,14 @@
     </w:tcPr>
     <w:tblStylePr w:type="firstRow">
       <w:rPr>
+        <w:rFonts w:eastAsia="黑体"/>
         <w:b/>
         <w:bCs/>
       </w:rPr>
     </w:tblStylePr>
     <w:tblStylePr w:type="lastRow">
       <w:rPr>
+        <w:rFonts w:eastAsia="黑体"/>
         <w:b/>
         <w:bCs/>
       </w:rPr>
@@ -10330,12 +10778,14 @@
     </w:tblStylePr>
     <w:tblStylePr w:type="firstCol">
       <w:rPr>
+        <w:rFonts w:eastAsia="黑体"/>
         <w:b/>
         <w:bCs/>
       </w:rPr>
     </w:tblStylePr>
     <w:tblStylePr w:type="lastCol">
       <w:rPr>
+        <w:rFonts w:eastAsia="黑体"/>
         <w:b/>
         <w:bCs/>
       </w:rPr>
@@ -10385,12 +10835,14 @@
     </w:tcPr>
     <w:tblStylePr w:type="firstRow">
       <w:rPr>
+        <w:rFonts w:eastAsia="黑体"/>
         <w:b/>
         <w:bCs/>
       </w:rPr>
     </w:tblStylePr>
     <w:tblStylePr w:type="lastRow">
       <w:rPr>
+        <w:rFonts w:eastAsia="黑体"/>
         <w:b/>
         <w:bCs/>
       </w:rPr>
@@ -10403,12 +10855,14 @@
     </w:tblStylePr>
     <w:tblStylePr w:type="firstCol">
       <w:rPr>
+        <w:rFonts w:eastAsia="黑体"/>
         <w:b/>
         <w:bCs/>
       </w:rPr>
     </w:tblStylePr>
     <w:tblStylePr w:type="lastCol">
       <w:rPr>
+        <w:rFonts w:eastAsia="黑体"/>
         <w:b/>
         <w:bCs/>
       </w:rPr>
@@ -10458,12 +10912,14 @@
     </w:tcPr>
     <w:tblStylePr w:type="firstRow">
       <w:rPr>
+        <w:rFonts w:eastAsia="黑体"/>
         <w:b/>
         <w:bCs/>
       </w:rPr>
     </w:tblStylePr>
     <w:tblStylePr w:type="lastRow">
       <w:rPr>
+        <w:rFonts w:eastAsia="黑体"/>
         <w:b/>
         <w:bCs/>
       </w:rPr>
@@ -10476,12 +10932,14 @@
     </w:tblStylePr>
     <w:tblStylePr w:type="firstCol">
       <w:rPr>
+        <w:rFonts w:eastAsia="黑体"/>
         <w:b/>
         <w:bCs/>
       </w:rPr>
     </w:tblStylePr>
     <w:tblStylePr w:type="lastCol">
       <w:rPr>
+        <w:rFonts w:eastAsia="黑体"/>
         <w:b/>
         <w:bCs/>
       </w:rPr>
@@ -10531,12 +10989,14 @@
     </w:tcPr>
     <w:tblStylePr w:type="firstRow">
       <w:rPr>
+        <w:rFonts w:eastAsia="黑体"/>
         <w:b/>
         <w:bCs/>
       </w:rPr>
     </w:tblStylePr>
     <w:tblStylePr w:type="lastRow">
       <w:rPr>
+        <w:rFonts w:eastAsia="黑体"/>
         <w:b/>
         <w:bCs/>
       </w:rPr>
@@ -10549,12 +11009,14 @@
     </w:tblStylePr>
     <w:tblStylePr w:type="firstCol">
       <w:rPr>
+        <w:rFonts w:eastAsia="黑体"/>
         <w:b/>
         <w:bCs/>
       </w:rPr>
     </w:tblStylePr>
     <w:tblStylePr w:type="lastCol">
       <w:rPr>
+        <w:rFonts w:eastAsia="黑体"/>
         <w:b/>
         <w:bCs/>
       </w:rPr>
@@ -10581,7 +11043,7 @@
       <w:spacing w:after="0" w:line="240" w:lineRule="auto"/>
     </w:pPr>
     <w:rPr>
-      <w:rFonts w:asciiTheme="majorHAnsi" w:cstheme="majorBidi" w:eastAsiaTheme="majorEastAsia" w:hAnsiTheme="majorHAnsi"/>
+      <w:rFonts w:asciiTheme="majorHAnsi" w:cstheme="majorBidi" w:hAnsiTheme="majorHAnsi" w:eastAsia="黑体"/>
       <w:color w:themeColor="text1" w:val="000000"/>
     </w:rPr>
     <w:tblPr>
@@ -10608,6 +11070,7 @@
     </w:tcPr>
     <w:tblStylePr w:type="firstRow">
       <w:rPr>
+        <w:rFonts w:eastAsia="黑体"/>
         <w:b/>
         <w:bCs/>
         <w:color w:themeColor="text1" w:val="000000"/>
@@ -10619,6 +11082,7 @@
     </w:tblStylePr>
     <w:tblStylePr w:type="lastRow">
       <w:rPr>
+        <w:rFonts w:eastAsia="黑体"/>
         <w:b/>
         <w:bCs/>
         <w:color w:themeColor="text1" w:val="000000"/>
@@ -10638,6 +11102,7 @@
     </w:tblStylePr>
     <w:tblStylePr w:type="firstCol">
       <w:rPr>
+        <w:rFonts w:eastAsia="黑体"/>
         <w:b/>
         <w:bCs/>
         <w:color w:themeColor="text1" w:val="000000"/>
@@ -10657,6 +11122,7 @@
     </w:tblStylePr>
     <w:tblStylePr w:type="lastCol">
       <w:rPr>
+        <w:rFonts w:eastAsia="黑体"/>
         <w:b w:val="0"/>
         <w:bCs w:val="0"/>
         <w:color w:themeColor="text1" w:val="000000"/>
@@ -10706,7 +11172,7 @@
       <w:spacing w:after="0" w:line="240" w:lineRule="auto"/>
     </w:pPr>
     <w:rPr>
-      <w:rFonts w:asciiTheme="majorHAnsi" w:cstheme="majorBidi" w:eastAsiaTheme="majorEastAsia" w:hAnsiTheme="majorHAnsi"/>
+      <w:rFonts w:asciiTheme="majorHAnsi" w:cstheme="majorBidi" w:hAnsiTheme="majorHAnsi" w:eastAsia="黑体"/>
       <w:color w:themeColor="text1" w:val="000000"/>
     </w:rPr>
     <w:tblPr>
@@ -10733,6 +11199,7 @@
     </w:tcPr>
     <w:tblStylePr w:type="firstRow">
       <w:rPr>
+        <w:rFonts w:eastAsia="黑体"/>
         <w:b/>
         <w:bCs/>
         <w:color w:themeColor="text1" w:val="000000"/>
@@ -10744,6 +11211,7 @@
     </w:tblStylePr>
     <w:tblStylePr w:type="lastRow">
       <w:rPr>
+        <w:rFonts w:eastAsia="黑体"/>
         <w:b/>
         <w:bCs/>
         <w:color w:themeColor="text1" w:val="000000"/>
@@ -10763,6 +11231,7 @@
     </w:tblStylePr>
     <w:tblStylePr w:type="firstCol">
       <w:rPr>
+        <w:rFonts w:eastAsia="黑体"/>
         <w:b/>
         <w:bCs/>
         <w:color w:themeColor="text1" w:val="000000"/>
@@ -10782,6 +11251,7 @@
     </w:tblStylePr>
     <w:tblStylePr w:type="lastCol">
       <w:rPr>
+        <w:rFonts w:eastAsia="黑体"/>
         <w:b w:val="0"/>
         <w:bCs w:val="0"/>
         <w:color w:themeColor="text1" w:val="000000"/>
@@ -10831,7 +11301,7 @@
       <w:spacing w:after="0" w:line="240" w:lineRule="auto"/>
     </w:pPr>
     <w:rPr>
-      <w:rFonts w:asciiTheme="majorHAnsi" w:cstheme="majorBidi" w:eastAsiaTheme="majorEastAsia" w:hAnsiTheme="majorHAnsi"/>
+      <w:rFonts w:asciiTheme="majorHAnsi" w:cstheme="majorBidi" w:hAnsiTheme="majorHAnsi" w:eastAsia="黑体"/>
       <w:color w:themeColor="text1" w:val="000000"/>
     </w:rPr>
     <w:tblPr>
@@ -10858,6 +11328,7 @@
     </w:tcPr>
     <w:tblStylePr w:type="firstRow">
       <w:rPr>
+        <w:rFonts w:eastAsia="黑体"/>
         <w:b/>
         <w:bCs/>
         <w:color w:themeColor="text1" w:val="000000"/>
@@ -10869,6 +11340,7 @@
     </w:tblStylePr>
     <w:tblStylePr w:type="lastRow">
       <w:rPr>
+        <w:rFonts w:eastAsia="黑体"/>
         <w:b/>
         <w:bCs/>
         <w:color w:themeColor="text1" w:val="000000"/>
@@ -10888,6 +11360,7 @@
     </w:tblStylePr>
     <w:tblStylePr w:type="firstCol">
       <w:rPr>
+        <w:rFonts w:eastAsia="黑体"/>
         <w:b/>
         <w:bCs/>
         <w:color w:themeColor="text1" w:val="000000"/>
@@ -10907,6 +11380,7 @@
     </w:tblStylePr>
     <w:tblStylePr w:type="lastCol">
       <w:rPr>
+        <w:rFonts w:eastAsia="黑体"/>
         <w:b w:val="0"/>
         <w:bCs w:val="0"/>
         <w:color w:themeColor="text1" w:val="000000"/>
@@ -10956,7 +11430,7 @@
       <w:spacing w:after="0" w:line="240" w:lineRule="auto"/>
     </w:pPr>
     <w:rPr>
-      <w:rFonts w:asciiTheme="majorHAnsi" w:cstheme="majorBidi" w:eastAsiaTheme="majorEastAsia" w:hAnsiTheme="majorHAnsi"/>
+      <w:rFonts w:asciiTheme="majorHAnsi" w:cstheme="majorBidi" w:hAnsiTheme="majorHAnsi" w:eastAsia="黑体"/>
       <w:color w:themeColor="text1" w:val="000000"/>
     </w:rPr>
     <w:tblPr>
@@ -10983,6 +11457,7 @@
     </w:tcPr>
     <w:tblStylePr w:type="firstRow">
       <w:rPr>
+        <w:rFonts w:eastAsia="黑体"/>
         <w:b/>
         <w:bCs/>
         <w:color w:themeColor="text1" w:val="000000"/>
@@ -10994,6 +11469,7 @@
     </w:tblStylePr>
     <w:tblStylePr w:type="lastRow">
       <w:rPr>
+        <w:rFonts w:eastAsia="黑体"/>
         <w:b/>
         <w:bCs/>
         <w:color w:themeColor="text1" w:val="000000"/>
@@ -11013,6 +11489,7 @@
     </w:tblStylePr>
     <w:tblStylePr w:type="firstCol">
       <w:rPr>
+        <w:rFonts w:eastAsia="黑体"/>
         <w:b/>
         <w:bCs/>
         <w:color w:themeColor="text1" w:val="000000"/>
@@ -11032,6 +11509,7 @@
     </w:tblStylePr>
     <w:tblStylePr w:type="lastCol">
       <w:rPr>
+        <w:rFonts w:eastAsia="黑体"/>
         <w:b w:val="0"/>
         <w:bCs w:val="0"/>
         <w:color w:themeColor="text1" w:val="000000"/>
@@ -11081,7 +11559,7 @@
       <w:spacing w:after="0" w:line="240" w:lineRule="auto"/>
     </w:pPr>
     <w:rPr>
-      <w:rFonts w:asciiTheme="majorHAnsi" w:cstheme="majorBidi" w:eastAsiaTheme="majorEastAsia" w:hAnsiTheme="majorHAnsi"/>
+      <w:rFonts w:asciiTheme="majorHAnsi" w:cstheme="majorBidi" w:hAnsiTheme="majorHAnsi" w:eastAsia="黑体"/>
       <w:color w:themeColor="text1" w:val="000000"/>
     </w:rPr>
     <w:tblPr>
@@ -11108,6 +11586,7 @@
     </w:tcPr>
     <w:tblStylePr w:type="firstRow">
       <w:rPr>
+        <w:rFonts w:eastAsia="黑体"/>
         <w:b/>
         <w:bCs/>
         <w:color w:themeColor="text1" w:val="000000"/>
@@ -11119,6 +11598,7 @@
     </w:tblStylePr>
     <w:tblStylePr w:type="lastRow">
       <w:rPr>
+        <w:rFonts w:eastAsia="黑体"/>
         <w:b/>
         <w:bCs/>
         <w:color w:themeColor="text1" w:val="000000"/>
@@ -11138,6 +11618,7 @@
     </w:tblStylePr>
     <w:tblStylePr w:type="firstCol">
       <w:rPr>
+        <w:rFonts w:eastAsia="黑体"/>
         <w:b/>
         <w:bCs/>
         <w:color w:themeColor="text1" w:val="000000"/>
@@ -11157,6 +11638,7 @@
     </w:tblStylePr>
     <w:tblStylePr w:type="lastCol">
       <w:rPr>
+        <w:rFonts w:eastAsia="黑体"/>
         <w:b w:val="0"/>
         <w:bCs w:val="0"/>
         <w:color w:themeColor="text1" w:val="000000"/>
@@ -11206,7 +11688,7 @@
       <w:spacing w:after="0" w:line="240" w:lineRule="auto"/>
     </w:pPr>
     <w:rPr>
-      <w:rFonts w:asciiTheme="majorHAnsi" w:cstheme="majorBidi" w:eastAsiaTheme="majorEastAsia" w:hAnsiTheme="majorHAnsi"/>
+      <w:rFonts w:asciiTheme="majorHAnsi" w:cstheme="majorBidi" w:hAnsiTheme="majorHAnsi" w:eastAsia="黑体"/>
       <w:color w:themeColor="text1" w:val="000000"/>
     </w:rPr>
     <w:tblPr>
@@ -11233,6 +11715,7 @@
     </w:tcPr>
     <w:tblStylePr w:type="firstRow">
       <w:rPr>
+        <w:rFonts w:eastAsia="黑体"/>
         <w:b/>
         <w:bCs/>
         <w:color w:themeColor="text1" w:val="000000"/>
@@ -11244,6 +11727,7 @@
     </w:tblStylePr>
     <w:tblStylePr w:type="lastRow">
       <w:rPr>
+        <w:rFonts w:eastAsia="黑体"/>
         <w:b/>
         <w:bCs/>
         <w:color w:themeColor="text1" w:val="000000"/>
@@ -11263,6 +11747,7 @@
     </w:tblStylePr>
     <w:tblStylePr w:type="firstCol">
       <w:rPr>
+        <w:rFonts w:eastAsia="黑体"/>
         <w:b/>
         <w:bCs/>
         <w:color w:themeColor="text1" w:val="000000"/>
@@ -11282,6 +11767,7 @@
     </w:tblStylePr>
     <w:tblStylePr w:type="lastCol">
       <w:rPr>
+        <w:rFonts w:eastAsia="黑体"/>
         <w:b w:val="0"/>
         <w:bCs w:val="0"/>
         <w:color w:themeColor="text1" w:val="000000"/>
@@ -11331,7 +11817,7 @@
       <w:spacing w:after="0" w:line="240" w:lineRule="auto"/>
     </w:pPr>
     <w:rPr>
-      <w:rFonts w:asciiTheme="majorHAnsi" w:cstheme="majorBidi" w:eastAsiaTheme="majorEastAsia" w:hAnsiTheme="majorHAnsi"/>
+      <w:rFonts w:asciiTheme="majorHAnsi" w:cstheme="majorBidi" w:hAnsiTheme="majorHAnsi" w:eastAsia="黑体"/>
       <w:color w:themeColor="text1" w:val="000000"/>
     </w:rPr>
     <w:tblPr>
@@ -11358,6 +11844,7 @@
     </w:tcPr>
     <w:tblStylePr w:type="firstRow">
       <w:rPr>
+        <w:rFonts w:eastAsia="黑体"/>
         <w:b/>
         <w:bCs/>
         <w:color w:themeColor="text1" w:val="000000"/>
@@ -11369,6 +11856,7 @@
     </w:tblStylePr>
     <w:tblStylePr w:type="lastRow">
       <w:rPr>
+        <w:rFonts w:eastAsia="黑体"/>
         <w:b/>
         <w:bCs/>
         <w:color w:themeColor="text1" w:val="000000"/>
@@ -11388,6 +11876,7 @@
     </w:tblStylePr>
     <w:tblStylePr w:type="firstCol">
       <w:rPr>
+        <w:rFonts w:eastAsia="黑体"/>
         <w:b/>
         <w:bCs/>
         <w:color w:themeColor="text1" w:val="000000"/>
@@ -11407,6 +11896,7 @@
     </w:tblStylePr>
     <w:tblStylePr w:type="lastCol">
       <w:rPr>
+        <w:rFonts w:eastAsia="黑体"/>
         <w:b w:val="0"/>
         <w:bCs w:val="0"/>
         <w:color w:themeColor="text1" w:val="000000"/>
@@ -11479,6 +11969,7 @@
     </w:tcPr>
     <w:tblStylePr w:type="firstRow">
       <w:rPr>
+        <w:rFonts w:eastAsia="黑体"/>
         <w:b/>
         <w:bCs/>
         <w:i w:val="0"/>
@@ -11500,6 +11991,7 @@
     </w:tblStylePr>
     <w:tblStylePr w:type="lastRow">
       <w:rPr>
+        <w:rFonts w:eastAsia="黑体"/>
         <w:b/>
         <w:bCs/>
         <w:i w:val="0"/>
@@ -11521,6 +12013,7 @@
     </w:tblStylePr>
     <w:tblStylePr w:type="firstCol">
       <w:rPr>
+        <w:rFonts w:eastAsia="黑体"/>
         <w:b/>
         <w:bCs/>
         <w:i w:val="0"/>
@@ -11540,6 +12033,7 @@
     </w:tblStylePr>
     <w:tblStylePr w:type="lastCol">
       <w:rPr>
+        <w:rFonts w:eastAsia="黑体"/>
         <w:b/>
         <w:bCs/>
         <w:i w:val="0"/>
@@ -11620,6 +12114,7 @@
     </w:tcPr>
     <w:tblStylePr w:type="firstRow">
       <w:rPr>
+        <w:rFonts w:eastAsia="黑体"/>
         <w:b/>
         <w:bCs/>
         <w:i w:val="0"/>
@@ -11641,6 +12136,7 @@
     </w:tblStylePr>
     <w:tblStylePr w:type="lastRow">
       <w:rPr>
+        <w:rFonts w:eastAsia="黑体"/>
         <w:b/>
         <w:bCs/>
         <w:i w:val="0"/>
@@ -11662,6 +12158,7 @@
     </w:tblStylePr>
     <w:tblStylePr w:type="firstCol">
       <w:rPr>
+        <w:rFonts w:eastAsia="黑体"/>
         <w:b/>
         <w:bCs/>
         <w:i w:val="0"/>
@@ -11681,6 +12178,7 @@
     </w:tblStylePr>
     <w:tblStylePr w:type="lastCol">
       <w:rPr>
+        <w:rFonts w:eastAsia="黑体"/>
         <w:b/>
         <w:bCs/>
         <w:i w:val="0"/>
@@ -11761,6 +12259,7 @@
     </w:tcPr>
     <w:tblStylePr w:type="firstRow">
       <w:rPr>
+        <w:rFonts w:eastAsia="黑体"/>
         <w:b/>
         <w:bCs/>
         <w:i w:val="0"/>
@@ -11782,6 +12281,7 @@
     </w:tblStylePr>
     <w:tblStylePr w:type="lastRow">
       <w:rPr>
+        <w:rFonts w:eastAsia="黑体"/>
         <w:b/>
         <w:bCs/>
         <w:i w:val="0"/>
@@ -11803,6 +12303,7 @@
     </w:tblStylePr>
     <w:tblStylePr w:type="firstCol">
       <w:rPr>
+        <w:rFonts w:eastAsia="黑体"/>
         <w:b/>
         <w:bCs/>
         <w:i w:val="0"/>
@@ -11822,6 +12323,7 @@
     </w:tblStylePr>
     <w:tblStylePr w:type="lastCol">
       <w:rPr>
+        <w:rFonts w:eastAsia="黑体"/>
         <w:b/>
         <w:bCs/>
         <w:i w:val="0"/>
@@ -11902,6 +12404,7 @@
     </w:tcPr>
     <w:tblStylePr w:type="firstRow">
       <w:rPr>
+        <w:rFonts w:eastAsia="黑体"/>
         <w:b/>
         <w:bCs/>
         <w:i w:val="0"/>
@@ -11923,6 +12426,7 @@
     </w:tblStylePr>
     <w:tblStylePr w:type="lastRow">
       <w:rPr>
+        <w:rFonts w:eastAsia="黑体"/>
         <w:b/>
         <w:bCs/>
         <w:i w:val="0"/>
@@ -11944,6 +12448,7 @@
     </w:tblStylePr>
     <w:tblStylePr w:type="firstCol">
       <w:rPr>
+        <w:rFonts w:eastAsia="黑体"/>
         <w:b/>
         <w:bCs/>
         <w:i w:val="0"/>
@@ -11963,6 +12468,7 @@
     </w:tblStylePr>
     <w:tblStylePr w:type="lastCol">
       <w:rPr>
+        <w:rFonts w:eastAsia="黑体"/>
         <w:b/>
         <w:bCs/>
         <w:i w:val="0"/>
@@ -12043,6 +12549,7 @@
     </w:tcPr>
     <w:tblStylePr w:type="firstRow">
       <w:rPr>
+        <w:rFonts w:eastAsia="黑体"/>
         <w:b/>
         <w:bCs/>
         <w:i w:val="0"/>
@@ -12064,6 +12571,7 @@
     </w:tblStylePr>
     <w:tblStylePr w:type="lastRow">
       <w:rPr>
+        <w:rFonts w:eastAsia="黑体"/>
         <w:b/>
         <w:bCs/>
         <w:i w:val="0"/>
@@ -12085,6 +12593,7 @@
     </w:tblStylePr>
     <w:tblStylePr w:type="firstCol">
       <w:rPr>
+        <w:rFonts w:eastAsia="黑体"/>
         <w:b/>
         <w:bCs/>
         <w:i w:val="0"/>
@@ -12104,6 +12613,7 @@
     </w:tblStylePr>
     <w:tblStylePr w:type="lastCol">
       <w:rPr>
+        <w:rFonts w:eastAsia="黑体"/>
         <w:b/>
         <w:bCs/>
         <w:i w:val="0"/>
@@ -12184,6 +12694,7 @@
     </w:tcPr>
     <w:tblStylePr w:type="firstRow">
       <w:rPr>
+        <w:rFonts w:eastAsia="黑体"/>
         <w:b/>
         <w:bCs/>
         <w:i w:val="0"/>
@@ -12205,6 +12716,7 @@
     </w:tblStylePr>
     <w:tblStylePr w:type="lastRow">
       <w:rPr>
+        <w:rFonts w:eastAsia="黑体"/>
         <w:b/>
         <w:bCs/>
         <w:i w:val="0"/>
@@ -12226,6 +12738,7 @@
     </w:tblStylePr>
     <w:tblStylePr w:type="firstCol">
       <w:rPr>
+        <w:rFonts w:eastAsia="黑体"/>
         <w:b/>
         <w:bCs/>
         <w:i w:val="0"/>
@@ -12245,6 +12758,7 @@
     </w:tblStylePr>
     <w:tblStylePr w:type="lastCol">
       <w:rPr>
+        <w:rFonts w:eastAsia="黑体"/>
         <w:b/>
         <w:bCs/>
         <w:i w:val="0"/>
@@ -12325,6 +12839,7 @@
     </w:tcPr>
     <w:tblStylePr w:type="firstRow">
       <w:rPr>
+        <w:rFonts w:eastAsia="黑体"/>
         <w:b/>
         <w:bCs/>
         <w:i w:val="0"/>
@@ -12346,6 +12861,7 @@
     </w:tblStylePr>
     <w:tblStylePr w:type="lastRow">
       <w:rPr>
+        <w:rFonts w:eastAsia="黑体"/>
         <w:b/>
         <w:bCs/>
         <w:i w:val="0"/>
@@ -12367,6 +12883,7 @@
     </w:tblStylePr>
     <w:tblStylePr w:type="firstCol">
       <w:rPr>
+        <w:rFonts w:eastAsia="黑体"/>
         <w:b/>
         <w:bCs/>
         <w:i w:val="0"/>
@@ -12386,6 +12903,7 @@
     </w:tblStylePr>
     <w:tblStylePr w:type="lastCol">
       <w:rPr>
+        <w:rFonts w:eastAsia="黑体"/>
         <w:b/>
         <w:bCs/>
         <w:i w:val="0"/>
@@ -12443,6 +12961,7 @@
       <w:spacing w:after="0" w:line="240" w:lineRule="auto"/>
     </w:pPr>
     <w:rPr>
+      <w:rFonts w:eastAsia="黑体"/>
       <w:color w:themeColor="background1" w:val="FFFFFF"/>
     </w:rPr>
     <w:tblPr>
@@ -12461,6 +12980,7 @@
     </w:tcPr>
     <w:tblStylePr w:type="firstRow">
       <w:rPr>
+        <w:rFonts w:eastAsia="黑体"/>
         <w:b/>
         <w:bCs/>
       </w:rPr>
@@ -12557,6 +13077,7 @@
       <w:spacing w:after="0" w:line="240" w:lineRule="auto"/>
     </w:pPr>
     <w:rPr>
+      <w:rFonts w:eastAsia="黑体"/>
       <w:color w:themeColor="background1" w:val="FFFFFF"/>
     </w:rPr>
     <w:tblPr>
@@ -12575,6 +13096,7 @@
     </w:tcPr>
     <w:tblStylePr w:type="firstRow">
       <w:rPr>
+        <w:rFonts w:eastAsia="黑体"/>
         <w:b/>
         <w:bCs/>
       </w:rPr>
@@ -12671,6 +13193,7 @@
       <w:spacing w:after="0" w:line="240" w:lineRule="auto"/>
     </w:pPr>
     <w:rPr>
+      <w:rFonts w:eastAsia="黑体"/>
       <w:color w:themeColor="background1" w:val="FFFFFF"/>
     </w:rPr>
     <w:tblPr>
@@ -12689,6 +13212,7 @@
     </w:tcPr>
     <w:tblStylePr w:type="firstRow">
       <w:rPr>
+        <w:rFonts w:eastAsia="黑体"/>
         <w:b/>
         <w:bCs/>
       </w:rPr>
@@ -12785,6 +13309,7 @@
       <w:spacing w:after="0" w:line="240" w:lineRule="auto"/>
     </w:pPr>
     <w:rPr>
+      <w:rFonts w:eastAsia="黑体"/>
       <w:color w:themeColor="background1" w:val="FFFFFF"/>
     </w:rPr>
     <w:tblPr>
@@ -12803,6 +13328,7 @@
     </w:tcPr>
     <w:tblStylePr w:type="firstRow">
       <w:rPr>
+        <w:rFonts w:eastAsia="黑体"/>
         <w:b/>
         <w:bCs/>
       </w:rPr>
@@ -12899,6 +13425,7 @@
       <w:spacing w:after="0" w:line="240" w:lineRule="auto"/>
     </w:pPr>
     <w:rPr>
+      <w:rFonts w:eastAsia="黑体"/>
       <w:color w:themeColor="background1" w:val="FFFFFF"/>
     </w:rPr>
     <w:tblPr>
@@ -12917,6 +13444,7 @@
     </w:tcPr>
     <w:tblStylePr w:type="firstRow">
       <w:rPr>
+        <w:rFonts w:eastAsia="黑体"/>
         <w:b/>
         <w:bCs/>
       </w:rPr>
@@ -13013,6 +13541,7 @@
       <w:spacing w:after="0" w:line="240" w:lineRule="auto"/>
     </w:pPr>
     <w:rPr>
+      <w:rFonts w:eastAsia="黑体"/>
       <w:color w:themeColor="background1" w:val="FFFFFF"/>
     </w:rPr>
     <w:tblPr>
@@ -13031,6 +13560,7 @@
     </w:tcPr>
     <w:tblStylePr w:type="firstRow">
       <w:rPr>
+        <w:rFonts w:eastAsia="黑体"/>
         <w:b/>
         <w:bCs/>
       </w:rPr>
@@ -13127,6 +13657,7 @@
       <w:spacing w:after="0" w:line="240" w:lineRule="auto"/>
     </w:pPr>
     <w:rPr>
+      <w:rFonts w:eastAsia="黑体"/>
       <w:color w:themeColor="background1" w:val="FFFFFF"/>
     </w:rPr>
     <w:tblPr>
@@ -13145,6 +13676,7 @@
     </w:tcPr>
     <w:tblStylePr w:type="firstRow">
       <w:rPr>
+        <w:rFonts w:eastAsia="黑体"/>
         <w:b/>
         <w:bCs/>
       </w:rPr>
@@ -13241,6 +13773,7 @@
       <w:spacing w:after="0" w:line="240" w:lineRule="auto"/>
     </w:pPr>
     <w:rPr>
+      <w:rFonts w:eastAsia="黑体"/>
       <w:color w:themeColor="text1" w:val="000000"/>
     </w:rPr>
     <w:tblPr>
@@ -13267,6 +13800,7 @@
     </w:tcPr>
     <w:tblStylePr w:type="firstRow">
       <w:rPr>
+        <w:rFonts w:eastAsia="黑体"/>
         <w:b/>
         <w:bCs/>
       </w:rPr>
@@ -13285,6 +13819,7 @@
     </w:tblStylePr>
     <w:tblStylePr w:type="lastRow">
       <w:rPr>
+        <w:rFonts w:eastAsia="黑体"/>
         <w:b/>
         <w:bCs/>
         <w:color w:themeColor="background1" w:val="FFFFFF"/>
@@ -13299,6 +13834,7 @@
     </w:tblStylePr>
     <w:tblStylePr w:type="firstCol">
       <w:rPr>
+        <w:rFonts w:eastAsia="黑体"/>
         <w:color w:themeColor="background1" w:val="FFFFFF"/>
       </w:rPr>
       <w:tblPr/>
@@ -13316,6 +13852,7 @@
     </w:tblStylePr>
     <w:tblStylePr w:type="lastCol">
       <w:rPr>
+        <w:rFonts w:eastAsia="黑体"/>
         <w:color w:themeColor="background1" w:val="FFFFFF"/>
       </w:rPr>
       <w:tblPr/>
@@ -13345,11 +13882,13 @@
     </w:tblStylePr>
     <w:tblStylePr w:type="neCell">
       <w:rPr>
+        <w:rFonts w:eastAsia="黑体"/>
         <w:color w:themeColor="text1" w:val="000000"/>
       </w:rPr>
     </w:tblStylePr>
     <w:tblStylePr w:type="nwCell">
       <w:rPr>
+        <w:rFonts w:eastAsia="黑体"/>
         <w:color w:themeColor="text1" w:val="000000"/>
       </w:rPr>
     </w:tblStylePr>
@@ -13363,6 +13902,7 @@
       <w:spacing w:after="0" w:line="240" w:lineRule="auto"/>
     </w:pPr>
     <w:rPr>
+      <w:rFonts w:eastAsia="黑体"/>
       <w:color w:themeColor="text1" w:val="000000"/>
     </w:rPr>
     <w:tblPr>
@@ -13389,6 +13929,7 @@
     </w:tcPr>
     <w:tblStylePr w:type="firstRow">
       <w:rPr>
+        <w:rFonts w:eastAsia="黑体"/>
         <w:b/>
         <w:bCs/>
       </w:rPr>
@@ -13407,6 +13948,7 @@
     </w:tblStylePr>
     <w:tblStylePr w:type="lastRow">
       <w:rPr>
+        <w:rFonts w:eastAsia="黑体"/>
         <w:b/>
         <w:bCs/>
         <w:color w:themeColor="background1" w:val="FFFFFF"/>
@@ -13421,6 +13963,7 @@
     </w:tblStylePr>
     <w:tblStylePr w:type="firstCol">
       <w:rPr>
+        <w:rFonts w:eastAsia="黑体"/>
         <w:color w:themeColor="background1" w:val="FFFFFF"/>
       </w:rPr>
       <w:tblPr/>
@@ -13438,6 +13981,7 @@
     </w:tblStylePr>
     <w:tblStylePr w:type="lastCol">
       <w:rPr>
+        <w:rFonts w:eastAsia="黑体"/>
         <w:color w:themeColor="background1" w:val="FFFFFF"/>
       </w:rPr>
       <w:tblPr/>
@@ -13467,11 +14011,13 @@
     </w:tblStylePr>
     <w:tblStylePr w:type="neCell">
       <w:rPr>
+        <w:rFonts w:eastAsia="黑体"/>
         <w:color w:themeColor="text1" w:val="000000"/>
       </w:rPr>
     </w:tblStylePr>
     <w:tblStylePr w:type="nwCell">
       <w:rPr>
+        <w:rFonts w:eastAsia="黑体"/>
         <w:color w:themeColor="text1" w:val="000000"/>
       </w:rPr>
     </w:tblStylePr>
@@ -13485,6 +14031,7 @@
       <w:spacing w:after="0" w:line="240" w:lineRule="auto"/>
     </w:pPr>
     <w:rPr>
+      <w:rFonts w:eastAsia="黑体"/>
       <w:color w:themeColor="text1" w:val="000000"/>
     </w:rPr>
     <w:tblPr>
@@ -13511,6 +14058,7 @@
     </w:tcPr>
     <w:tblStylePr w:type="firstRow">
       <w:rPr>
+        <w:rFonts w:eastAsia="黑体"/>
         <w:b/>
         <w:bCs/>
       </w:rPr>
@@ -13529,6 +14077,7 @@
     </w:tblStylePr>
     <w:tblStylePr w:type="lastRow">
       <w:rPr>
+        <w:rFonts w:eastAsia="黑体"/>
         <w:b/>
         <w:bCs/>
         <w:color w:themeColor="background1" w:val="FFFFFF"/>
@@ -13543,6 +14092,7 @@
     </w:tblStylePr>
     <w:tblStylePr w:type="firstCol">
       <w:rPr>
+        <w:rFonts w:eastAsia="黑体"/>
         <w:color w:themeColor="background1" w:val="FFFFFF"/>
       </w:rPr>
       <w:tblPr/>
@@ -13560,6 +14110,7 @@
     </w:tblStylePr>
     <w:tblStylePr w:type="lastCol">
       <w:rPr>
+        <w:rFonts w:eastAsia="黑体"/>
         <w:color w:themeColor="background1" w:val="FFFFFF"/>
       </w:rPr>
       <w:tblPr/>
@@ -13589,11 +14140,13 @@
     </w:tblStylePr>
     <w:tblStylePr w:type="neCell">
       <w:rPr>
+        <w:rFonts w:eastAsia="黑体"/>
         <w:color w:themeColor="text1" w:val="000000"/>
       </w:rPr>
     </w:tblStylePr>
     <w:tblStylePr w:type="nwCell">
       <w:rPr>
+        <w:rFonts w:eastAsia="黑体"/>
         <w:color w:themeColor="text1" w:val="000000"/>
       </w:rPr>
     </w:tblStylePr>
@@ -13607,6 +14160,7 @@
       <w:spacing w:after="0" w:line="240" w:lineRule="auto"/>
     </w:pPr>
     <w:rPr>
+      <w:rFonts w:eastAsia="黑体"/>
       <w:color w:themeColor="text1" w:val="000000"/>
     </w:rPr>
     <w:tblPr>
@@ -13633,6 +14187,7 @@
     </w:tcPr>
     <w:tblStylePr w:type="firstRow">
       <w:rPr>
+        <w:rFonts w:eastAsia="黑体"/>
         <w:b/>
         <w:bCs/>
       </w:rPr>
@@ -13651,6 +14206,7 @@
     </w:tblStylePr>
     <w:tblStylePr w:type="lastRow">
       <w:rPr>
+        <w:rFonts w:eastAsia="黑体"/>
         <w:b/>
         <w:bCs/>
         <w:color w:themeColor="background1" w:val="FFFFFF"/>
@@ -13665,6 +14221,7 @@
     </w:tblStylePr>
     <w:tblStylePr w:type="firstCol">
       <w:rPr>
+        <w:rFonts w:eastAsia="黑体"/>
         <w:color w:themeColor="background1" w:val="FFFFFF"/>
       </w:rPr>
       <w:tblPr/>
@@ -13682,6 +14239,7 @@
     </w:tblStylePr>
     <w:tblStylePr w:type="lastCol">
       <w:rPr>
+        <w:rFonts w:eastAsia="黑体"/>
         <w:color w:themeColor="background1" w:val="FFFFFF"/>
       </w:rPr>
       <w:tblPr/>
@@ -13719,6 +14277,7 @@
       <w:spacing w:after="0" w:line="240" w:lineRule="auto"/>
     </w:pPr>
     <w:rPr>
+      <w:rFonts w:eastAsia="黑体"/>
       <w:color w:themeColor="text1" w:val="000000"/>
     </w:rPr>
     <w:tblPr>
@@ -13745,6 +14304,7 @@
     </w:tcPr>
     <w:tblStylePr w:type="firstRow">
       <w:rPr>
+        <w:rFonts w:eastAsia="黑体"/>
         <w:b/>
         <w:bCs/>
       </w:rPr>
@@ -13763,6 +14323,7 @@
     </w:tblStylePr>
     <w:tblStylePr w:type="lastRow">
       <w:rPr>
+        <w:rFonts w:eastAsia="黑体"/>
         <w:b/>
         <w:bCs/>
         <w:color w:themeColor="background1" w:val="FFFFFF"/>
@@ -13777,6 +14338,7 @@
     </w:tblStylePr>
     <w:tblStylePr w:type="firstCol">
       <w:rPr>
+        <w:rFonts w:eastAsia="黑体"/>
         <w:color w:themeColor="background1" w:val="FFFFFF"/>
       </w:rPr>
       <w:tblPr/>
@@ -13794,6 +14356,7 @@
     </w:tblStylePr>
     <w:tblStylePr w:type="lastCol">
       <w:rPr>
+        <w:rFonts w:eastAsia="黑体"/>
         <w:color w:themeColor="background1" w:val="FFFFFF"/>
       </w:rPr>
       <w:tblPr/>
@@ -13823,11 +14386,13 @@
     </w:tblStylePr>
     <w:tblStylePr w:type="neCell">
       <w:rPr>
+        <w:rFonts w:eastAsia="黑体"/>
         <w:color w:themeColor="text1" w:val="000000"/>
       </w:rPr>
     </w:tblStylePr>
     <w:tblStylePr w:type="nwCell">
       <w:rPr>
+        <w:rFonts w:eastAsia="黑体"/>
         <w:color w:themeColor="text1" w:val="000000"/>
       </w:rPr>
     </w:tblStylePr>
@@ -13841,6 +14406,7 @@
       <w:spacing w:after="0" w:line="240" w:lineRule="auto"/>
     </w:pPr>
     <w:rPr>
+      <w:rFonts w:eastAsia="黑体"/>
       <w:color w:themeColor="text1" w:val="000000"/>
     </w:rPr>
     <w:tblPr>
@@ -13867,6 +14433,7 @@
     </w:tcPr>
     <w:tblStylePr w:type="firstRow">
       <w:rPr>
+        <w:rFonts w:eastAsia="黑体"/>
         <w:b/>
         <w:bCs/>
       </w:rPr>
@@ -13885,6 +14452,7 @@
     </w:tblStylePr>
     <w:tblStylePr w:type="lastRow">
       <w:rPr>
+        <w:rFonts w:eastAsia="黑体"/>
         <w:b/>
         <w:bCs/>
         <w:color w:themeColor="background1" w:val="FFFFFF"/>
@@ -13899,6 +14467,7 @@
     </w:tblStylePr>
     <w:tblStylePr w:type="firstCol">
       <w:rPr>
+        <w:rFonts w:eastAsia="黑体"/>
         <w:color w:themeColor="background1" w:val="FFFFFF"/>
       </w:rPr>
       <w:tblPr/>
@@ -13916,6 +14485,7 @@
     </w:tblStylePr>
     <w:tblStylePr w:type="lastCol">
       <w:rPr>
+        <w:rFonts w:eastAsia="黑体"/>
         <w:color w:themeColor="background1" w:val="FFFFFF"/>
       </w:rPr>
       <w:tblPr/>
@@ -13945,11 +14515,13 @@
     </w:tblStylePr>
     <w:tblStylePr w:type="neCell">
       <w:rPr>
+        <w:rFonts w:eastAsia="黑体"/>
         <w:color w:themeColor="text1" w:val="000000"/>
       </w:rPr>
     </w:tblStylePr>
     <w:tblStylePr w:type="nwCell">
       <w:rPr>
+        <w:rFonts w:eastAsia="黑体"/>
         <w:color w:themeColor="text1" w:val="000000"/>
       </w:rPr>
     </w:tblStylePr>
@@ -13963,6 +14535,7 @@
       <w:spacing w:after="0" w:line="240" w:lineRule="auto"/>
     </w:pPr>
     <w:rPr>
+      <w:rFonts w:eastAsia="黑体"/>
       <w:color w:themeColor="text1" w:val="000000"/>
     </w:rPr>
     <w:tblPr>
@@ -13989,6 +14562,7 @@
     </w:tcPr>
     <w:tblStylePr w:type="firstRow">
       <w:rPr>
+        <w:rFonts w:eastAsia="黑体"/>
         <w:b/>
         <w:bCs/>
       </w:rPr>
@@ -14007,6 +14581,7 @@
     </w:tblStylePr>
     <w:tblStylePr w:type="lastRow">
       <w:rPr>
+        <w:rFonts w:eastAsia="黑体"/>
         <w:b/>
         <w:bCs/>
         <w:color w:themeColor="background1" w:val="FFFFFF"/>
@@ -14021,6 +14596,7 @@
     </w:tblStylePr>
     <w:tblStylePr w:type="firstCol">
       <w:rPr>
+        <w:rFonts w:eastAsia="黑体"/>
         <w:color w:themeColor="background1" w:val="FFFFFF"/>
       </w:rPr>
       <w:tblPr/>
@@ -14038,6 +14614,7 @@
     </w:tblStylePr>
     <w:tblStylePr w:type="lastCol">
       <w:rPr>
+        <w:rFonts w:eastAsia="黑体"/>
         <w:color w:themeColor="background1" w:val="FFFFFF"/>
       </w:rPr>
       <w:tblPr/>
@@ -14067,11 +14644,13 @@
     </w:tblStylePr>
     <w:tblStylePr w:type="neCell">
       <w:rPr>
+        <w:rFonts w:eastAsia="黑体"/>
         <w:color w:themeColor="text1" w:val="000000"/>
       </w:rPr>
     </w:tblStylePr>
     <w:tblStylePr w:type="nwCell">
       <w:rPr>
+        <w:rFonts w:eastAsia="黑体"/>
         <w:color w:themeColor="text1" w:val="000000"/>
       </w:rPr>
     </w:tblStylePr>
@@ -14085,6 +14664,7 @@
       <w:spacing w:after="0" w:line="240" w:lineRule="auto"/>
     </w:pPr>
     <w:rPr>
+      <w:rFonts w:eastAsia="黑体"/>
       <w:color w:themeColor="text1" w:val="000000"/>
     </w:rPr>
     <w:tblPr>
@@ -14103,6 +14683,7 @@
     </w:tcPr>
     <w:tblStylePr w:type="firstRow">
       <w:rPr>
+        <w:rFonts w:eastAsia="黑体"/>
         <w:b/>
         <w:bCs/>
         <w:color w:themeColor="background1" w:val="FFFFFF"/>
@@ -14117,6 +14698,7 @@
     </w:tblStylePr>
     <w:tblStylePr w:type="lastRow">
       <w:rPr>
+        <w:rFonts w:eastAsia="黑体"/>
         <w:b/>
         <w:bCs/>
         <w:color w:themeColor="accent2" w:themeShade="CC" w:val="9E3A38"/>
@@ -14131,12 +14713,14 @@
     </w:tblStylePr>
     <w:tblStylePr w:type="firstCol">
       <w:rPr>
+        <w:rFonts w:eastAsia="黑体"/>
         <w:b/>
         <w:bCs/>
       </w:rPr>
     </w:tblStylePr>
     <w:tblStylePr w:type="lastCol">
       <w:rPr>
+        <w:rFonts w:eastAsia="黑体"/>
         <w:b/>
         <w:bCs/>
       </w:rPr>
@@ -14171,6 +14755,7 @@
       <w:spacing w:after="0" w:line="240" w:lineRule="auto"/>
     </w:pPr>
     <w:rPr>
+      <w:rFonts w:eastAsia="黑体"/>
       <w:color w:themeColor="text1" w:val="000000"/>
     </w:rPr>
     <w:tblPr>
@@ -14189,6 +14774,7 @@
     </w:tcPr>
     <w:tblStylePr w:type="firstRow">
       <w:rPr>
+        <w:rFonts w:eastAsia="黑体"/>
         <w:b/>
         <w:bCs/>
         <w:color w:themeColor="background1" w:val="FFFFFF"/>
@@ -14203,6 +14789,7 @@
     </w:tblStylePr>
     <w:tblStylePr w:type="lastRow">
       <w:rPr>
+        <w:rFonts w:eastAsia="黑体"/>
         <w:b/>
         <w:bCs/>
         <w:color w:themeColor="accent2" w:themeShade="CC" w:val="9E3A38"/>
@@ -14217,12 +14804,14 @@
     </w:tblStylePr>
     <w:tblStylePr w:type="firstCol">
       <w:rPr>
+        <w:rFonts w:eastAsia="黑体"/>
         <w:b/>
         <w:bCs/>
       </w:rPr>
     </w:tblStylePr>
     <w:tblStylePr w:type="lastCol">
       <w:rPr>
+        <w:rFonts w:eastAsia="黑体"/>
         <w:b/>
         <w:bCs/>
       </w:rPr>
@@ -14257,6 +14846,7 @@
       <w:spacing w:after="0" w:line="240" w:lineRule="auto"/>
     </w:pPr>
     <w:rPr>
+      <w:rFonts w:eastAsia="黑体"/>
       <w:color w:themeColor="text1" w:val="000000"/>
     </w:rPr>
     <w:tblPr>
@@ -14275,6 +14865,7 @@
     </w:tcPr>
     <w:tblStylePr w:type="firstRow">
       <w:rPr>
+        <w:rFonts w:eastAsia="黑体"/>
         <w:b/>
         <w:bCs/>
         <w:color w:themeColor="background1" w:val="FFFFFF"/>
@@ -14289,6 +14880,7 @@
     </w:tblStylePr>
     <w:tblStylePr w:type="lastRow">
       <w:rPr>
+        <w:rFonts w:eastAsia="黑体"/>
         <w:b/>
         <w:bCs/>
         <w:color w:themeColor="accent2" w:themeShade="CC" w:val="9E3A38"/>
@@ -14303,12 +14895,14 @@
     </w:tblStylePr>
     <w:tblStylePr w:type="firstCol">
       <w:rPr>
+        <w:rFonts w:eastAsia="黑体"/>
         <w:b/>
         <w:bCs/>
       </w:rPr>
     </w:tblStylePr>
     <w:tblStylePr w:type="lastCol">
       <w:rPr>
+        <w:rFonts w:eastAsia="黑体"/>
         <w:b/>
         <w:bCs/>
       </w:rPr>
@@ -14343,6 +14937,7 @@
       <w:spacing w:after="0" w:line="240" w:lineRule="auto"/>
     </w:pPr>
     <w:rPr>
+      <w:rFonts w:eastAsia="黑体"/>
       <w:color w:themeColor="text1" w:val="000000"/>
     </w:rPr>
     <w:tblPr>
@@ -14361,6 +14956,7 @@
     </w:tcPr>
     <w:tblStylePr w:type="firstRow">
       <w:rPr>
+        <w:rFonts w:eastAsia="黑体"/>
         <w:b/>
         <w:bCs/>
         <w:color w:themeColor="background1" w:val="FFFFFF"/>
@@ -14375,6 +14971,7 @@
     </w:tblStylePr>
     <w:tblStylePr w:type="lastRow">
       <w:rPr>
+        <w:rFonts w:eastAsia="黑体"/>
         <w:b/>
         <w:bCs/>
         <w:color w:themeColor="accent4" w:themeShade="CC" w:val="664E82"/>
@@ -14389,12 +14986,14 @@
     </w:tblStylePr>
     <w:tblStylePr w:type="firstCol">
       <w:rPr>
+        <w:rFonts w:eastAsia="黑体"/>
         <w:b/>
         <w:bCs/>
       </w:rPr>
     </w:tblStylePr>
     <w:tblStylePr w:type="lastCol">
       <w:rPr>
+        <w:rFonts w:eastAsia="黑体"/>
         <w:b/>
         <w:bCs/>
       </w:rPr>
@@ -14429,6 +15028,7 @@
       <w:spacing w:after="0" w:line="240" w:lineRule="auto"/>
     </w:pPr>
     <w:rPr>
+      <w:rFonts w:eastAsia="黑体"/>
       <w:color w:themeColor="text1" w:val="000000"/>
     </w:rPr>
     <w:tblPr>
@@ -14447,6 +15047,7 @@
     </w:tcPr>
     <w:tblStylePr w:type="firstRow">
       <w:rPr>
+        <w:rFonts w:eastAsia="黑体"/>
         <w:b/>
         <w:bCs/>
         <w:color w:themeColor="background1" w:val="FFFFFF"/>
@@ -14461,6 +15062,7 @@
     </w:tblStylePr>
     <w:tblStylePr w:type="lastRow">
       <w:rPr>
+        <w:rFonts w:eastAsia="黑体"/>
         <w:b/>
         <w:bCs/>
         <w:color w:themeColor="accent3" w:themeShade="CC" w:val="7E9C40"/>
@@ -14475,12 +15077,14 @@
     </w:tblStylePr>
     <w:tblStylePr w:type="firstCol">
       <w:rPr>
+        <w:rFonts w:eastAsia="黑体"/>
         <w:b/>
         <w:bCs/>
       </w:rPr>
     </w:tblStylePr>
     <w:tblStylePr w:type="lastCol">
       <w:rPr>
+        <w:rFonts w:eastAsia="黑体"/>
         <w:b/>
         <w:bCs/>
       </w:rPr>
@@ -14515,6 +15119,7 @@
       <w:spacing w:after="0" w:line="240" w:lineRule="auto"/>
     </w:pPr>
     <w:rPr>
+      <w:rFonts w:eastAsia="黑体"/>
       <w:color w:themeColor="text1" w:val="000000"/>
     </w:rPr>
     <w:tblPr>
@@ -14533,6 +15138,7 @@
     </w:tcPr>
     <w:tblStylePr w:type="firstRow">
       <w:rPr>
+        <w:rFonts w:eastAsia="黑体"/>
         <w:b/>
         <w:bCs/>
         <w:color w:themeColor="background1" w:val="FFFFFF"/>
@@ -14547,6 +15153,7 @@
     </w:tblStylePr>
     <w:tblStylePr w:type="lastRow">
       <w:rPr>
+        <w:rFonts w:eastAsia="黑体"/>
         <w:b/>
         <w:bCs/>
         <w:color w:themeColor="accent6" w:themeShade="CC" w:val="F2730A"/>
@@ -14561,12 +15168,14 @@
     </w:tblStylePr>
     <w:tblStylePr w:type="firstCol">
       <w:rPr>
+        <w:rFonts w:eastAsia="黑体"/>
         <w:b/>
         <w:bCs/>
       </w:rPr>
     </w:tblStylePr>
     <w:tblStylePr w:type="lastCol">
       <w:rPr>
+        <w:rFonts w:eastAsia="黑体"/>
         <w:b/>
         <w:bCs/>
       </w:rPr>
@@ -14601,6 +15210,7 @@
       <w:spacing w:after="0" w:line="240" w:lineRule="auto"/>
     </w:pPr>
     <w:rPr>
+      <w:rFonts w:eastAsia="黑体"/>
       <w:color w:themeColor="text1" w:val="000000"/>
     </w:rPr>
     <w:tblPr>
@@ -14619,6 +15229,7 @@
     </w:tcPr>
     <w:tblStylePr w:type="firstRow">
       <w:rPr>
+        <w:rFonts w:eastAsia="黑体"/>
         <w:b/>
         <w:bCs/>
         <w:color w:themeColor="background1" w:val="FFFFFF"/>
@@ -14633,6 +15244,7 @@
     </w:tblStylePr>
     <w:tblStylePr w:type="lastRow">
       <w:rPr>
+        <w:rFonts w:eastAsia="黑体"/>
         <w:b/>
         <w:bCs/>
         <w:color w:themeColor="accent5" w:themeShade="CC" w:val="348DA5"/>
@@ -14647,12 +15259,14 @@
     </w:tblStylePr>
     <w:tblStylePr w:type="firstCol">
       <w:rPr>
+        <w:rFonts w:eastAsia="黑体"/>
         <w:b/>
         <w:bCs/>
       </w:rPr>
     </w:tblStylePr>
     <w:tblStylePr w:type="lastCol">
       <w:rPr>
+        <w:rFonts w:eastAsia="黑体"/>
         <w:b/>
         <w:bCs/>
       </w:rPr>
@@ -14687,6 +15301,7 @@
       <w:spacing w:after="0" w:line="240" w:lineRule="auto"/>
     </w:pPr>
     <w:rPr>
+      <w:rFonts w:eastAsia="黑体"/>
       <w:color w:themeColor="text1" w:val="000000"/>
     </w:rPr>
     <w:tblPr>
@@ -14708,6 +15323,7 @@
     </w:tcPr>
     <w:tblStylePr w:type="firstRow">
       <w:rPr>
+        <w:rFonts w:eastAsia="黑体"/>
         <w:b/>
         <w:bCs/>
       </w:rPr>
@@ -14718,6 +15334,7 @@
     </w:tblStylePr>
     <w:tblStylePr w:type="lastRow">
       <w:rPr>
+        <w:rFonts w:eastAsia="黑体"/>
         <w:b/>
         <w:bCs/>
         <w:color w:themeColor="text1" w:val="000000"/>
@@ -14729,6 +15346,7 @@
     </w:tblStylePr>
     <w:tblStylePr w:type="firstCol">
       <w:rPr>
+        <w:rFonts w:eastAsia="黑体"/>
         <w:color w:themeColor="background1" w:val="FFFFFF"/>
       </w:rPr>
       <w:tblPr/>
@@ -14738,6 +15356,7 @@
     </w:tblStylePr>
     <w:tblStylePr w:type="lastCol">
       <w:rPr>
+        <w:rFonts w:eastAsia="黑体"/>
         <w:color w:themeColor="background1" w:val="FFFFFF"/>
       </w:rPr>
       <w:tblPr/>
@@ -14767,6 +15386,7 @@
       <w:spacing w:after="0" w:line="240" w:lineRule="auto"/>
     </w:pPr>
     <w:rPr>
+      <w:rFonts w:eastAsia="黑体"/>
       <w:color w:themeColor="text1" w:val="000000"/>
     </w:rPr>
     <w:tblPr>
@@ -14788,6 +15408,7 @@
     </w:tcPr>
     <w:tblStylePr w:type="firstRow">
       <w:rPr>
+        <w:rFonts w:eastAsia="黑体"/>
         <w:b/>
         <w:bCs/>
       </w:rPr>
@@ -14798,6 +15419,7 @@
     </w:tblStylePr>
     <w:tblStylePr w:type="lastRow">
       <w:rPr>
+        <w:rFonts w:eastAsia="黑体"/>
         <w:b/>
         <w:bCs/>
         <w:color w:themeColor="text1" w:val="000000"/>
@@ -14809,6 +15431,7 @@
     </w:tblStylePr>
     <w:tblStylePr w:type="firstCol">
       <w:rPr>
+        <w:rFonts w:eastAsia="黑体"/>
         <w:color w:themeColor="background1" w:val="FFFFFF"/>
       </w:rPr>
       <w:tblPr/>
@@ -14818,6 +15441,7 @@
     </w:tblStylePr>
     <w:tblStylePr w:type="lastCol">
       <w:rPr>
+        <w:rFonts w:eastAsia="黑体"/>
         <w:color w:themeColor="background1" w:val="FFFFFF"/>
       </w:rPr>
       <w:tblPr/>
@@ -14847,6 +15471,7 @@
       <w:spacing w:after="0" w:line="240" w:lineRule="auto"/>
     </w:pPr>
     <w:rPr>
+      <w:rFonts w:eastAsia="黑体"/>
       <w:color w:themeColor="text1" w:val="000000"/>
     </w:rPr>
     <w:tblPr>
@@ -14868,6 +15493,7 @@
     </w:tcPr>
     <w:tblStylePr w:type="firstRow">
       <w:rPr>
+        <w:rFonts w:eastAsia="黑体"/>
         <w:b/>
         <w:bCs/>
       </w:rPr>
@@ -14878,6 +15504,7 @@
     </w:tblStylePr>
     <w:tblStylePr w:type="lastRow">
       <w:rPr>
+        <w:rFonts w:eastAsia="黑体"/>
         <w:b/>
         <w:bCs/>
         <w:color w:themeColor="text1" w:val="000000"/>
@@ -14889,6 +15516,7 @@
     </w:tblStylePr>
     <w:tblStylePr w:type="firstCol">
       <w:rPr>
+        <w:rFonts w:eastAsia="黑体"/>
         <w:color w:themeColor="background1" w:val="FFFFFF"/>
       </w:rPr>
       <w:tblPr/>
@@ -14898,6 +15526,7 @@
     </w:tblStylePr>
     <w:tblStylePr w:type="lastCol">
       <w:rPr>
+        <w:rFonts w:eastAsia="黑体"/>
         <w:color w:themeColor="background1" w:val="FFFFFF"/>
       </w:rPr>
       <w:tblPr/>
@@ -14927,6 +15556,7 @@
       <w:spacing w:after="0" w:line="240" w:lineRule="auto"/>
     </w:pPr>
     <w:rPr>
+      <w:rFonts w:eastAsia="黑体"/>
       <w:color w:themeColor="text1" w:val="000000"/>
     </w:rPr>
     <w:tblPr>
@@ -14948,6 +15578,7 @@
     </w:tcPr>
     <w:tblStylePr w:type="firstRow">
       <w:rPr>
+        <w:rFonts w:eastAsia="黑体"/>
         <w:b/>
         <w:bCs/>
       </w:rPr>
@@ -14958,6 +15589,7 @@
     </w:tblStylePr>
     <w:tblStylePr w:type="lastRow">
       <w:rPr>
+        <w:rFonts w:eastAsia="黑体"/>
         <w:b/>
         <w:bCs/>
         <w:color w:themeColor="text1" w:val="000000"/>
@@ -14969,6 +15601,7 @@
     </w:tblStylePr>
     <w:tblStylePr w:type="firstCol">
       <w:rPr>
+        <w:rFonts w:eastAsia="黑体"/>
         <w:color w:themeColor="background1" w:val="FFFFFF"/>
       </w:rPr>
       <w:tblPr/>
@@ -14978,6 +15611,7 @@
     </w:tblStylePr>
     <w:tblStylePr w:type="lastCol">
       <w:rPr>
+        <w:rFonts w:eastAsia="黑体"/>
         <w:color w:themeColor="background1" w:val="FFFFFF"/>
       </w:rPr>
       <w:tblPr/>
@@ -15007,6 +15641,7 @@
       <w:spacing w:after="0" w:line="240" w:lineRule="auto"/>
     </w:pPr>
     <w:rPr>
+      <w:rFonts w:eastAsia="黑体"/>
       <w:color w:themeColor="text1" w:val="000000"/>
     </w:rPr>
     <w:tblPr>
@@ -15028,6 +15663,7 @@
     </w:tcPr>
     <w:tblStylePr w:type="firstRow">
       <w:rPr>
+        <w:rFonts w:eastAsia="黑体"/>
         <w:b/>
         <w:bCs/>
       </w:rPr>
@@ -15038,6 +15674,7 @@
     </w:tblStylePr>
     <w:tblStylePr w:type="lastRow">
       <w:rPr>
+        <w:rFonts w:eastAsia="黑体"/>
         <w:b/>
         <w:bCs/>
         <w:color w:themeColor="text1" w:val="000000"/>
@@ -15049,6 +15686,7 @@
     </w:tblStylePr>
     <w:tblStylePr w:type="firstCol">
       <w:rPr>
+        <w:rFonts w:eastAsia="黑体"/>
         <w:color w:themeColor="background1" w:val="FFFFFF"/>
       </w:rPr>
       <w:tblPr/>
@@ -15058,6 +15696,7 @@
     </w:tblStylePr>
     <w:tblStylePr w:type="lastCol">
       <w:rPr>
+        <w:rFonts w:eastAsia="黑体"/>
         <w:color w:themeColor="background1" w:val="FFFFFF"/>
       </w:rPr>
       <w:tblPr/>
@@ -15087,6 +15726,7 @@
       <w:spacing w:after="0" w:line="240" w:lineRule="auto"/>
     </w:pPr>
     <w:rPr>
+      <w:rFonts w:eastAsia="黑体"/>
       <w:color w:themeColor="text1" w:val="000000"/>
     </w:rPr>
     <w:tblPr>
@@ -15108,6 +15748,7 @@
     </w:tcPr>
     <w:tblStylePr w:type="firstRow">
       <w:rPr>
+        <w:rFonts w:eastAsia="黑体"/>
         <w:b/>
         <w:bCs/>
       </w:rPr>
@@ -15118,6 +15759,7 @@
     </w:tblStylePr>
     <w:tblStylePr w:type="lastRow">
       <w:rPr>
+        <w:rFonts w:eastAsia="黑体"/>
         <w:b/>
         <w:bCs/>
         <w:color w:themeColor="text1" w:val="000000"/>
@@ -15129,6 +15771,7 @@
     </w:tblStylePr>
     <w:tblStylePr w:type="firstCol">
       <w:rPr>
+        <w:rFonts w:eastAsia="黑体"/>
         <w:color w:themeColor="background1" w:val="FFFFFF"/>
       </w:rPr>
       <w:tblPr/>
@@ -15138,6 +15781,7 @@
     </w:tblStylePr>
     <w:tblStylePr w:type="lastCol">
       <w:rPr>
+        <w:rFonts w:eastAsia="黑体"/>
         <w:color w:themeColor="background1" w:val="FFFFFF"/>
       </w:rPr>
       <w:tblPr/>
@@ -15167,6 +15811,7 @@
       <w:spacing w:after="0" w:line="240" w:lineRule="auto"/>
     </w:pPr>
     <w:rPr>
+      <w:rFonts w:eastAsia="黑体"/>
       <w:color w:themeColor="text1" w:val="000000"/>
     </w:rPr>
     <w:tblPr>
@@ -15188,6 +15833,7 @@
     </w:tcPr>
     <w:tblStylePr w:type="firstRow">
       <w:rPr>
+        <w:rFonts w:eastAsia="黑体"/>
         <w:b/>
         <w:bCs/>
       </w:rPr>
@@ -15198,6 +15844,7 @@
     </w:tblStylePr>
     <w:tblStylePr w:type="lastRow">
       <w:rPr>
+        <w:rFonts w:eastAsia="黑体"/>
         <w:b/>
         <w:bCs/>
         <w:color w:themeColor="text1" w:val="000000"/>
@@ -15209,6 +15856,7 @@
     </w:tblStylePr>
     <w:tblStylePr w:type="firstCol">
       <w:rPr>
+        <w:rFonts w:eastAsia="黑体"/>
         <w:color w:themeColor="background1" w:val="FFFFFF"/>
       </w:rPr>
       <w:tblPr/>
@@ -15218,6 +15866,7 @@
     </w:tblStylePr>
     <w:tblStylePr w:type="lastCol">
       <w:rPr>
+        <w:rFonts w:eastAsia="黑体"/>
         <w:color w:themeColor="background1" w:val="FFFFFF"/>
       </w:rPr>
       <w:tblPr/>
@@ -15250,6 +15899,7 @@
     <w:name w:val="KeywordTok"/>
     <w:basedOn w:val="VerbatimChar"/>
     <w:rPr>
+      <w:rFonts w:eastAsia="黑体"/>
       <w:b/>
       <w:color w:val="007020"/>
     </w:rPr>
@@ -15258,6 +15908,7 @@
     <w:name w:val="DataTypeTok"/>
     <w:basedOn w:val="VerbatimChar"/>
     <w:rPr>
+      <w:rFonts w:eastAsia="黑体"/>
       <w:color w:val="902000"/>
     </w:rPr>
   </w:style>
@@ -15265,6 +15916,7 @@
     <w:name w:val="DecValTok"/>
     <w:basedOn w:val="VerbatimChar"/>
     <w:rPr>
+      <w:rFonts w:eastAsia="黑体"/>
       <w:color w:val="40a070"/>
     </w:rPr>
   </w:style>
@@ -15272,6 +15924,7 @@
     <w:name w:val="BaseNTok"/>
     <w:basedOn w:val="VerbatimChar"/>
     <w:rPr>
+      <w:rFonts w:eastAsia="黑体"/>
       <w:color w:val="40a070"/>
     </w:rPr>
   </w:style>
@@ -15279,6 +15932,7 @@
     <w:name w:val="FloatTok"/>
     <w:basedOn w:val="VerbatimChar"/>
     <w:rPr>
+      <w:rFonts w:eastAsia="黑体"/>
       <w:color w:val="40a070"/>
     </w:rPr>
   </w:style>
@@ -15286,6 +15940,7 @@
     <w:name w:val="ConstantTok"/>
     <w:basedOn w:val="VerbatimChar"/>
     <w:rPr>
+      <w:rFonts w:eastAsia="黑体"/>
       <w:color w:val="880000"/>
     </w:rPr>
   </w:style>
@@ -15293,6 +15948,7 @@
     <w:name w:val="CharTok"/>
     <w:basedOn w:val="VerbatimChar"/>
     <w:rPr>
+      <w:rFonts w:eastAsia="黑体"/>
       <w:color w:val="4070a0"/>
     </w:rPr>
   </w:style>
@@ -15300,6 +15956,7 @@
     <w:name w:val="SpecialCharTok"/>
     <w:basedOn w:val="VerbatimChar"/>
     <w:rPr>
+      <w:rFonts w:eastAsia="黑体"/>
       <w:color w:val="4070a0"/>
     </w:rPr>
   </w:style>
@@ -15307,6 +15964,7 @@
     <w:name w:val="StringTok"/>
     <w:basedOn w:val="VerbatimChar"/>
     <w:rPr>
+      <w:rFonts w:eastAsia="黑体"/>
       <w:color w:val="4070a0"/>
     </w:rPr>
   </w:style>
@@ -15314,6 +15972,7 @@
     <w:name w:val="VerbatimStringTok"/>
     <w:basedOn w:val="VerbatimChar"/>
     <w:rPr>
+      <w:rFonts w:eastAsia="黑体"/>
       <w:color w:val="4070a0"/>
     </w:rPr>
   </w:style>
@@ -15321,6 +15980,7 @@
     <w:name w:val="SpecialStringTok"/>
     <w:basedOn w:val="VerbatimChar"/>
     <w:rPr>
+      <w:rFonts w:eastAsia="黑体"/>
       <w:color w:val="bb6688"/>
     </w:rPr>
   </w:style>
@@ -15328,6 +15988,7 @@
     <w:name w:val="ImportTok"/>
     <w:basedOn w:val="VerbatimChar"/>
     <w:rPr>
+      <w:rFonts w:eastAsia="黑体"/>
       <w:b/>
       <w:color w:val="008000"/>
     </w:rPr>
@@ -15336,6 +15997,7 @@
     <w:name w:val="CommentTok"/>
     <w:basedOn w:val="VerbatimChar"/>
     <w:rPr>
+      <w:rFonts w:eastAsia="黑体"/>
       <w:i/>
       <w:color w:val="60a0b0"/>
     </w:rPr>
@@ -15344,6 +16006,7 @@
     <w:name w:val="DocumentationTok"/>
     <w:basedOn w:val="VerbatimChar"/>
     <w:rPr>
+      <w:rFonts w:eastAsia="黑体"/>
       <w:i/>
       <w:color w:val="ba2121"/>
     </w:rPr>
@@ -15352,6 +16015,7 @@
     <w:name w:val="AnnotationTok"/>
     <w:basedOn w:val="VerbatimChar"/>
     <w:rPr>
+      <w:rFonts w:eastAsia="黑体"/>
       <w:b/>
       <w:i/>
       <w:color w:val="60a0b0"/>
@@ -15361,6 +16025,7 @@
     <w:name w:val="CommentVarTok"/>
     <w:basedOn w:val="VerbatimChar"/>
     <w:rPr>
+      <w:rFonts w:eastAsia="黑体"/>
       <w:b/>
       <w:i/>
       <w:color w:val="60a0b0"/>
@@ -15370,6 +16035,7 @@
     <w:name w:val="OtherTok"/>
     <w:basedOn w:val="VerbatimChar"/>
     <w:rPr>
+      <w:rFonts w:eastAsia="黑体"/>
       <w:color w:val="007020"/>
     </w:rPr>
   </w:style>
@@ -15377,6 +16043,7 @@
     <w:name w:val="FunctionTok"/>
     <w:basedOn w:val="VerbatimChar"/>
     <w:rPr>
+      <w:rFonts w:eastAsia="黑体"/>
       <w:color w:val="06287e"/>
     </w:rPr>
   </w:style>
@@ -15384,6 +16051,7 @@
     <w:name w:val="VariableTok"/>
     <w:basedOn w:val="VerbatimChar"/>
     <w:rPr>
+      <w:rFonts w:eastAsia="黑体"/>
       <w:color w:val="19177c"/>
     </w:rPr>
   </w:style>
@@ -15391,6 +16059,7 @@
     <w:name w:val="ControlFlowTok"/>
     <w:basedOn w:val="VerbatimChar"/>
     <w:rPr>
+      <w:rFonts w:eastAsia="黑体"/>
       <w:b/>
       <w:color w:val="007020"/>
     </w:rPr>
@@ -15399,6 +16068,7 @@
     <w:name w:val="OperatorTok"/>
     <w:basedOn w:val="VerbatimChar"/>
     <w:rPr>
+      <w:rFonts w:eastAsia="黑体"/>
       <w:color w:val="666666"/>
     </w:rPr>
   </w:style>
@@ -15406,18 +16076,22 @@
     <w:name w:val="BuiltInTok"/>
     <w:basedOn w:val="VerbatimChar"/>
     <w:rPr>
+      <w:rFonts w:eastAsia="黑体"/>
       <w:color w:val="008000"/>
     </w:rPr>
   </w:style>
   <w:style w:type="character" w:customStyle="1" w:styleId="ExtensionTok">
     <w:name w:val="ExtensionTok"/>
     <w:basedOn w:val="VerbatimChar"/>
-    <w:rPr/>
+    <w:rPr>
+      <w:rFonts w:eastAsia="黑体"/>
+    </w:rPr>
   </w:style>
   <w:style w:type="character" w:customStyle="1" w:styleId="PreprocessorTok">
     <w:name w:val="PreprocessorTok"/>
     <w:basedOn w:val="VerbatimChar"/>
     <w:rPr>
+      <w:rFonts w:eastAsia="黑体"/>
       <w:color w:val="bc7a00"/>
     </w:rPr>
   </w:style>
@@ -15425,18 +16099,22 @@
     <w:name w:val="AttributeTok"/>
     <w:basedOn w:val="VerbatimChar"/>
     <w:rPr>
+      <w:rFonts w:eastAsia="黑体"/>
       <w:color w:val="7d9029"/>
     </w:rPr>
   </w:style>
   <w:style w:type="character" w:customStyle="1" w:styleId="RegionMarkerTok">
     <w:name w:val="RegionMarkerTok"/>
     <w:basedOn w:val="VerbatimChar"/>
-    <w:rPr/>
+    <w:rPr>
+      <w:rFonts w:eastAsia="黑体"/>
+    </w:rPr>
   </w:style>
   <w:style w:type="character" w:customStyle="1" w:styleId="InformationTok">
     <w:name w:val="InformationTok"/>
     <w:basedOn w:val="VerbatimChar"/>
     <w:rPr>
+      <w:rFonts w:eastAsia="黑体"/>
       <w:b/>
       <w:i/>
       <w:color w:val="60a0b0"/>
@@ -15446,6 +16124,7 @@
     <w:name w:val="WarningTok"/>
     <w:basedOn w:val="VerbatimChar"/>
     <w:rPr>
+      <w:rFonts w:eastAsia="黑体"/>
       <w:b/>
       <w:i/>
       <w:color w:val="60a0b0"/>
@@ -15455,6 +16134,7 @@
     <w:name w:val="AlertTok"/>
     <w:basedOn w:val="VerbatimChar"/>
     <w:rPr>
+      <w:rFonts w:eastAsia="黑体"/>
       <w:b/>
       <w:color w:val="ff0000"/>
     </w:rPr>
@@ -15463,6 +16143,7 @@
     <w:name w:val="ErrorTok"/>
     <w:basedOn w:val="VerbatimChar"/>
     <w:rPr>
+      <w:rFonts w:eastAsia="黑体"/>
       <w:b/>
       <w:color w:val="ff0000"/>
     </w:rPr>
@@ -15470,7 +16151,9 @@
   <w:style w:type="character" w:customStyle="1" w:styleId="NormalTok">
     <w:name w:val="NormalTok"/>
     <w:basedOn w:val="VerbatimChar"/>
-    <w:rPr/>
+    <w:rPr>
+      <w:rFonts w:eastAsia="黑体"/>
+    </w:rPr>
   </w:style>
 </w:styles>
 </file>
@@ -15519,12 +16202,12 @@
     <a:fontScheme name="Office">
       <a:majorFont>
         <a:latin typeface="Calibri"/>
-        <a:ea typeface=""/>
+        <a:ea typeface="黑体"/>
         <a:cs typeface=""/>
         <a:font script="Jpan" typeface="ＭＳ ゴシック"/>
         <a:font script="Hang" typeface="맑은 고딕"/>
-        <a:font script="Hans" typeface="宋体"/>
-        <a:font script="Hant" typeface="新細明體"/>
+        <a:font script="Hans" typeface="黑体"/>
+        <a:font script="Hant" typeface="黑体"/>
         <a:font script="Arab" typeface="Times New Roman"/>
         <a:font script="Hebr" typeface="Times New Roman"/>
         <a:font script="Thai" typeface="Angsana New"/>
@@ -15554,12 +16237,12 @@
       </a:majorFont>
       <a:minorFont>
         <a:latin typeface="Cambria"/>
-        <a:ea typeface=""/>
+        <a:ea typeface="黑体"/>
         <a:cs typeface=""/>
         <a:font script="Jpan" typeface="ＭＳ 明朝"/>
         <a:font script="Hang" typeface="맑은 고딕"/>
-        <a:font script="Hans" typeface="宋体"/>
-        <a:font script="Hant" typeface="新細明體"/>
+        <a:font script="Hans" typeface="黑体"/>
+        <a:font script="Hant" typeface="黑体"/>
         <a:font script="Arab" typeface="Arial"/>
         <a:font script="Hebr" typeface="Arial"/>
         <a:font script="Thai" typeface="Cordia New"/>

--- a/01-电源电路/01-线性稳压电路/固定输出三端稳压电路/固定输出三端稳压电路.docx
+++ b/01-电源电路/01-线性稳压电路/固定输出三端稳压电路/固定输出三端稳压电路.docx
@@ -3131,7 +3131,7 @@
           <w:color w:val="555555"/>
           <w:sz w:val="21"/>
         </w:rPr>
-        <w:t>材料收集者：杜文杰，WX手机：19519196569，QQ:3478827729</w:t>
+        <w:t>材料收集者：杜文杰，微信/手机：19519196569，QQ:3478827729</w:t>
       </w:r>
     </w:p>
     <w:sectPr>
